--- a/H1N1_WSU/dsa_WSU_Turing.docx
+++ b/H1N1_WSU/dsa_WSU_Turing.docx
@@ -52,7 +52,42 @@
         <w:pStyle w:val="FirstParagraph"/>
       </w:pPr>
       <w:r>
-        <w:t xml:space="preserve">In this example, we use a discrete-time SIR model and Turing.jl to infer key epidemiological parameters from a dataset. This dataset originates from a study conducted on the H1N1 outbreak at Washington State University (WSU) in 2009, recording the number of daily cases over a period of 105 days. The dataset was obtained from</w:t>
+        <w:t xml:space="preserve">In this example, we use a discrete-time SIR model and Turing.jl to infer the susceptible population</w:t>
+      </w:r>
+      <w:r>
+        <w:t xml:space="preserve"> </w:t>
+      </w:r>
+      <m:oMath>
+        <m:r>
+          <m:t>N</m:t>
+        </m:r>
+      </m:oMath>
+      <w:r>
+        <w:t xml:space="preserve">, the transmission rate (</w:t>
+      </w:r>
+      <m:oMath>
+        <m:r>
+          <m:t>β</m:t>
+        </m:r>
+      </m:oMath>
+      <w:r>
+        <w:t xml:space="preserve">), recovery-rate parameter (</w:t>
+      </w:r>
+      <m:oMath>
+        <m:r>
+          <m:t>γ</m:t>
+        </m:r>
+      </m:oMath>
+      <w:r>
+        <w:t xml:space="preserve">), and the initial infected proportion (</w:t>
+      </w:r>
+      <m:oMath>
+        <m:r>
+          <m:t>ρ</m:t>
+        </m:r>
+      </m:oMath>
+      <w:r>
+        <w:t xml:space="preserve">) from line-list data. This dataset originates from a study conducted on the H1N1 outbreak at Washington State University (WSU) in 2009, recording the number of daily cases over a period of 105 days. The dataset was obtained from</w:t>
       </w:r>
       <w:r>
         <w:t xml:space="preserve"> </w:t>
@@ -66,7 +101,44 @@
         </w:r>
       </w:hyperlink>
       <w:r>
-        <w:t xml:space="preserve">. They modified the original raw data, that only included daily counts of new infections, by reconstructing individual infection times from the daily case counts and generating individual recovery times from a Gamma distribution fitted to the recovery process. The resulting dataset (WSU.csv) contains individual-level infection times (first column) and recovery times (second column) for 2,276 cases, including 10 individuals whose recovery occurred after the 105-day observation window and are therefore treated as right-censored.</w:t>
+        <w:t xml:space="preserve">. The original raw data only included daily counts of new infections; KhudaBukhsh et al. reconstructed individual infection times from those counts and generated individual recovery times by sampling from an exponential distribution with rate</w:t>
+      </w:r>
+      <w:r>
+        <w:t xml:space="preserve"> </w:t>
+      </w:r>
+      <m:oMath>
+        <m:r>
+          <m:t>γ</m:t>
+        </m:r>
+      </m:oMath>
+      <w:r>
+        <w:t xml:space="preserve"> </w:t>
+      </w:r>
+      <w:r>
+        <w:t xml:space="preserve">fixed at</w:t>
+      </w:r>
+      <w:r>
+        <w:t xml:space="preserve"> </w:t>
+      </w:r>
+      <m:oMath>
+        <m:r>
+          <m:t>1</m:t>
+        </m:r>
+        <m:r>
+          <m:rPr>
+            <m:sty m:val="p"/>
+          </m:rPr>
+          <m:t>/</m:t>
+        </m:r>
+        <m:r>
+          <m:t>5.5</m:t>
+        </m:r>
+      </m:oMath>
+      <w:r>
+        <w:t xml:space="preserve"> </w:t>
+      </w:r>
+      <w:r>
+        <w:t xml:space="preserve">per day, the mean of prior infectious-period estimates. The resulting dataset (WSU.csv) contains individual-level infection times (first column) and recovery times (second column) for 2,276 cases, including 10 individuals whose recovery occurred after the 105-day observation window and are therefore treated as right-censored.</w:t>
       </w:r>
     </w:p>
     <w:bookmarkEnd w:id="21"/>
@@ -2146,6 +2218,18 @@
         <w:rPr>
           <w:rStyle w:val="FunctionTok"/>
         </w:rPr>
+        <w:t xml:space="preserve">clamp</w:t>
+      </w:r>
+      <w:r>
+        <w:rPr>
+          <w:rStyle w:val="NormalTok"/>
+        </w:rPr>
+        <w:t xml:space="preserve">.(</w:t>
+      </w:r>
+      <w:r>
+        <w:rPr>
+          <w:rStyle w:val="FunctionTok"/>
+        </w:rPr>
         <w:t xml:space="preserve">round</w:t>
       </w:r>
       <w:r>
@@ -2164,7 +2248,61 @@
         <w:rPr>
           <w:rStyle w:val="NormalTok"/>
         </w:rPr>
-        <w:t xml:space="preserve">, ti)</w:t>
+        <w:t xml:space="preserve">, ti) </w:t>
+      </w:r>
+      <w:r>
+        <w:rPr>
+          <w:rStyle w:val="OperatorTok"/>
+        </w:rPr>
+        <w:t xml:space="preserve">.+</w:t>
+      </w:r>
+      <w:r>
+        <w:rPr>
+          <w:rStyle w:val="NormalTok"/>
+        </w:rPr>
+        <w:t xml:space="preserve"> </w:t>
+      </w:r>
+      <w:r>
+        <w:rPr>
+          <w:rStyle w:val="FloatTok"/>
+        </w:rPr>
+        <w:t xml:space="preserve">1</w:t>
+      </w:r>
+      <w:r>
+        <w:rPr>
+          <w:rStyle w:val="NormalTok"/>
+        </w:rPr>
+        <w:t xml:space="preserve">, </w:t>
+      </w:r>
+      <w:r>
+        <w:rPr>
+          <w:rStyle w:val="FloatTok"/>
+        </w:rPr>
+        <w:t xml:space="preserve">1</w:t>
+      </w:r>
+      <w:r>
+        <w:rPr>
+          <w:rStyle w:val="NormalTok"/>
+        </w:rPr>
+        <w:t xml:space="preserve">, </w:t>
+      </w:r>
+      <w:r>
+        <w:rPr>
+          <w:rStyle w:val="FloatTok"/>
+        </w:rPr>
+        <w:t xml:space="preserve">1_000_000</w:t>
+      </w:r>
+      <w:r>
+        <w:rPr>
+          <w:rStyle w:val="NormalTok"/>
+        </w:rPr>
+        <w:t xml:space="preserve">) </w:t>
+      </w:r>
+      <w:r>
+        <w:rPr>
+          <w:rStyle w:val="CommentTok"/>
+        </w:rPr>
+        <w:t xml:space="preserve">#So day 0 isn't dropped</w:t>
       </w:r>
       <w:r>
         <w:br/>
@@ -2335,6 +2473,30 @@
         <w:rPr>
           <w:rStyle w:val="FunctionTok"/>
         </w:rPr>
+        <w:t xml:space="preserve">max</w:t>
+      </w:r>
+      <w:r>
+        <w:rPr>
+          <w:rStyle w:val="NormalTok"/>
+        </w:rPr>
+        <w:t xml:space="preserve">.(</w:t>
+      </w:r>
+      <w:r>
+        <w:rPr>
+          <w:rStyle w:val="FloatTok"/>
+        </w:rPr>
+        <w:t xml:space="preserve">1</w:t>
+      </w:r>
+      <w:r>
+        <w:rPr>
+          <w:rStyle w:val="NormalTok"/>
+        </w:rPr>
+        <w:t xml:space="preserve">, </w:t>
+      </w:r>
+      <w:r>
+        <w:rPr>
+          <w:rStyle w:val="FunctionTok"/>
+        </w:rPr>
         <w:t xml:space="preserve">round</w:t>
       </w:r>
       <w:r>
@@ -2353,7 +2515,58 @@
         <w:rPr>
           <w:rStyle w:val="NormalTok"/>
         </w:rPr>
-        <w:t xml:space="preserve">, delta)</w:t>
+        <w:t xml:space="preserve">, delta))</w:t>
+      </w:r>
+      <w:r>
+        <w:br/>
+      </w:r>
+      <w:r>
+        <w:rPr>
+          <w:rStyle w:val="NormalTok"/>
+        </w:rPr>
+        <w:t xml:space="preserve">    </w:t>
+      </w:r>
+      <w:r>
+        <w:rPr>
+          <w:rStyle w:val="PreprocessorTok"/>
+        </w:rPr>
+        <w:t xml:space="preserve">@assert</w:t>
+      </w:r>
+      <w:r>
+        <w:rPr>
+          <w:rStyle w:val="NormalTok"/>
+        </w:rPr>
+        <w:t xml:space="preserve"> </w:t>
+      </w:r>
+      <w:r>
+        <w:rPr>
+          <w:rStyle w:val="FunctionTok"/>
+        </w:rPr>
+        <w:t xml:space="preserve">sum</w:t>
+      </w:r>
+      <w:r>
+        <w:rPr>
+          <w:rStyle w:val="NormalTok"/>
+        </w:rPr>
+        <w:t xml:space="preserve">(th) </w:t>
+      </w:r>
+      <w:r>
+        <w:rPr>
+          <w:rStyle w:val="OperatorTok"/>
+        </w:rPr>
+        <w:t xml:space="preserve">==</w:t>
+      </w:r>
+      <w:r>
+        <w:rPr>
+          <w:rStyle w:val="NormalTok"/>
+        </w:rPr>
+        <w:t xml:space="preserve"> K </w:t>
+      </w:r>
+      <w:r>
+        <w:rPr>
+          <w:rStyle w:val="StringTok"/>
+        </w:rPr>
+        <w:t xml:space="preserve">"sum(th) must equal K, check infection day discretisation"</w:t>
       </w:r>
       <w:r>
         <w:br/>
@@ -4188,7 +4401,7 @@
         <w:rPr>
           <w:rStyle w:val="OperatorTok"/>
         </w:rPr>
-        <w:t xml:space="preserve">/</w:t>
+        <w:t xml:space="preserve">./</w:t>
       </w:r>
       <w:r>
         <w:rPr>
@@ -4200,7 +4413,7 @@
         <w:rPr>
           <w:rStyle w:val="CommentTok"/>
         </w:rPr>
-        <w:t xml:space="preserve"># Normalise frequencies to sum to 1</w:t>
+        <w:t xml:space="preserve"># Normalise frequencies</w:t>
       </w:r>
       <w:r>
         <w:br/>
@@ -4216,6 +4429,12 @@
           <w:rStyle w:val="ControlFlowTok"/>
         </w:rPr>
         <w:t xml:space="preserve">end</w:t>
+      </w:r>
+      <w:r>
+        <w:rPr>
+          <w:rStyle w:val="NormalTok"/>
+        </w:rPr>
+        <w:t xml:space="preserve"> </w:t>
       </w:r>
       <w:r>
         <w:br/>
@@ -4368,31 +4587,55 @@
         <w:rPr>
           <w:rStyle w:val="FloatTok"/>
         </w:rPr>
+        <w:t xml:space="preserve">0</w:t>
+      </w:r>
+      <w:r>
+        <w:rPr>
+          <w:rStyle w:val="OperatorTok"/>
+        </w:rPr>
+        <w:t xml:space="preserve">:</w:t>
+      </w:r>
+      <w:r>
+        <w:rPr>
+          <w:rStyle w:val="NormalTok"/>
+        </w:rPr>
+        <w:t xml:space="preserve">(real_data[</w:t>
+      </w:r>
+      <w:r>
+        <w:rPr>
+          <w:rStyle w:val="OperatorTok"/>
+        </w:rPr>
+        <w:t xml:space="preserve">:</w:t>
+      </w:r>
+      <w:r>
+        <w:rPr>
+          <w:rStyle w:val="NormalTok"/>
+        </w:rPr>
+        <w:t xml:space="preserve">nsteps] </w:t>
+      </w:r>
+      <w:r>
+        <w:rPr>
+          <w:rStyle w:val="OperatorTok"/>
+        </w:rPr>
+        <w:t xml:space="preserve">-</w:t>
+      </w:r>
+      <w:r>
+        <w:rPr>
+          <w:rStyle w:val="NormalTok"/>
+        </w:rPr>
+        <w:t xml:space="preserve"> </w:t>
+      </w:r>
+      <w:r>
+        <w:rPr>
+          <w:rStyle w:val="FloatTok"/>
+        </w:rPr>
         <w:t xml:space="preserve">1</w:t>
       </w:r>
       <w:r>
         <w:rPr>
-          <w:rStyle w:val="OperatorTok"/>
-        </w:rPr>
-        <w:t xml:space="preserve">:</w:t>
-      </w:r>
-      <w:r>
-        <w:rPr>
-          <w:rStyle w:val="NormalTok"/>
-        </w:rPr>
-        <w:t xml:space="preserve">real_data[</w:t>
-      </w:r>
-      <w:r>
-        <w:rPr>
-          <w:rStyle w:val="OperatorTok"/>
-        </w:rPr>
-        <w:t xml:space="preserve">:</w:t>
-      </w:r>
-      <w:r>
-        <w:rPr>
-          <w:rStyle w:val="NormalTok"/>
-        </w:rPr>
-        <w:t xml:space="preserve">nsteps], real_data[</w:t>
+          <w:rStyle w:val="NormalTok"/>
+        </w:rPr>
+        <w:t xml:space="preserve">), real_data[</w:t>
       </w:r>
       <w:r>
         <w:rPr>
@@ -4588,7 +4831,7 @@
         <w:rPr>
           <w:rStyle w:val="VerbatimChar"/>
         </w:rPr>
-        <w:t xml:space="preserve">Peak infections: 149 at time step 18</w:t>
+        <w:t xml:space="preserve">Peak infections: 149 at time step 19</w:t>
       </w:r>
     </w:p>
     <w:bookmarkEnd w:id="29"/>
@@ -4641,13 +4884,22 @@
         <w:rPr>
           <w:rStyle w:val="FunctionTok"/>
         </w:rPr>
-        <w:t xml:space="preserve">dsa_discrete_turing_multinomial</w:t>
-      </w:r>
-      <w:r>
-        <w:rPr>
-          <w:rStyle w:val="NormalTok"/>
-        </w:rPr>
-        <w:t xml:space="preserve">(N</w:t>
+        <w:t xml:space="preserve">dsa_discrete_turing_multinomial_inferN</w:t>
+      </w:r>
+      <w:r>
+        <w:rPr>
+          <w:rStyle w:val="NormalTok"/>
+        </w:rPr>
+        <w:t xml:space="preserve">(</w:t>
+      </w:r>
+      <w:r>
+        <w:br/>
+      </w:r>
+      <w:r>
+        <w:rPr>
+          <w:rStyle w:val="NormalTok"/>
+        </w:rPr>
+        <w:t xml:space="preserve">                                   N_max</w:t>
       </w:r>
       <w:r>
         <w:rPr>
@@ -4665,22 +4917,22 @@
         <w:rPr>
           <w:rStyle w:val="NormalTok"/>
         </w:rPr>
-        <w:t xml:space="preserve">,     </w:t>
+        <w:t xml:space="preserve">,              </w:t>
       </w:r>
       <w:r>
         <w:rPr>
           <w:rStyle w:val="CommentTok"/>
         </w:rPr>
-        <w:t xml:space="preserve"># Initial susceptibles </w:t>
-      </w:r>
-      <w:r>
-        <w:br/>
-      </w:r>
-      <w:r>
-        <w:rPr>
-          <w:rStyle w:val="NormalTok"/>
-        </w:rPr>
-        <w:t xml:space="preserve">                                   M</w:t>
+        <w:t xml:space="preserve"># Upper bound for susceptible population (e.g. total student body)</w:t>
+      </w:r>
+      <w:r>
+        <w:br/>
+      </w:r>
+      <w:r>
+        <w:rPr>
+          <w:rStyle w:val="NormalTok"/>
+        </w:rPr>
+        <w:t xml:space="preserve">                                   nsteps</w:t>
       </w:r>
       <w:r>
         <w:rPr>
@@ -4698,22 +4950,55 @@
         <w:rPr>
           <w:rStyle w:val="NormalTok"/>
         </w:rPr>
+        <w:t xml:space="preserve">,             </w:t>
+      </w:r>
+      <w:r>
+        <w:rPr>
+          <w:rStyle w:val="CommentTok"/>
+        </w:rPr>
+        <w:t xml:space="preserve"># Number of time steps</w:t>
+      </w:r>
+      <w:r>
+        <w:br/>
+      </w:r>
+      <w:r>
+        <w:rPr>
+          <w:rStyle w:val="NormalTok"/>
+        </w:rPr>
+        <w:t xml:space="preserve">                                   K</w:t>
+      </w:r>
+      <w:r>
+        <w:rPr>
+          <w:rStyle w:val="OperatorTok"/>
+        </w:rPr>
+        <w:t xml:space="preserve">::</w:t>
+      </w:r>
+      <w:r>
+        <w:rPr>
+          <w:rStyle w:val="DataTypeTok"/>
+        </w:rPr>
+        <w:t xml:space="preserve">Int</w:t>
+      </w:r>
+      <w:r>
+        <w:rPr>
+          <w:rStyle w:val="NormalTok"/>
+        </w:rPr>
         <w:t xml:space="preserve">,                  </w:t>
       </w:r>
       <w:r>
         <w:rPr>
           <w:rStyle w:val="CommentTok"/>
         </w:rPr>
-        <w:t xml:space="preserve"># Initial infected </w:t>
-      </w:r>
-      <w:r>
-        <w:br/>
-      </w:r>
-      <w:r>
-        <w:rPr>
-          <w:rStyle w:val="NormalTok"/>
-        </w:rPr>
-        <w:t xml:space="preserve">                                   nsteps</w:t>
+        <w:t xml:space="preserve"># Observed total infections</w:t>
+      </w:r>
+      <w:r>
+        <w:br/>
+      </w:r>
+      <w:r>
+        <w:rPr>
+          <w:rStyle w:val="NormalTok"/>
+        </w:rPr>
+        <w:t xml:space="preserve">                                   th</w:t>
       </w:r>
       <w:r>
         <w:rPr>
@@ -4725,28 +5010,28 @@
         <w:rPr>
           <w:rStyle w:val="DataTypeTok"/>
         </w:rPr>
-        <w:t xml:space="preserve">Int</w:t>
-      </w:r>
-      <w:r>
-        <w:rPr>
-          <w:rStyle w:val="NormalTok"/>
-        </w:rPr>
-        <w:t xml:space="preserve">,             </w:t>
+        <w:t xml:space="preserve">Vector{Int}</w:t>
+      </w:r>
+      <w:r>
+        <w:rPr>
+          <w:rStyle w:val="NormalTok"/>
+        </w:rPr>
+        <w:t xml:space="preserve">,         </w:t>
       </w:r>
       <w:r>
         <w:rPr>
           <w:rStyle w:val="CommentTok"/>
         </w:rPr>
-        <w:t xml:space="preserve"># Number of time steps</w:t>
-      </w:r>
-      <w:r>
-        <w:br/>
-      </w:r>
-      <w:r>
-        <w:rPr>
-          <w:rStyle w:val="NormalTok"/>
-        </w:rPr>
-        <w:t xml:space="preserve">                                   K</w:t>
+        <w:t xml:space="preserve"># Histogram of infection times</w:t>
+      </w:r>
+      <w:r>
+        <w:br/>
+      </w:r>
+      <w:r>
+        <w:rPr>
+          <w:rStyle w:val="NormalTok"/>
+        </w:rPr>
+        <w:t xml:space="preserve">                                   delta</w:t>
       </w:r>
       <w:r>
         <w:rPr>
@@ -4758,28 +5043,28 @@
         <w:rPr>
           <w:rStyle w:val="DataTypeTok"/>
         </w:rPr>
-        <w:t xml:space="preserve">Int</w:t>
-      </w:r>
-      <w:r>
-        <w:rPr>
-          <w:rStyle w:val="NormalTok"/>
-        </w:rPr>
-        <w:t xml:space="preserve">,                  </w:t>
+        <w:t xml:space="preserve">Vector{Int}</w:t>
+      </w:r>
+      <w:r>
+        <w:rPr>
+          <w:rStyle w:val="NormalTok"/>
+        </w:rPr>
+        <w:t xml:space="preserve">,      </w:t>
       </w:r>
       <w:r>
         <w:rPr>
           <w:rStyle w:val="CommentTok"/>
         </w:rPr>
-        <w:t xml:space="preserve"># Observed total infections</w:t>
-      </w:r>
-      <w:r>
-        <w:br/>
-      </w:r>
-      <w:r>
-        <w:rPr>
-          <w:rStyle w:val="NormalTok"/>
-        </w:rPr>
-        <w:t xml:space="preserve">                                   th</w:t>
+        <w:t xml:space="preserve"># Observed recovery intervals</w:t>
+      </w:r>
+      <w:r>
+        <w:br/>
+      </w:r>
+      <w:r>
+        <w:rPr>
+          <w:rStyle w:val="NormalTok"/>
+        </w:rPr>
+        <w:t xml:space="preserve">                                   cens</w:t>
       </w:r>
       <w:r>
         <w:rPr>
@@ -4791,73 +5076,343 @@
         <w:rPr>
           <w:rStyle w:val="DataTypeTok"/>
         </w:rPr>
-        <w:t xml:space="preserve">Vector{Int}</w:t>
-      </w:r>
-      <w:r>
-        <w:rPr>
-          <w:rStyle w:val="NormalTok"/>
-        </w:rPr>
-        <w:t xml:space="preserve">,         </w:t>
+        <w:t xml:space="preserve">Vector{Bool}</w:t>
+      </w:r>
+      <w:r>
+        <w:rPr>
+          <w:rStyle w:val="NormalTok"/>
+        </w:rPr>
+        <w:t xml:space="preserve">)      </w:t>
       </w:r>
       <w:r>
         <w:rPr>
           <w:rStyle w:val="CommentTok"/>
         </w:rPr>
-        <w:t xml:space="preserve"># Histogram of infection times</w:t>
-      </w:r>
-      <w:r>
-        <w:br/>
-      </w:r>
-      <w:r>
-        <w:rPr>
-          <w:rStyle w:val="NormalTok"/>
-        </w:rPr>
-        <w:t xml:space="preserve">                                   delta</w:t>
-      </w:r>
-      <w:r>
-        <w:rPr>
-          <w:rStyle w:val="OperatorTok"/>
-        </w:rPr>
-        <w:t xml:space="preserve">::</w:t>
-      </w:r>
-      <w:r>
-        <w:rPr>
-          <w:rStyle w:val="DataTypeTok"/>
-        </w:rPr>
-        <w:t xml:space="preserve">Vector{Int}</w:t>
-      </w:r>
-      <w:r>
-        <w:rPr>
-          <w:rStyle w:val="NormalTok"/>
-        </w:rPr>
-        <w:t xml:space="preserve">,      </w:t>
+        <w:t xml:space="preserve"># Censoring (true=right-censored)</w:t>
+      </w:r>
+      <w:r>
+        <w:br/>
+      </w:r>
+      <w:r>
+        <w:rPr>
+          <w:rStyle w:val="NormalTok"/>
+        </w:rPr>
+        <w:t xml:space="preserve">    </w:t>
+      </w:r>
+      <w:r>
+        <w:br/>
+      </w:r>
+      <w:r>
+        <w:rPr>
+          <w:rStyle w:val="NormalTok"/>
+        </w:rPr>
+        <w:t xml:space="preserve">    </w:t>
       </w:r>
       <w:r>
         <w:rPr>
           <w:rStyle w:val="CommentTok"/>
         </w:rPr>
-        <w:t xml:space="preserve"># Observed recovery intervals</w:t>
-      </w:r>
-      <w:r>
-        <w:br/>
-      </w:r>
-      <w:r>
-        <w:rPr>
-          <w:rStyle w:val="NormalTok"/>
-        </w:rPr>
-        <w:t xml:space="preserve">                                   cens</w:t>
-      </w:r>
-      <w:r>
-        <w:rPr>
-          <w:rStyle w:val="OperatorTok"/>
-        </w:rPr>
-        <w:t xml:space="preserve">::</w:t>
-      </w:r>
-      <w:r>
-        <w:rPr>
-          <w:rStyle w:val="DataTypeTok"/>
-        </w:rPr>
-        <w:t xml:space="preserve">Vector{Bool}</w:t>
+        <w:t xml:space="preserve"># Priors for model parameters</w:t>
+      </w:r>
+      <w:r>
+        <w:br/>
+      </w:r>
+      <w:r>
+        <w:rPr>
+          <w:rStyle w:val="NormalTok"/>
+        </w:rPr>
+        <w:t xml:space="preserve">    N </w:t>
+      </w:r>
+      <w:r>
+        <w:rPr>
+          <w:rStyle w:val="OperatorTok"/>
+        </w:rPr>
+        <w:t xml:space="preserve">~</w:t>
+      </w:r>
+      <w:r>
+        <w:rPr>
+          <w:rStyle w:val="NormalTok"/>
+        </w:rPr>
+        <w:t xml:space="preserve"> </w:t>
+      </w:r>
+      <w:r>
+        <w:rPr>
+          <w:rStyle w:val="FunctionTok"/>
+        </w:rPr>
+        <w:t xml:space="preserve">DiscreteUniform</w:t>
+      </w:r>
+      <w:r>
+        <w:rPr>
+          <w:rStyle w:val="NormalTok"/>
+        </w:rPr>
+        <w:t xml:space="preserve">(K </w:t>
+      </w:r>
+      <w:r>
+        <w:rPr>
+          <w:rStyle w:val="OperatorTok"/>
+        </w:rPr>
+        <w:t xml:space="preserve">+</w:t>
+      </w:r>
+      <w:r>
+        <w:rPr>
+          <w:rStyle w:val="NormalTok"/>
+        </w:rPr>
+        <w:t xml:space="preserve"> </w:t>
+      </w:r>
+      <w:r>
+        <w:rPr>
+          <w:rStyle w:val="FloatTok"/>
+        </w:rPr>
+        <w:t xml:space="preserve">1</w:t>
+      </w:r>
+      <w:r>
+        <w:rPr>
+          <w:rStyle w:val="NormalTok"/>
+        </w:rPr>
+        <w:t xml:space="preserve">, N_max)   </w:t>
+      </w:r>
+      <w:r>
+        <w:rPr>
+          <w:rStyle w:val="CommentTok"/>
+        </w:rPr>
+        <w:t xml:space="preserve"># Susceptible pool</w:t>
+      </w:r>
+      <w:r>
+        <w:br/>
+      </w:r>
+      <w:r>
+        <w:rPr>
+          <w:rStyle w:val="NormalTok"/>
+        </w:rPr>
+        <w:t xml:space="preserve">    β </w:t>
+      </w:r>
+      <w:r>
+        <w:rPr>
+          <w:rStyle w:val="OperatorTok"/>
+        </w:rPr>
+        <w:t xml:space="preserve">~</w:t>
+      </w:r>
+      <w:r>
+        <w:rPr>
+          <w:rStyle w:val="NormalTok"/>
+        </w:rPr>
+        <w:t xml:space="preserve"> </w:t>
+      </w:r>
+      <w:r>
+        <w:rPr>
+          <w:rStyle w:val="FunctionTok"/>
+        </w:rPr>
+        <w:t xml:space="preserve">Uniform</w:t>
+      </w:r>
+      <w:r>
+        <w:rPr>
+          <w:rStyle w:val="NormalTok"/>
+        </w:rPr>
+        <w:t xml:space="preserve">(</w:t>
+      </w:r>
+      <w:r>
+        <w:rPr>
+          <w:rStyle w:val="FloatTok"/>
+        </w:rPr>
+        <w:t xml:space="preserve">0.01</w:t>
+      </w:r>
+      <w:r>
+        <w:rPr>
+          <w:rStyle w:val="NormalTok"/>
+        </w:rPr>
+        <w:t xml:space="preserve">, </w:t>
+      </w:r>
+      <w:r>
+        <w:rPr>
+          <w:rStyle w:val="FloatTok"/>
+        </w:rPr>
+        <w:t xml:space="preserve">5.0</w:t>
+      </w:r>
+      <w:r>
+        <w:rPr>
+          <w:rStyle w:val="NormalTok"/>
+        </w:rPr>
+        <w:t xml:space="preserve">)   </w:t>
+      </w:r>
+      <w:r>
+        <w:rPr>
+          <w:rStyle w:val="CommentTok"/>
+        </w:rPr>
+        <w:t xml:space="preserve"># Transmission rate </w:t>
+      </w:r>
+      <w:r>
+        <w:br/>
+      </w:r>
+      <w:r>
+        <w:rPr>
+          <w:rStyle w:val="NormalTok"/>
+        </w:rPr>
+        <w:t xml:space="preserve">    γ </w:t>
+      </w:r>
+      <w:r>
+        <w:rPr>
+          <w:rStyle w:val="OperatorTok"/>
+        </w:rPr>
+        <w:t xml:space="preserve">~</w:t>
+      </w:r>
+      <w:r>
+        <w:rPr>
+          <w:rStyle w:val="NormalTok"/>
+        </w:rPr>
+        <w:t xml:space="preserve"> </w:t>
+      </w:r>
+      <w:r>
+        <w:rPr>
+          <w:rStyle w:val="FunctionTok"/>
+        </w:rPr>
+        <w:t xml:space="preserve">truncated</w:t>
+      </w:r>
+      <w:r>
+        <w:rPr>
+          <w:rStyle w:val="NormalTok"/>
+        </w:rPr>
+        <w:t xml:space="preserve">(</w:t>
+      </w:r>
+      <w:r>
+        <w:rPr>
+          <w:rStyle w:val="FunctionTok"/>
+        </w:rPr>
+        <w:t xml:space="preserve">LogNormal</w:t>
+      </w:r>
+      <w:r>
+        <w:rPr>
+          <w:rStyle w:val="NormalTok"/>
+        </w:rPr>
+        <w:t xml:space="preserve">(</w:t>
+      </w:r>
+      <w:r>
+        <w:rPr>
+          <w:rStyle w:val="FunctionTok"/>
+        </w:rPr>
+        <w:t xml:space="preserve">log</w:t>
+      </w:r>
+      <w:r>
+        <w:rPr>
+          <w:rStyle w:val="NormalTok"/>
+        </w:rPr>
+        <w:t xml:space="preserve">(</w:t>
+      </w:r>
+      <w:r>
+        <w:rPr>
+          <w:rStyle w:val="FloatTok"/>
+        </w:rPr>
+        <w:t xml:space="preserve">1</w:t>
+      </w:r>
+      <w:r>
+        <w:rPr>
+          <w:rStyle w:val="OperatorTok"/>
+        </w:rPr>
+        <w:t xml:space="preserve">/</w:t>
+      </w:r>
+      <w:r>
+        <w:rPr>
+          <w:rStyle w:val="FloatTok"/>
+        </w:rPr>
+        <w:t xml:space="preserve">5.5</w:t>
+      </w:r>
+      <w:r>
+        <w:rPr>
+          <w:rStyle w:val="NormalTok"/>
+        </w:rPr>
+        <w:t xml:space="preserve">), </w:t>
+      </w:r>
+      <w:r>
+        <w:rPr>
+          <w:rStyle w:val="FloatTok"/>
+        </w:rPr>
+        <w:t xml:space="preserve">0.3</w:t>
+      </w:r>
+      <w:r>
+        <w:rPr>
+          <w:rStyle w:val="NormalTok"/>
+        </w:rPr>
+        <w:t xml:space="preserve">), </w:t>
+      </w:r>
+      <w:r>
+        <w:rPr>
+          <w:rStyle w:val="FloatTok"/>
+        </w:rPr>
+        <w:t xml:space="preserve">0.01</w:t>
+      </w:r>
+      <w:r>
+        <w:rPr>
+          <w:rStyle w:val="NormalTok"/>
+        </w:rPr>
+        <w:t xml:space="preserve">, </w:t>
+      </w:r>
+      <w:r>
+        <w:rPr>
+          <w:rStyle w:val="FloatTok"/>
+        </w:rPr>
+        <w:t xml:space="preserve">1.0</w:t>
+      </w:r>
+      <w:r>
+        <w:rPr>
+          <w:rStyle w:val="NormalTok"/>
+        </w:rPr>
+        <w:t xml:space="preserve">)   </w:t>
+      </w:r>
+      <w:r>
+        <w:rPr>
+          <w:rStyle w:val="CommentTok"/>
+        </w:rPr>
+        <w:t xml:space="preserve"># Recovery rate </w:t>
+      </w:r>
+      <w:r>
+        <w:br/>
+      </w:r>
+      <w:r>
+        <w:rPr>
+          <w:rStyle w:val="NormalTok"/>
+        </w:rPr>
+        <w:t xml:space="preserve">    ρ </w:t>
+      </w:r>
+      <w:r>
+        <w:rPr>
+          <w:rStyle w:val="OperatorTok"/>
+        </w:rPr>
+        <w:t xml:space="preserve">~</w:t>
+      </w:r>
+      <w:r>
+        <w:rPr>
+          <w:rStyle w:val="NormalTok"/>
+        </w:rPr>
+        <w:t xml:space="preserve"> </w:t>
+      </w:r>
+      <w:r>
+        <w:rPr>
+          <w:rStyle w:val="FunctionTok"/>
+        </w:rPr>
+        <w:t xml:space="preserve">Beta</w:t>
+      </w:r>
+      <w:r>
+        <w:rPr>
+          <w:rStyle w:val="NormalTok"/>
+        </w:rPr>
+        <w:t xml:space="preserve">(</w:t>
+      </w:r>
+      <w:r>
+        <w:rPr>
+          <w:rStyle w:val="FloatTok"/>
+        </w:rPr>
+        <w:t xml:space="preserve">0.01</w:t>
+      </w:r>
+      <w:r>
+        <w:rPr>
+          <w:rStyle w:val="NormalTok"/>
+        </w:rPr>
+        <w:t xml:space="preserve">, </w:t>
+      </w:r>
+      <w:r>
+        <w:rPr>
+          <w:rStyle w:val="FloatTok"/>
+        </w:rPr>
+        <w:t xml:space="preserve">1.0</w:t>
       </w:r>
       <w:r>
         <w:rPr>
@@ -4869,7 +5424,7 @@
         <w:rPr>
           <w:rStyle w:val="CommentTok"/>
         </w:rPr>
-        <w:t xml:space="preserve"># Censoring (true=right-censored)</w:t>
+        <w:t xml:space="preserve"># Initial infected proportion </w:t>
       </w:r>
       <w:r>
         <w:br/>
@@ -4893,16 +5448,292 @@
         <w:rPr>
           <w:rStyle w:val="CommentTok"/>
         </w:rPr>
-        <w:t xml:space="preserve"># Priors for model parameters</w:t>
-      </w:r>
-      <w:r>
-        <w:br/>
-      </w:r>
-      <w:r>
-        <w:rPr>
-          <w:rStyle w:val="NormalTok"/>
-        </w:rPr>
-        <w:t xml:space="preserve">    β </w:t>
+        <w:t xml:space="preserve"># Simulate deterministic model </w:t>
+      </w:r>
+      <w:r>
+        <w:br/>
+      </w:r>
+      <w:r>
+        <w:rPr>
+          <w:rStyle w:val="NormalTok"/>
+        </w:rPr>
+        <w:t xml:space="preserve">    _, τ, f </w:t>
+      </w:r>
+      <w:r>
+        <w:rPr>
+          <w:rStyle w:val="OperatorTok"/>
+        </w:rPr>
+        <w:t xml:space="preserve">=</w:t>
+      </w:r>
+      <w:r>
+        <w:rPr>
+          <w:rStyle w:val="NormalTok"/>
+        </w:rPr>
+        <w:t xml:space="preserve"> </w:t>
+      </w:r>
+      <w:r>
+        <w:rPr>
+          <w:rStyle w:val="FunctionTok"/>
+        </w:rPr>
+        <w:t xml:space="preserve">simulate</w:t>
+      </w:r>
+      <w:r>
+        <w:rPr>
+          <w:rStyle w:val="NormalTok"/>
+        </w:rPr>
+        <w:t xml:space="preserve">(β, γ, ρ, nsteps)</w:t>
+      </w:r>
+      <w:r>
+        <w:br/>
+      </w:r>
+      <w:r>
+        <w:rPr>
+          <w:rStyle w:val="NormalTok"/>
+        </w:rPr>
+        <w:t xml:space="preserve">    </w:t>
+      </w:r>
+      <w:r>
+        <w:br/>
+      </w:r>
+      <w:r>
+        <w:rPr>
+          <w:rStyle w:val="NormalTok"/>
+        </w:rPr>
+        <w:t xml:space="preserve">    </w:t>
+      </w:r>
+      <w:r>
+        <w:rPr>
+          <w:rStyle w:val="CommentTok"/>
+        </w:rPr>
+        <w:t xml:space="preserve"># Ensure τ is valid for binomial distribution</w:t>
+      </w:r>
+      <w:r>
+        <w:br/>
+      </w:r>
+      <w:r>
+        <w:rPr>
+          <w:rStyle w:val="NormalTok"/>
+        </w:rPr>
+        <w:t xml:space="preserve">    τ_valid </w:t>
+      </w:r>
+      <w:r>
+        <w:rPr>
+          <w:rStyle w:val="OperatorTok"/>
+        </w:rPr>
+        <w:t xml:space="preserve">=</w:t>
+      </w:r>
+      <w:r>
+        <w:rPr>
+          <w:rStyle w:val="NormalTok"/>
+        </w:rPr>
+        <w:t xml:space="preserve"> </w:t>
+      </w:r>
+      <w:r>
+        <w:rPr>
+          <w:rStyle w:val="FunctionTok"/>
+        </w:rPr>
+        <w:t xml:space="preserve">max</w:t>
+      </w:r>
+      <w:r>
+        <w:rPr>
+          <w:rStyle w:val="NormalTok"/>
+        </w:rPr>
+        <w:t xml:space="preserve">(</w:t>
+      </w:r>
+      <w:r>
+        <w:rPr>
+          <w:rStyle w:val="FunctionTok"/>
+        </w:rPr>
+        <w:t xml:space="preserve">min</w:t>
+      </w:r>
+      <w:r>
+        <w:rPr>
+          <w:rStyle w:val="NormalTok"/>
+        </w:rPr>
+        <w:t xml:space="preserve">(τ, </w:t>
+      </w:r>
+      <w:r>
+        <w:rPr>
+          <w:rStyle w:val="FloatTok"/>
+        </w:rPr>
+        <w:t xml:space="preserve">1.0</w:t>
+      </w:r>
+      <w:r>
+        <w:rPr>
+          <w:rStyle w:val="NormalTok"/>
+        </w:rPr>
+        <w:t xml:space="preserve">), </w:t>
+      </w:r>
+      <w:r>
+        <w:rPr>
+          <w:rStyle w:val="FloatTok"/>
+        </w:rPr>
+        <w:t xml:space="preserve">0.0</w:t>
+      </w:r>
+      <w:r>
+        <w:rPr>
+          <w:rStyle w:val="NormalTok"/>
+        </w:rPr>
+        <w:t xml:space="preserve">)</w:t>
+      </w:r>
+      <w:r>
+        <w:br/>
+      </w:r>
+      <w:r>
+        <w:rPr>
+          <w:rStyle w:val="NormalTok"/>
+        </w:rPr>
+        <w:t xml:space="preserve">    </w:t>
+      </w:r>
+      <w:r>
+        <w:br/>
+      </w:r>
+      <w:r>
+        <w:rPr>
+          <w:rStyle w:val="NormalTok"/>
+        </w:rPr>
+        <w:t xml:space="preserve">    </w:t>
+      </w:r>
+      <w:r>
+        <w:rPr>
+          <w:rStyle w:val="CommentTok"/>
+        </w:rPr>
+        <w:t xml:space="preserve"># Ensure f is valid for multinomial distribution</w:t>
+      </w:r>
+      <w:r>
+        <w:br/>
+      </w:r>
+      <w:r>
+        <w:rPr>
+          <w:rStyle w:val="NormalTok"/>
+        </w:rPr>
+        <w:t xml:space="preserve">    f_valid </w:t>
+      </w:r>
+      <w:r>
+        <w:rPr>
+          <w:rStyle w:val="OperatorTok"/>
+        </w:rPr>
+        <w:t xml:space="preserve">=</w:t>
+      </w:r>
+      <w:r>
+        <w:rPr>
+          <w:rStyle w:val="NormalTok"/>
+        </w:rPr>
+        <w:t xml:space="preserve"> </w:t>
+      </w:r>
+      <w:r>
+        <w:rPr>
+          <w:rStyle w:val="FunctionTok"/>
+        </w:rPr>
+        <w:t xml:space="preserve">max</w:t>
+      </w:r>
+      <w:r>
+        <w:rPr>
+          <w:rStyle w:val="NormalTok"/>
+        </w:rPr>
+        <w:t xml:space="preserve">.(f, </w:t>
+      </w:r>
+      <w:r>
+        <w:rPr>
+          <w:rStyle w:val="FloatTok"/>
+        </w:rPr>
+        <w:t xml:space="preserve">1e-10</w:t>
+      </w:r>
+      <w:r>
+        <w:rPr>
+          <w:rStyle w:val="NormalTok"/>
+        </w:rPr>
+        <w:t xml:space="preserve">)           </w:t>
+      </w:r>
+      <w:r>
+        <w:rPr>
+          <w:rStyle w:val="CommentTok"/>
+        </w:rPr>
+        <w:t xml:space="preserve"># Add small positive value to avoid zeros</w:t>
+      </w:r>
+      <w:r>
+        <w:br/>
+      </w:r>
+      <w:r>
+        <w:rPr>
+          <w:rStyle w:val="NormalTok"/>
+        </w:rPr>
+        <w:t xml:space="preserve">    f_valid </w:t>
+      </w:r>
+      <w:r>
+        <w:rPr>
+          <w:rStyle w:val="OperatorTok"/>
+        </w:rPr>
+        <w:t xml:space="preserve">=</w:t>
+      </w:r>
+      <w:r>
+        <w:rPr>
+          <w:rStyle w:val="NormalTok"/>
+        </w:rPr>
+        <w:t xml:space="preserve"> f_valid </w:t>
+      </w:r>
+      <w:r>
+        <w:rPr>
+          <w:rStyle w:val="OperatorTok"/>
+        </w:rPr>
+        <w:t xml:space="preserve">./</w:t>
+      </w:r>
+      <w:r>
+        <w:rPr>
+          <w:rStyle w:val="NormalTok"/>
+        </w:rPr>
+        <w:t xml:space="preserve"> </w:t>
+      </w:r>
+      <w:r>
+        <w:rPr>
+          <w:rStyle w:val="FunctionTok"/>
+        </w:rPr>
+        <w:t xml:space="preserve">sum</w:t>
+      </w:r>
+      <w:r>
+        <w:rPr>
+          <w:rStyle w:val="NormalTok"/>
+        </w:rPr>
+        <w:t xml:space="preserve">(f_valid)   </w:t>
+      </w:r>
+      <w:r>
+        <w:rPr>
+          <w:rStyle w:val="CommentTok"/>
+        </w:rPr>
+        <w:t xml:space="preserve"># Normalise</w:t>
+      </w:r>
+      <w:r>
+        <w:br/>
+      </w:r>
+      <w:r>
+        <w:rPr>
+          <w:rStyle w:val="NormalTok"/>
+        </w:rPr>
+        <w:t xml:space="preserve">    </w:t>
+      </w:r>
+      <w:r>
+        <w:br/>
+      </w:r>
+      <w:r>
+        <w:rPr>
+          <w:rStyle w:val="NormalTok"/>
+        </w:rPr>
+        <w:t xml:space="preserve">    </w:t>
+      </w:r>
+      <w:r>
+        <w:rPr>
+          <w:rStyle w:val="CommentTok"/>
+        </w:rPr>
+        <w:t xml:space="preserve"># Likelihood for number of infections</w:t>
+      </w:r>
+      <w:r>
+        <w:br/>
+      </w:r>
+      <w:r>
+        <w:rPr>
+          <w:rStyle w:val="NormalTok"/>
+        </w:rPr>
+        <w:t xml:space="preserve">    K </w:t>
       </w:r>
       <w:r>
         <w:rPr>
@@ -4920,7 +5751,181 @@
         <w:rPr>
           <w:rStyle w:val="FunctionTok"/>
         </w:rPr>
-        <w:t xml:space="preserve">Uniform</w:t>
+        <w:t xml:space="preserve">Binomial</w:t>
+      </w:r>
+      <w:r>
+        <w:rPr>
+          <w:rStyle w:val="NormalTok"/>
+        </w:rPr>
+        <w:t xml:space="preserve">(N, τ_valid)</w:t>
+      </w:r>
+      <w:r>
+        <w:br/>
+      </w:r>
+      <w:r>
+        <w:rPr>
+          <w:rStyle w:val="NormalTok"/>
+        </w:rPr>
+        <w:t xml:space="preserve">    </w:t>
+      </w:r>
+      <w:r>
+        <w:br/>
+      </w:r>
+      <w:r>
+        <w:rPr>
+          <w:rStyle w:val="NormalTok"/>
+        </w:rPr>
+        <w:t xml:space="preserve">    </w:t>
+      </w:r>
+      <w:r>
+        <w:rPr>
+          <w:rStyle w:val="CommentTok"/>
+        </w:rPr>
+        <w:t xml:space="preserve"># Likelihood for infection times </w:t>
+      </w:r>
+      <w:r>
+        <w:br/>
+      </w:r>
+      <w:r>
+        <w:rPr>
+          <w:rStyle w:val="NormalTok"/>
+        </w:rPr>
+        <w:t xml:space="preserve">    th </w:t>
+      </w:r>
+      <w:r>
+        <w:rPr>
+          <w:rStyle w:val="OperatorTok"/>
+        </w:rPr>
+        <w:t xml:space="preserve">~</w:t>
+      </w:r>
+      <w:r>
+        <w:rPr>
+          <w:rStyle w:val="NormalTok"/>
+        </w:rPr>
+        <w:t xml:space="preserve"> </w:t>
+      </w:r>
+      <w:r>
+        <w:rPr>
+          <w:rStyle w:val="FunctionTok"/>
+        </w:rPr>
+        <w:t xml:space="preserve">Multinomial</w:t>
+      </w:r>
+      <w:r>
+        <w:rPr>
+          <w:rStyle w:val="NormalTok"/>
+        </w:rPr>
+        <w:t xml:space="preserve">(K, f_valid)</w:t>
+      </w:r>
+      <w:r>
+        <w:br/>
+      </w:r>
+      <w:r>
+        <w:rPr>
+          <w:rStyle w:val="NormalTok"/>
+        </w:rPr>
+        <w:t xml:space="preserve">    </w:t>
+      </w:r>
+      <w:r>
+        <w:br/>
+      </w:r>
+      <w:r>
+        <w:rPr>
+          <w:rStyle w:val="NormalTok"/>
+        </w:rPr>
+        <w:t xml:space="preserve">    </w:t>
+      </w:r>
+      <w:r>
+        <w:rPr>
+          <w:rStyle w:val="CommentTok"/>
+        </w:rPr>
+        <w:t xml:space="preserve"># Likelihood for recovery times </w:t>
+      </w:r>
+      <w:r>
+        <w:br/>
+      </w:r>
+      <w:r>
+        <w:rPr>
+          <w:rStyle w:val="NormalTok"/>
+        </w:rPr>
+        <w:t xml:space="preserve">    ϵ </w:t>
+      </w:r>
+      <w:r>
+        <w:rPr>
+          <w:rStyle w:val="OperatorTok"/>
+        </w:rPr>
+        <w:t xml:space="preserve">=</w:t>
+      </w:r>
+      <w:r>
+        <w:rPr>
+          <w:rStyle w:val="NormalTok"/>
+        </w:rPr>
+        <w:t xml:space="preserve"> </w:t>
+      </w:r>
+      <w:r>
+        <w:rPr>
+          <w:rStyle w:val="FloatTok"/>
+        </w:rPr>
+        <w:t xml:space="preserve">1e-8</w:t>
+      </w:r>
+      <w:r>
+        <w:br/>
+      </w:r>
+      <w:r>
+        <w:rPr>
+          <w:rStyle w:val="NormalTok"/>
+        </w:rPr>
+        <w:t xml:space="preserve">    pγ </w:t>
+      </w:r>
+      <w:r>
+        <w:rPr>
+          <w:rStyle w:val="OperatorTok"/>
+        </w:rPr>
+        <w:t xml:space="preserve">=</w:t>
+      </w:r>
+      <w:r>
+        <w:rPr>
+          <w:rStyle w:val="NormalTok"/>
+        </w:rPr>
+        <w:t xml:space="preserve"> </w:t>
+      </w:r>
+      <w:r>
+        <w:rPr>
+          <w:rStyle w:val="FunctionTok"/>
+        </w:rPr>
+        <w:t xml:space="preserve">rate_to_proportion</w:t>
+      </w:r>
+      <w:r>
+        <w:rPr>
+          <w:rStyle w:val="NormalTok"/>
+        </w:rPr>
+        <w:t xml:space="preserve">(γ)</w:t>
+      </w:r>
+      <w:r>
+        <w:br/>
+      </w:r>
+      <w:r>
+        <w:rPr>
+          <w:rStyle w:val="NormalTok"/>
+        </w:rPr>
+        <w:t xml:space="preserve">    pγ_valid </w:t>
+      </w:r>
+      <w:r>
+        <w:rPr>
+          <w:rStyle w:val="OperatorTok"/>
+        </w:rPr>
+        <w:t xml:space="preserve">=</w:t>
+      </w:r>
+      <w:r>
+        <w:rPr>
+          <w:rStyle w:val="NormalTok"/>
+        </w:rPr>
+        <w:t xml:space="preserve"> </w:t>
+      </w:r>
+      <w:r>
+        <w:rPr>
+          <w:rStyle w:val="FunctionTok"/>
+        </w:rPr>
+        <w:t xml:space="preserve">min</w:t>
       </w:r>
       <w:r>
         <w:rPr>
@@ -4930,42 +5935,213 @@
       </w:r>
       <w:r>
         <w:rPr>
+          <w:rStyle w:val="FunctionTok"/>
+        </w:rPr>
+        <w:t xml:space="preserve">max</w:t>
+      </w:r>
+      <w:r>
+        <w:rPr>
+          <w:rStyle w:val="NormalTok"/>
+        </w:rPr>
+        <w:t xml:space="preserve">(pγ, ϵ), </w:t>
+      </w:r>
+      <w:r>
+        <w:rPr>
           <w:rStyle w:val="FloatTok"/>
         </w:rPr>
-        <w:t xml:space="preserve">0.01</w:t>
-      </w:r>
-      <w:r>
-        <w:rPr>
-          <w:rStyle w:val="NormalTok"/>
-        </w:rPr>
-        <w:t xml:space="preserve">, </w:t>
-      </w:r>
-      <w:r>
-        <w:rPr>
-          <w:rStyle w:val="FloatTok"/>
-        </w:rPr>
-        <w:t xml:space="preserve">5.0</w:t>
-      </w:r>
-      <w:r>
-        <w:rPr>
-          <w:rStyle w:val="NormalTok"/>
-        </w:rPr>
-        <w:t xml:space="preserve">)   </w:t>
+        <w:t xml:space="preserve">1</w:t>
+      </w:r>
+      <w:r>
+        <w:rPr>
+          <w:rStyle w:val="NormalTok"/>
+        </w:rPr>
+        <w:t xml:space="preserve"> </w:t>
+      </w:r>
+      <w:r>
+        <w:rPr>
+          <w:rStyle w:val="OperatorTok"/>
+        </w:rPr>
+        <w:t xml:space="preserve">-</w:t>
+      </w:r>
+      <w:r>
+        <w:rPr>
+          <w:rStyle w:val="NormalTok"/>
+        </w:rPr>
+        <w:t xml:space="preserve"> ϵ)</w:t>
+      </w:r>
+      <w:r>
+        <w:br/>
+      </w:r>
+      <w:r>
+        <w:rPr>
+          <w:rStyle w:val="NormalTok"/>
+        </w:rPr>
+        <w:t xml:space="preserve">    log_surv </w:t>
+      </w:r>
+      <w:r>
+        <w:rPr>
+          <w:rStyle w:val="OperatorTok"/>
+        </w:rPr>
+        <w:t xml:space="preserve">=</w:t>
+      </w:r>
+      <w:r>
+        <w:rPr>
+          <w:rStyle w:val="NormalTok"/>
+        </w:rPr>
+        <w:t xml:space="preserve"> </w:t>
+      </w:r>
+      <w:r>
+        <w:rPr>
+          <w:rStyle w:val="FunctionTok"/>
+        </w:rPr>
+        <w:t xml:space="preserve">log1p</w:t>
+      </w:r>
+      <w:r>
+        <w:rPr>
+          <w:rStyle w:val="NormalTok"/>
+        </w:rPr>
+        <w:t xml:space="preserve">(</w:t>
+      </w:r>
+      <w:r>
+        <w:rPr>
+          <w:rStyle w:val="OperatorTok"/>
+        </w:rPr>
+        <w:t xml:space="preserve">-</w:t>
+      </w:r>
+      <w:r>
+        <w:rPr>
+          <w:rStyle w:val="NormalTok"/>
+        </w:rPr>
+        <w:t xml:space="preserve">pγ_valid)</w:t>
+      </w:r>
+      <w:r>
+        <w:br/>
+      </w:r>
+      <w:r>
+        <w:rPr>
+          <w:rStyle w:val="NormalTok"/>
+        </w:rPr>
+        <w:t xml:space="preserve">    </w:t>
+      </w:r>
+      <w:r>
+        <w:rPr>
+          <w:rStyle w:val="ControlFlowTok"/>
+        </w:rPr>
+        <w:t xml:space="preserve">for</w:t>
+      </w:r>
+      <w:r>
+        <w:rPr>
+          <w:rStyle w:val="NormalTok"/>
+        </w:rPr>
+        <w:t xml:space="preserve"> i </w:t>
+      </w:r>
+      <w:r>
+        <w:rPr>
+          <w:rStyle w:val="KeywordTok"/>
+        </w:rPr>
+        <w:t xml:space="preserve">in</w:t>
+      </w:r>
+      <w:r>
+        <w:rPr>
+          <w:rStyle w:val="NormalTok"/>
+        </w:rPr>
+        <w:t xml:space="preserve"> </w:t>
+      </w:r>
+      <w:r>
+        <w:rPr>
+          <w:rStyle w:val="FunctionTok"/>
+        </w:rPr>
+        <w:t xml:space="preserve">eachindex</w:t>
+      </w:r>
+      <w:r>
+        <w:rPr>
+          <w:rStyle w:val="NormalTok"/>
+        </w:rPr>
+        <w:t xml:space="preserve">(delta)</w:t>
+      </w:r>
+      <w:r>
+        <w:br/>
+      </w:r>
+      <w:r>
+        <w:rPr>
+          <w:rStyle w:val="NormalTok"/>
+        </w:rPr>
+        <w:t xml:space="preserve">        </w:t>
+      </w:r>
+      <w:r>
+        <w:rPr>
+          <w:rStyle w:val="ControlFlowTok"/>
+        </w:rPr>
+        <w:t xml:space="preserve">if</w:t>
+      </w:r>
+      <w:r>
+        <w:rPr>
+          <w:rStyle w:val="NormalTok"/>
+        </w:rPr>
+        <w:t xml:space="preserve"> cens[i]</w:t>
+      </w:r>
+      <w:r>
+        <w:br/>
+      </w:r>
+      <w:r>
+        <w:rPr>
+          <w:rStyle w:val="NormalTok"/>
+        </w:rPr>
+        <w:t xml:space="preserve">            Turing.</w:t>
+      </w:r>
+      <w:r>
+        <w:rPr>
+          <w:rStyle w:val="PreprocessorTok"/>
+        </w:rPr>
+        <w:t xml:space="preserve">@addlogprob</w:t>
+      </w:r>
+      <w:r>
+        <w:rPr>
+          <w:rStyle w:val="NormalTok"/>
+        </w:rPr>
+        <w:t xml:space="preserve">!(delta[i] </w:t>
+      </w:r>
+      <w:r>
+        <w:rPr>
+          <w:rStyle w:val="OperatorTok"/>
+        </w:rPr>
+        <w:t xml:space="preserve">*</w:t>
+      </w:r>
+      <w:r>
+        <w:rPr>
+          <w:rStyle w:val="NormalTok"/>
+        </w:rPr>
+        <w:t xml:space="preserve"> log_surv)  </w:t>
       </w:r>
       <w:r>
         <w:rPr>
           <w:rStyle w:val="CommentTok"/>
         </w:rPr>
-        <w:t xml:space="preserve"># Transmission rate </w:t>
-      </w:r>
-      <w:r>
-        <w:br/>
-      </w:r>
-      <w:r>
-        <w:rPr>
-          <w:rStyle w:val="NormalTok"/>
-        </w:rPr>
-        <w:t xml:space="preserve">    γ </w:t>
+        <w:t xml:space="preserve"># log P(not yet recovered by step delta[i])</w:t>
+      </w:r>
+      <w:r>
+        <w:br/>
+      </w:r>
+      <w:r>
+        <w:rPr>
+          <w:rStyle w:val="NormalTok"/>
+        </w:rPr>
+        <w:t xml:space="preserve">        </w:t>
+      </w:r>
+      <w:r>
+        <w:rPr>
+          <w:rStyle w:val="ControlFlowTok"/>
+        </w:rPr>
+        <w:t xml:space="preserve">else</w:t>
+      </w:r>
+      <w:r>
+        <w:br/>
+      </w:r>
+      <w:r>
+        <w:rPr>
+          <w:rStyle w:val="NormalTok"/>
+        </w:rPr>
+        <w:t xml:space="preserve">            delta[i] </w:t>
       </w:r>
       <w:r>
         <w:rPr>
@@ -4983,106 +6159,28 @@
         <w:rPr>
           <w:rStyle w:val="FunctionTok"/>
         </w:rPr>
-        <w:t xml:space="preserve">Uniform</w:t>
-      </w:r>
-      <w:r>
-        <w:rPr>
-          <w:rStyle w:val="NormalTok"/>
-        </w:rPr>
-        <w:t xml:space="preserve">(</w:t>
-      </w:r>
-      <w:r>
-        <w:rPr>
-          <w:rStyle w:val="FloatTok"/>
-        </w:rPr>
-        <w:t xml:space="preserve">0.01</w:t>
-      </w:r>
-      <w:r>
-        <w:rPr>
-          <w:rStyle w:val="NormalTok"/>
-        </w:rPr>
-        <w:t xml:space="preserve">, </w:t>
-      </w:r>
-      <w:r>
-        <w:rPr>
-          <w:rStyle w:val="FloatTok"/>
-        </w:rPr>
-        <w:t xml:space="preserve">1.0</w:t>
-      </w:r>
-      <w:r>
-        <w:rPr>
-          <w:rStyle w:val="NormalTok"/>
-        </w:rPr>
-        <w:t xml:space="preserve">)   </w:t>
-      </w:r>
-      <w:r>
-        <w:rPr>
-          <w:rStyle w:val="CommentTok"/>
-        </w:rPr>
-        <w:t xml:space="preserve"># Recovery rate </w:t>
-      </w:r>
-      <w:r>
-        <w:br/>
-      </w:r>
-      <w:r>
-        <w:rPr>
-          <w:rStyle w:val="NormalTok"/>
-        </w:rPr>
-        <w:t xml:space="preserve">    ρ </w:t>
-      </w:r>
-      <w:r>
-        <w:rPr>
-          <w:rStyle w:val="OperatorTok"/>
-        </w:rPr>
-        <w:t xml:space="preserve">~</w:t>
-      </w:r>
-      <w:r>
-        <w:rPr>
-          <w:rStyle w:val="NormalTok"/>
-        </w:rPr>
-        <w:t xml:space="preserve"> </w:t>
-      </w:r>
-      <w:r>
-        <w:rPr>
-          <w:rStyle w:val="FunctionTok"/>
-        </w:rPr>
-        <w:t xml:space="preserve">Beta</w:t>
-      </w:r>
-      <w:r>
-        <w:rPr>
-          <w:rStyle w:val="NormalTok"/>
-        </w:rPr>
-        <w:t xml:space="preserve">(</w:t>
-      </w:r>
-      <w:r>
-        <w:rPr>
-          <w:rStyle w:val="FloatTok"/>
-        </w:rPr>
-        <w:t xml:space="preserve">0.01</w:t>
-      </w:r>
-      <w:r>
-        <w:rPr>
-          <w:rStyle w:val="NormalTok"/>
-        </w:rPr>
-        <w:t xml:space="preserve">, </w:t>
-      </w:r>
-      <w:r>
-        <w:rPr>
-          <w:rStyle w:val="FloatTok"/>
-        </w:rPr>
-        <w:t xml:space="preserve">1.0</w:t>
-      </w:r>
-      <w:r>
-        <w:rPr>
-          <w:rStyle w:val="NormalTok"/>
-        </w:rPr>
-        <w:t xml:space="preserve">)      </w:t>
-      </w:r>
-      <w:r>
-        <w:rPr>
-          <w:rStyle w:val="CommentTok"/>
-        </w:rPr>
-        <w:t xml:space="preserve"># Initial infected proportion </w:t>
+        <w:t xml:space="preserve">Geometric</w:t>
+      </w:r>
+      <w:r>
+        <w:rPr>
+          <w:rStyle w:val="NormalTok"/>
+        </w:rPr>
+        <w:t xml:space="preserve">(pγ_valid)</w:t>
+      </w:r>
+      <w:r>
+        <w:br/>
+      </w:r>
+      <w:r>
+        <w:rPr>
+          <w:rStyle w:val="NormalTok"/>
+        </w:rPr>
+        <w:t xml:space="preserve">        </w:t>
+      </w:r>
+      <w:r>
+        <w:rPr>
+          <w:rStyle w:val="ControlFlowTok"/>
+        </w:rPr>
+        <w:t xml:space="preserve">end</w:t>
       </w:r>
       <w:r>
         <w:br/>
@@ -5094,6 +6192,12 @@
         <w:t xml:space="preserve">    </w:t>
       </w:r>
       <w:r>
+        <w:rPr>
+          <w:rStyle w:val="ControlFlowTok"/>
+        </w:rPr>
+        <w:t xml:space="preserve">end</w:t>
+      </w:r>
+      <w:r>
         <w:br/>
       </w:r>
       <w:r>
@@ -5103,19 +6207,25 @@
         <w:t xml:space="preserve">    </w:t>
       </w:r>
       <w:r>
-        <w:rPr>
-          <w:rStyle w:val="CommentTok"/>
-        </w:rPr>
-        <w:t xml:space="preserve"># Simulate deterministic model </w:t>
-      </w:r>
-      <w:r>
-        <w:br/>
-      </w:r>
-      <w:r>
-        <w:rPr>
-          <w:rStyle w:val="NormalTok"/>
-        </w:rPr>
-        <w:t xml:space="preserve">    _, τ, f </w:t>
+        <w:br/>
+      </w:r>
+      <w:r>
+        <w:rPr>
+          <w:rStyle w:val="NormalTok"/>
+        </w:rPr>
+        <w:t xml:space="preserve">    </w:t>
+      </w:r>
+      <w:r>
+        <w:rPr>
+          <w:rStyle w:val="ControlFlowTok"/>
+        </w:rPr>
+        <w:t xml:space="preserve">return</w:t>
+      </w:r>
+      <w:r>
+        <w:rPr>
+          <w:rStyle w:val="NormalTok"/>
+        </w:rPr>
+        <w:t xml:space="preserve"> (N</w:t>
       </w:r>
       <w:r>
         <w:rPr>
@@ -5127,775 +6237,7 @@
         <w:rPr>
           <w:rStyle w:val="NormalTok"/>
         </w:rPr>
-        <w:t xml:space="preserve"> </w:t>
-      </w:r>
-      <w:r>
-        <w:rPr>
-          <w:rStyle w:val="FunctionTok"/>
-        </w:rPr>
-        <w:t xml:space="preserve">simulate</w:t>
-      </w:r>
-      <w:r>
-        <w:rPr>
-          <w:rStyle w:val="NormalTok"/>
-        </w:rPr>
-        <w:t xml:space="preserve">(β, γ, ρ, nsteps)</w:t>
-      </w:r>
-      <w:r>
-        <w:br/>
-      </w:r>
-      <w:r>
-        <w:rPr>
-          <w:rStyle w:val="NormalTok"/>
-        </w:rPr>
-        <w:t xml:space="preserve">    </w:t>
-      </w:r>
-      <w:r>
-        <w:br/>
-      </w:r>
-      <w:r>
-        <w:rPr>
-          <w:rStyle w:val="NormalTok"/>
-        </w:rPr>
-        <w:t xml:space="preserve">    </w:t>
-      </w:r>
-      <w:r>
-        <w:rPr>
-          <w:rStyle w:val="CommentTok"/>
-        </w:rPr>
-        <w:t xml:space="preserve"># Ensure τ is valid for binomial distribution</w:t>
-      </w:r>
-      <w:r>
-        <w:br/>
-      </w:r>
-      <w:r>
-        <w:rPr>
-          <w:rStyle w:val="NormalTok"/>
-        </w:rPr>
-        <w:t xml:space="preserve">    τ_valid </w:t>
-      </w:r>
-      <w:r>
-        <w:rPr>
-          <w:rStyle w:val="OperatorTok"/>
-        </w:rPr>
-        <w:t xml:space="preserve">=</w:t>
-      </w:r>
-      <w:r>
-        <w:rPr>
-          <w:rStyle w:val="NormalTok"/>
-        </w:rPr>
-        <w:t xml:space="preserve"> </w:t>
-      </w:r>
-      <w:r>
-        <w:rPr>
-          <w:rStyle w:val="FunctionTok"/>
-        </w:rPr>
-        <w:t xml:space="preserve">max</w:t>
-      </w:r>
-      <w:r>
-        <w:rPr>
-          <w:rStyle w:val="NormalTok"/>
-        </w:rPr>
-        <w:t xml:space="preserve">(</w:t>
-      </w:r>
-      <w:r>
-        <w:rPr>
-          <w:rStyle w:val="FunctionTok"/>
-        </w:rPr>
-        <w:t xml:space="preserve">min</w:t>
-      </w:r>
-      <w:r>
-        <w:rPr>
-          <w:rStyle w:val="NormalTok"/>
-        </w:rPr>
-        <w:t xml:space="preserve">(τ, </w:t>
-      </w:r>
-      <w:r>
-        <w:rPr>
-          <w:rStyle w:val="FloatTok"/>
-        </w:rPr>
-        <w:t xml:space="preserve">1.0</w:t>
-      </w:r>
-      <w:r>
-        <w:rPr>
-          <w:rStyle w:val="NormalTok"/>
-        </w:rPr>
-        <w:t xml:space="preserve">), </w:t>
-      </w:r>
-      <w:r>
-        <w:rPr>
-          <w:rStyle w:val="FloatTok"/>
-        </w:rPr>
-        <w:t xml:space="preserve">0.0</w:t>
-      </w:r>
-      <w:r>
-        <w:rPr>
-          <w:rStyle w:val="NormalTok"/>
-        </w:rPr>
-        <w:t xml:space="preserve">)</w:t>
-      </w:r>
-      <w:r>
-        <w:br/>
-      </w:r>
-      <w:r>
-        <w:rPr>
-          <w:rStyle w:val="NormalTok"/>
-        </w:rPr>
-        <w:t xml:space="preserve">    </w:t>
-      </w:r>
-      <w:r>
-        <w:br/>
-      </w:r>
-      <w:r>
-        <w:rPr>
-          <w:rStyle w:val="NormalTok"/>
-        </w:rPr>
-        <w:t xml:space="preserve">    </w:t>
-      </w:r>
-      <w:r>
-        <w:rPr>
-          <w:rStyle w:val="CommentTok"/>
-        </w:rPr>
-        <w:t xml:space="preserve"># Ensure f is valid for multinomial distribution</w:t>
-      </w:r>
-      <w:r>
-        <w:br/>
-      </w:r>
-      <w:r>
-        <w:rPr>
-          <w:rStyle w:val="NormalTok"/>
-        </w:rPr>
-        <w:t xml:space="preserve">    f_valid </w:t>
-      </w:r>
-      <w:r>
-        <w:rPr>
-          <w:rStyle w:val="OperatorTok"/>
-        </w:rPr>
-        <w:t xml:space="preserve">=</w:t>
-      </w:r>
-      <w:r>
-        <w:rPr>
-          <w:rStyle w:val="NormalTok"/>
-        </w:rPr>
-        <w:t xml:space="preserve"> </w:t>
-      </w:r>
-      <w:r>
-        <w:rPr>
-          <w:rStyle w:val="FunctionTok"/>
-        </w:rPr>
-        <w:t xml:space="preserve">max</w:t>
-      </w:r>
-      <w:r>
-        <w:rPr>
-          <w:rStyle w:val="NormalTok"/>
-        </w:rPr>
-        <w:t xml:space="preserve">.(f, </w:t>
-      </w:r>
-      <w:r>
-        <w:rPr>
-          <w:rStyle w:val="FloatTok"/>
-        </w:rPr>
-        <w:t xml:space="preserve">1e-10</w:t>
-      </w:r>
-      <w:r>
-        <w:rPr>
-          <w:rStyle w:val="NormalTok"/>
-        </w:rPr>
-        <w:t xml:space="preserve">)           </w:t>
-      </w:r>
-      <w:r>
-        <w:rPr>
-          <w:rStyle w:val="CommentTok"/>
-        </w:rPr>
-        <w:t xml:space="preserve"># Add small positive value to avoid zeros</w:t>
-      </w:r>
-      <w:r>
-        <w:br/>
-      </w:r>
-      <w:r>
-        <w:rPr>
-          <w:rStyle w:val="NormalTok"/>
-        </w:rPr>
-        <w:t xml:space="preserve">    f_valid </w:t>
-      </w:r>
-      <w:r>
-        <w:rPr>
-          <w:rStyle w:val="OperatorTok"/>
-        </w:rPr>
-        <w:t xml:space="preserve">=</w:t>
-      </w:r>
-      <w:r>
-        <w:rPr>
-          <w:rStyle w:val="NormalTok"/>
-        </w:rPr>
-        <w:t xml:space="preserve"> f_valid </w:t>
-      </w:r>
-      <w:r>
-        <w:rPr>
-          <w:rStyle w:val="OperatorTok"/>
-        </w:rPr>
-        <w:t xml:space="preserve">/</w:t>
-      </w:r>
-      <w:r>
-        <w:rPr>
-          <w:rStyle w:val="NormalTok"/>
-        </w:rPr>
-        <w:t xml:space="preserve"> </w:t>
-      </w:r>
-      <w:r>
-        <w:rPr>
-          <w:rStyle w:val="FunctionTok"/>
-        </w:rPr>
-        <w:t xml:space="preserve">sum</w:t>
-      </w:r>
-      <w:r>
-        <w:rPr>
-          <w:rStyle w:val="NormalTok"/>
-        </w:rPr>
-        <w:t xml:space="preserve">(f_valid)   </w:t>
-      </w:r>
-      <w:r>
-        <w:rPr>
-          <w:rStyle w:val="CommentTok"/>
-        </w:rPr>
-        <w:t xml:space="preserve"># Normalise</w:t>
-      </w:r>
-      <w:r>
-        <w:br/>
-      </w:r>
-      <w:r>
-        <w:rPr>
-          <w:rStyle w:val="NormalTok"/>
-        </w:rPr>
-        <w:t xml:space="preserve">    </w:t>
-      </w:r>
-      <w:r>
-        <w:br/>
-      </w:r>
-      <w:r>
-        <w:rPr>
-          <w:rStyle w:val="NormalTok"/>
-        </w:rPr>
-        <w:t xml:space="preserve">    </w:t>
-      </w:r>
-      <w:r>
-        <w:rPr>
-          <w:rStyle w:val="CommentTok"/>
-        </w:rPr>
-        <w:t xml:space="preserve"># Likelihood for number of infections</w:t>
-      </w:r>
-      <w:r>
-        <w:br/>
-      </w:r>
-      <w:r>
-        <w:rPr>
-          <w:rStyle w:val="NormalTok"/>
-        </w:rPr>
-        <w:t xml:space="preserve">    K </w:t>
-      </w:r>
-      <w:r>
-        <w:rPr>
-          <w:rStyle w:val="OperatorTok"/>
-        </w:rPr>
-        <w:t xml:space="preserve">~</w:t>
-      </w:r>
-      <w:r>
-        <w:rPr>
-          <w:rStyle w:val="NormalTok"/>
-        </w:rPr>
-        <w:t xml:space="preserve"> </w:t>
-      </w:r>
-      <w:r>
-        <w:rPr>
-          <w:rStyle w:val="FunctionTok"/>
-        </w:rPr>
-        <w:t xml:space="preserve">Binomial</w:t>
-      </w:r>
-      <w:r>
-        <w:rPr>
-          <w:rStyle w:val="NormalTok"/>
-        </w:rPr>
-        <w:t xml:space="preserve">(N, τ_valid)</w:t>
-      </w:r>
-      <w:r>
-        <w:br/>
-      </w:r>
-      <w:r>
-        <w:rPr>
-          <w:rStyle w:val="NormalTok"/>
-        </w:rPr>
-        <w:t xml:space="preserve">    </w:t>
-      </w:r>
-      <w:r>
-        <w:br/>
-      </w:r>
-      <w:r>
-        <w:rPr>
-          <w:rStyle w:val="NormalTok"/>
-        </w:rPr>
-        <w:t xml:space="preserve">    </w:t>
-      </w:r>
-      <w:r>
-        <w:rPr>
-          <w:rStyle w:val="CommentTok"/>
-        </w:rPr>
-        <w:t xml:space="preserve"># Likelihood for infection times </w:t>
-      </w:r>
-      <w:r>
-        <w:br/>
-      </w:r>
-      <w:r>
-        <w:rPr>
-          <w:rStyle w:val="NormalTok"/>
-        </w:rPr>
-        <w:t xml:space="preserve">    th </w:t>
-      </w:r>
-      <w:r>
-        <w:rPr>
-          <w:rStyle w:val="OperatorTok"/>
-        </w:rPr>
-        <w:t xml:space="preserve">~</w:t>
-      </w:r>
-      <w:r>
-        <w:rPr>
-          <w:rStyle w:val="NormalTok"/>
-        </w:rPr>
-        <w:t xml:space="preserve"> </w:t>
-      </w:r>
-      <w:r>
-        <w:rPr>
-          <w:rStyle w:val="FunctionTok"/>
-        </w:rPr>
-        <w:t xml:space="preserve">Multinomial</w:t>
-      </w:r>
-      <w:r>
-        <w:rPr>
-          <w:rStyle w:val="NormalTok"/>
-        </w:rPr>
-        <w:t xml:space="preserve">(K, f_valid)</w:t>
-      </w:r>
-      <w:r>
-        <w:br/>
-      </w:r>
-      <w:r>
-        <w:rPr>
-          <w:rStyle w:val="NormalTok"/>
-        </w:rPr>
-        <w:t xml:space="preserve">    </w:t>
-      </w:r>
-      <w:r>
-        <w:br/>
-      </w:r>
-      <w:r>
-        <w:rPr>
-          <w:rStyle w:val="NormalTok"/>
-        </w:rPr>
-        <w:t xml:space="preserve">    </w:t>
-      </w:r>
-      <w:r>
-        <w:rPr>
-          <w:rStyle w:val="CommentTok"/>
-        </w:rPr>
-        <w:t xml:space="preserve"># Likelihood for recovery times </w:t>
-      </w:r>
-      <w:r>
-        <w:br/>
-      </w:r>
-      <w:r>
-        <w:rPr>
-          <w:rStyle w:val="NormalTok"/>
-        </w:rPr>
-        <w:t xml:space="preserve">    ϵ </w:t>
-      </w:r>
-      <w:r>
-        <w:rPr>
-          <w:rStyle w:val="OperatorTok"/>
-        </w:rPr>
-        <w:t xml:space="preserve">=</w:t>
-      </w:r>
-      <w:r>
-        <w:rPr>
-          <w:rStyle w:val="NormalTok"/>
-        </w:rPr>
-        <w:t xml:space="preserve"> </w:t>
-      </w:r>
-      <w:r>
-        <w:rPr>
-          <w:rStyle w:val="FloatTok"/>
-        </w:rPr>
-        <w:t xml:space="preserve">1e-8</w:t>
-      </w:r>
-      <w:r>
-        <w:br/>
-      </w:r>
-      <w:r>
-        <w:rPr>
-          <w:rStyle w:val="NormalTok"/>
-        </w:rPr>
-        <w:t xml:space="preserve">    pγ </w:t>
-      </w:r>
-      <w:r>
-        <w:rPr>
-          <w:rStyle w:val="OperatorTok"/>
-        </w:rPr>
-        <w:t xml:space="preserve">=</w:t>
-      </w:r>
-      <w:r>
-        <w:rPr>
-          <w:rStyle w:val="NormalTok"/>
-        </w:rPr>
-        <w:t xml:space="preserve"> </w:t>
-      </w:r>
-      <w:r>
-        <w:rPr>
-          <w:rStyle w:val="FunctionTok"/>
-        </w:rPr>
-        <w:t xml:space="preserve">rate_to_proportion</w:t>
-      </w:r>
-      <w:r>
-        <w:rPr>
-          <w:rStyle w:val="NormalTok"/>
-        </w:rPr>
-        <w:t xml:space="preserve">(γ)</w:t>
-      </w:r>
-      <w:r>
-        <w:br/>
-      </w:r>
-      <w:r>
-        <w:rPr>
-          <w:rStyle w:val="NormalTok"/>
-        </w:rPr>
-        <w:t xml:space="preserve">    pγ_valid </w:t>
-      </w:r>
-      <w:r>
-        <w:rPr>
-          <w:rStyle w:val="OperatorTok"/>
-        </w:rPr>
-        <w:t xml:space="preserve">=</w:t>
-      </w:r>
-      <w:r>
-        <w:rPr>
-          <w:rStyle w:val="NormalTok"/>
-        </w:rPr>
-        <w:t xml:space="preserve"> </w:t>
-      </w:r>
-      <w:r>
-        <w:rPr>
-          <w:rStyle w:val="FunctionTok"/>
-        </w:rPr>
-        <w:t xml:space="preserve">min</w:t>
-      </w:r>
-      <w:r>
-        <w:rPr>
-          <w:rStyle w:val="NormalTok"/>
-        </w:rPr>
-        <w:t xml:space="preserve">(</w:t>
-      </w:r>
-      <w:r>
-        <w:rPr>
-          <w:rStyle w:val="FunctionTok"/>
-        </w:rPr>
-        <w:t xml:space="preserve">max</w:t>
-      </w:r>
-      <w:r>
-        <w:rPr>
-          <w:rStyle w:val="NormalTok"/>
-        </w:rPr>
-        <w:t xml:space="preserve">(pγ, ϵ), </w:t>
-      </w:r>
-      <w:r>
-        <w:rPr>
-          <w:rStyle w:val="FloatTok"/>
-        </w:rPr>
-        <w:t xml:space="preserve">1</w:t>
-      </w:r>
-      <w:r>
-        <w:rPr>
-          <w:rStyle w:val="NormalTok"/>
-        </w:rPr>
-        <w:t xml:space="preserve"> </w:t>
-      </w:r>
-      <w:r>
-        <w:rPr>
-          <w:rStyle w:val="OperatorTok"/>
-        </w:rPr>
-        <w:t xml:space="preserve">-</w:t>
-      </w:r>
-      <w:r>
-        <w:rPr>
-          <w:rStyle w:val="NormalTok"/>
-        </w:rPr>
-        <w:t xml:space="preserve"> ϵ)</w:t>
-      </w:r>
-      <w:r>
-        <w:br/>
-      </w:r>
-      <w:r>
-        <w:rPr>
-          <w:rStyle w:val="NormalTok"/>
-        </w:rPr>
-        <w:t xml:space="preserve">    log_surv </w:t>
-      </w:r>
-      <w:r>
-        <w:rPr>
-          <w:rStyle w:val="OperatorTok"/>
-        </w:rPr>
-        <w:t xml:space="preserve">=</w:t>
-      </w:r>
-      <w:r>
-        <w:rPr>
-          <w:rStyle w:val="NormalTok"/>
-        </w:rPr>
-        <w:t xml:space="preserve"> </w:t>
-      </w:r>
-      <w:r>
-        <w:rPr>
-          <w:rStyle w:val="FunctionTok"/>
-        </w:rPr>
-        <w:t xml:space="preserve">log1p</w:t>
-      </w:r>
-      <w:r>
-        <w:rPr>
-          <w:rStyle w:val="NormalTok"/>
-        </w:rPr>
-        <w:t xml:space="preserve">(</w:t>
-      </w:r>
-      <w:r>
-        <w:rPr>
-          <w:rStyle w:val="OperatorTok"/>
-        </w:rPr>
-        <w:t xml:space="preserve">-</w:t>
-      </w:r>
-      <w:r>
-        <w:rPr>
-          <w:rStyle w:val="NormalTok"/>
-        </w:rPr>
-        <w:t xml:space="preserve">pγ_valid)</w:t>
-      </w:r>
-      <w:r>
-        <w:br/>
-      </w:r>
-      <w:r>
-        <w:rPr>
-          <w:rStyle w:val="NormalTok"/>
-        </w:rPr>
-        <w:t xml:space="preserve">    </w:t>
-      </w:r>
-      <w:r>
-        <w:rPr>
-          <w:rStyle w:val="ControlFlowTok"/>
-        </w:rPr>
-        <w:t xml:space="preserve">for</w:t>
-      </w:r>
-      <w:r>
-        <w:rPr>
-          <w:rStyle w:val="NormalTok"/>
-        </w:rPr>
-        <w:t xml:space="preserve"> i </w:t>
-      </w:r>
-      <w:r>
-        <w:rPr>
-          <w:rStyle w:val="KeywordTok"/>
-        </w:rPr>
-        <w:t xml:space="preserve">in</w:t>
-      </w:r>
-      <w:r>
-        <w:rPr>
-          <w:rStyle w:val="NormalTok"/>
-        </w:rPr>
-        <w:t xml:space="preserve"> </w:t>
-      </w:r>
-      <w:r>
-        <w:rPr>
-          <w:rStyle w:val="FloatTok"/>
-        </w:rPr>
-        <w:t xml:space="preserve">1</w:t>
-      </w:r>
-      <w:r>
-        <w:rPr>
-          <w:rStyle w:val="OperatorTok"/>
-        </w:rPr>
-        <w:t xml:space="preserve">:</w:t>
-      </w:r>
-      <w:r>
-        <w:rPr>
-          <w:rStyle w:val="FunctionTok"/>
-        </w:rPr>
-        <w:t xml:space="preserve">length</w:t>
-      </w:r>
-      <w:r>
-        <w:rPr>
-          <w:rStyle w:val="NormalTok"/>
-        </w:rPr>
-        <w:t xml:space="preserve">(delta)</w:t>
-      </w:r>
-      <w:r>
-        <w:br/>
-      </w:r>
-      <w:r>
-        <w:rPr>
-          <w:rStyle w:val="NormalTok"/>
-        </w:rPr>
-        <w:t xml:space="preserve">        </w:t>
-      </w:r>
-      <w:r>
-        <w:rPr>
-          <w:rStyle w:val="ControlFlowTok"/>
-        </w:rPr>
-        <w:t xml:space="preserve">if</w:t>
-      </w:r>
-      <w:r>
-        <w:rPr>
-          <w:rStyle w:val="NormalTok"/>
-        </w:rPr>
-        <w:t xml:space="preserve"> cens[i]</w:t>
-      </w:r>
-      <w:r>
-        <w:br/>
-      </w:r>
-      <w:r>
-        <w:rPr>
-          <w:rStyle w:val="NormalTok"/>
-        </w:rPr>
-        <w:t xml:space="preserve">            Turing.</w:t>
-      </w:r>
-      <w:r>
-        <w:rPr>
-          <w:rStyle w:val="PreprocessorTok"/>
-        </w:rPr>
-        <w:t xml:space="preserve">@addlogprob</w:t>
-      </w:r>
-      <w:r>
-        <w:rPr>
-          <w:rStyle w:val="NormalTok"/>
-        </w:rPr>
-        <w:t xml:space="preserve">!(delta[i] </w:t>
-      </w:r>
-      <w:r>
-        <w:rPr>
-          <w:rStyle w:val="OperatorTok"/>
-        </w:rPr>
-        <w:t xml:space="preserve">*</w:t>
-      </w:r>
-      <w:r>
-        <w:rPr>
-          <w:rStyle w:val="NormalTok"/>
-        </w:rPr>
-        <w:t xml:space="preserve"> log_surv)  </w:t>
-      </w:r>
-      <w:r>
-        <w:rPr>
-          <w:rStyle w:val="CommentTok"/>
-        </w:rPr>
-        <w:t xml:space="preserve"># log P(not yet recovered by step delta[i])</w:t>
-      </w:r>
-      <w:r>
-        <w:br/>
-      </w:r>
-      <w:r>
-        <w:rPr>
-          <w:rStyle w:val="NormalTok"/>
-        </w:rPr>
-        <w:t xml:space="preserve">        </w:t>
-      </w:r>
-      <w:r>
-        <w:rPr>
-          <w:rStyle w:val="ControlFlowTok"/>
-        </w:rPr>
-        <w:t xml:space="preserve">else</w:t>
-      </w:r>
-      <w:r>
-        <w:br/>
-      </w:r>
-      <w:r>
-        <w:rPr>
-          <w:rStyle w:val="NormalTok"/>
-        </w:rPr>
-        <w:t xml:space="preserve">            delta[i] </w:t>
-      </w:r>
-      <w:r>
-        <w:rPr>
-          <w:rStyle w:val="OperatorTok"/>
-        </w:rPr>
-        <w:t xml:space="preserve">~</w:t>
-      </w:r>
-      <w:r>
-        <w:rPr>
-          <w:rStyle w:val="NormalTok"/>
-        </w:rPr>
-        <w:t xml:space="preserve"> </w:t>
-      </w:r>
-      <w:r>
-        <w:rPr>
-          <w:rStyle w:val="FunctionTok"/>
-        </w:rPr>
-        <w:t xml:space="preserve">Geometric</w:t>
-      </w:r>
-      <w:r>
-        <w:rPr>
-          <w:rStyle w:val="NormalTok"/>
-        </w:rPr>
-        <w:t xml:space="preserve">(pγ_valid)</w:t>
-      </w:r>
-      <w:r>
-        <w:br/>
-      </w:r>
-      <w:r>
-        <w:rPr>
-          <w:rStyle w:val="NormalTok"/>
-        </w:rPr>
-        <w:t xml:space="preserve">        </w:t>
-      </w:r>
-      <w:r>
-        <w:rPr>
-          <w:rStyle w:val="ControlFlowTok"/>
-        </w:rPr>
-        <w:t xml:space="preserve">end</w:t>
-      </w:r>
-      <w:r>
-        <w:br/>
-      </w:r>
-      <w:r>
-        <w:rPr>
-          <w:rStyle w:val="NormalTok"/>
-        </w:rPr>
-        <w:t xml:space="preserve">    </w:t>
-      </w:r>
-      <w:r>
-        <w:rPr>
-          <w:rStyle w:val="ControlFlowTok"/>
-        </w:rPr>
-        <w:t xml:space="preserve">end</w:t>
-      </w:r>
-      <w:r>
-        <w:br/>
-      </w:r>
-      <w:r>
-        <w:rPr>
-          <w:rStyle w:val="NormalTok"/>
-        </w:rPr>
-        <w:t xml:space="preserve">    </w:t>
-      </w:r>
-      <w:r>
-        <w:br/>
-      </w:r>
-      <w:r>
-        <w:rPr>
-          <w:rStyle w:val="NormalTok"/>
-        </w:rPr>
-        <w:t xml:space="preserve">    </w:t>
-      </w:r>
-      <w:r>
-        <w:rPr>
-          <w:rStyle w:val="ControlFlowTok"/>
-        </w:rPr>
-        <w:t xml:space="preserve">return</w:t>
-      </w:r>
-      <w:r>
-        <w:rPr>
-          <w:rStyle w:val="NormalTok"/>
-        </w:rPr>
-        <w:t xml:space="preserve"> (β</w:t>
+        <w:t xml:space="preserve">N, β</w:t>
       </w:r>
       <w:r>
         <w:rPr>
@@ -5959,7 +6301,7 @@
         <w:rPr>
           <w:rStyle w:val="NormalTok"/>
         </w:rPr>
-        <w:t xml:space="preserve">N </w:t>
+        <w:t xml:space="preserve">N_max </w:t>
       </w:r>
       <w:r>
         <w:rPr>
@@ -5977,7 +6319,7 @@
         <w:rPr>
           <w:rStyle w:val="FloatTok"/>
         </w:rPr>
-        <w:t xml:space="preserve">7250</w:t>
+        <w:t xml:space="preserve">18000</w:t>
       </w:r>
       <w:r>
         <w:rPr>
@@ -5989,46 +6331,7 @@
         <w:rPr>
           <w:rStyle w:val="CommentTok"/>
         </w:rPr>
-        <w:t xml:space="preserve"># Population size</w:t>
-      </w:r>
-      <w:r>
-        <w:br/>
-      </w:r>
-      <w:r>
-        <w:rPr>
-          <w:rStyle w:val="NormalTok"/>
-        </w:rPr>
-        <w:t xml:space="preserve">M </w:t>
-      </w:r>
-      <w:r>
-        <w:rPr>
-          <w:rStyle w:val="OperatorTok"/>
-        </w:rPr>
-        <w:t xml:space="preserve">=</w:t>
-      </w:r>
-      <w:r>
-        <w:rPr>
-          <w:rStyle w:val="NormalTok"/>
-        </w:rPr>
-        <w:t xml:space="preserve"> </w:t>
-      </w:r>
-      <w:r>
-        <w:rPr>
-          <w:rStyle w:val="FloatTok"/>
-        </w:rPr>
-        <w:t xml:space="preserve">1</w:t>
-      </w:r>
-      <w:r>
-        <w:rPr>
-          <w:rStyle w:val="NormalTok"/>
-        </w:rPr>
-        <w:t xml:space="preserve">      </w:t>
-      </w:r>
-      <w:r>
-        <w:rPr>
-          <w:rStyle w:val="CommentTok"/>
-        </w:rPr>
-        <w:t xml:space="preserve"># Initial infected</w:t>
+        <w:t xml:space="preserve"># WSU total student body (KhudaBukhsh et al. (2020))</w:t>
       </w:r>
       <w:r>
         <w:br/>
@@ -6265,25 +6568,25 @@
         <w:rPr>
           <w:rStyle w:val="FunctionTok"/>
         </w:rPr>
-        <w:t xml:space="preserve">dsa_discrete_turing_multinomial</w:t>
-      </w:r>
-      <w:r>
-        <w:rPr>
-          <w:rStyle w:val="NormalTok"/>
-        </w:rPr>
-        <w:t xml:space="preserve">(N, M, nsteps, K, th, delta, cens);</w:t>
-      </w:r>
-      <w:r>
-        <w:br/>
-      </w:r>
-      <w:r>
-        <w:br/>
-      </w:r>
-      <w:r>
-        <w:rPr>
-          <w:rStyle w:val="NormalTok"/>
-        </w:rPr>
-        <w:t xml:space="preserve">n_samples </w:t>
+        <w:t xml:space="preserve">dsa_discrete_turing_multinomial_inferN</w:t>
+      </w:r>
+      <w:r>
+        <w:rPr>
+          <w:rStyle w:val="NormalTok"/>
+        </w:rPr>
+        <w:t xml:space="preserve">(N_max, nsteps, K, th, delta, cens);</w:t>
+      </w:r>
+      <w:r>
+        <w:br/>
+      </w:r>
+      <w:r>
+        <w:br/>
+      </w:r>
+      <w:r>
+        <w:rPr>
+          <w:rStyle w:val="NormalTok"/>
+        </w:rPr>
+        <w:t xml:space="preserve">n_samples  </w:t>
       </w:r>
       <w:r>
         <w:rPr>
@@ -6301,13 +6604,1144 @@
         <w:rPr>
           <w:rStyle w:val="FloatTok"/>
         </w:rPr>
+        <w:t xml:space="preserve">8000</w:t>
+      </w:r>
+      <w:r>
+        <w:br/>
+      </w:r>
+      <w:r>
+        <w:rPr>
+          <w:rStyle w:val="NormalTok"/>
+        </w:rPr>
+        <w:t xml:space="preserve">nuts_adapt </w:t>
+      </w:r>
+      <w:r>
+        <w:rPr>
+          <w:rStyle w:val="OperatorTok"/>
+        </w:rPr>
+        <w:t xml:space="preserve">=</w:t>
+      </w:r>
+      <w:r>
+        <w:rPr>
+          <w:rStyle w:val="NormalTok"/>
+        </w:rPr>
+        <w:t xml:space="preserve"> </w:t>
+      </w:r>
+      <w:r>
+        <w:rPr>
+          <w:rStyle w:val="FloatTok"/>
+        </w:rPr>
+        <w:t xml:space="preserve">2000</w:t>
+      </w:r>
+      <w:r>
+        <w:br/>
+      </w:r>
+      <w:r>
+        <w:rPr>
+          <w:rStyle w:val="NormalTok"/>
+        </w:rPr>
+        <w:t xml:space="preserve">n_chains   </w:t>
+      </w:r>
+      <w:r>
+        <w:rPr>
+          <w:rStyle w:val="OperatorTok"/>
+        </w:rPr>
+        <w:t xml:space="preserve">=</w:t>
+      </w:r>
+      <w:r>
+        <w:rPr>
+          <w:rStyle w:val="NormalTok"/>
+        </w:rPr>
+        <w:t xml:space="preserve"> </w:t>
+      </w:r>
+      <w:r>
+        <w:rPr>
+          <w:rStyle w:val="FloatTok"/>
+        </w:rPr>
+        <w:t xml:space="preserve">4</w:t>
+      </w:r>
+      <w:r>
+        <w:br/>
+      </w:r>
+      <w:r>
+        <w:rPr>
+          <w:rStyle w:val="NormalTok"/>
+        </w:rPr>
+        <w:t xml:space="preserve">σ_N        </w:t>
+      </w:r>
+      <w:r>
+        <w:rPr>
+          <w:rStyle w:val="OperatorTok"/>
+        </w:rPr>
+        <w:t xml:space="preserve">=</w:t>
+      </w:r>
+      <w:r>
+        <w:rPr>
+          <w:rStyle w:val="NormalTok"/>
+        </w:rPr>
+        <w:t xml:space="preserve"> </w:t>
+      </w:r>
+      <w:r>
+        <w:rPr>
+          <w:rStyle w:val="FloatTok"/>
+        </w:rPr>
         <w:t xml:space="preserve">1000</w:t>
       </w:r>
       <w:r>
         <w:rPr>
           <w:rStyle w:val="NormalTok"/>
         </w:rPr>
-        <w:t xml:space="preserve">;</w:t>
+        <w:t xml:space="preserve">  </w:t>
+      </w:r>
+      <w:r>
+        <w:rPr>
+          <w:rStyle w:val="CommentTok"/>
+        </w:rPr>
+        <w:t xml:space="preserve"># Discrete random walk for N with a window ±σ_N </w:t>
+      </w:r>
+      <w:r>
+        <w:br/>
+      </w:r>
+      <w:r>
+        <w:rPr>
+          <w:rStyle w:val="FunctionTok"/>
+        </w:rPr>
+        <w:t xml:space="preserve">N_proposal</w:t>
+      </w:r>
+      <w:r>
+        <w:rPr>
+          <w:rStyle w:val="NormalTok"/>
+        </w:rPr>
+        <w:t xml:space="preserve">(vnt) </w:t>
+      </w:r>
+      <w:r>
+        <w:rPr>
+          <w:rStyle w:val="OperatorTok"/>
+        </w:rPr>
+        <w:t xml:space="preserve">=</w:t>
+      </w:r>
+      <w:r>
+        <w:rPr>
+          <w:rStyle w:val="NormalTok"/>
+        </w:rPr>
+        <w:t xml:space="preserve"> (n </w:t>
+      </w:r>
+      <w:r>
+        <w:rPr>
+          <w:rStyle w:val="OperatorTok"/>
+        </w:rPr>
+        <w:t xml:space="preserve">=</w:t>
+      </w:r>
+      <w:r>
+        <w:rPr>
+          <w:rStyle w:val="NormalTok"/>
+        </w:rPr>
+        <w:t xml:space="preserve"> vnt[</w:t>
+      </w:r>
+      <w:r>
+        <w:rPr>
+          <w:rStyle w:val="PreprocessorTok"/>
+        </w:rPr>
+        <w:t xml:space="preserve">@varname</w:t>
+      </w:r>
+      <w:r>
+        <w:rPr>
+          <w:rStyle w:val="NormalTok"/>
+        </w:rPr>
+        <w:t xml:space="preserve">(N)];</w:t>
+      </w:r>
+      <w:r>
+        <w:br/>
+      </w:r>
+      <w:r>
+        <w:rPr>
+          <w:rStyle w:val="NormalTok"/>
+        </w:rPr>
+        <w:t xml:space="preserve">                   </w:t>
+      </w:r>
+      <w:r>
+        <w:rPr>
+          <w:rStyle w:val="FunctionTok"/>
+        </w:rPr>
+        <w:t xml:space="preserve">DiscreteUniform</w:t>
+      </w:r>
+      <w:r>
+        <w:rPr>
+          <w:rStyle w:val="NormalTok"/>
+        </w:rPr>
+        <w:t xml:space="preserve">(</w:t>
+      </w:r>
+      <w:r>
+        <w:rPr>
+          <w:rStyle w:val="FunctionTok"/>
+        </w:rPr>
+        <w:t xml:space="preserve">max</w:t>
+      </w:r>
+      <w:r>
+        <w:rPr>
+          <w:rStyle w:val="NormalTok"/>
+        </w:rPr>
+        <w:t xml:space="preserve">(K </w:t>
+      </w:r>
+      <w:r>
+        <w:rPr>
+          <w:rStyle w:val="OperatorTok"/>
+        </w:rPr>
+        <w:t xml:space="preserve">+</w:t>
+      </w:r>
+      <w:r>
+        <w:rPr>
+          <w:rStyle w:val="NormalTok"/>
+        </w:rPr>
+        <w:t xml:space="preserve"> </w:t>
+      </w:r>
+      <w:r>
+        <w:rPr>
+          <w:rStyle w:val="FloatTok"/>
+        </w:rPr>
+        <w:t xml:space="preserve">1</w:t>
+      </w:r>
+      <w:r>
+        <w:rPr>
+          <w:rStyle w:val="NormalTok"/>
+        </w:rPr>
+        <w:t xml:space="preserve">, n </w:t>
+      </w:r>
+      <w:r>
+        <w:rPr>
+          <w:rStyle w:val="OperatorTok"/>
+        </w:rPr>
+        <w:t xml:space="preserve">-</w:t>
+      </w:r>
+      <w:r>
+        <w:rPr>
+          <w:rStyle w:val="NormalTok"/>
+        </w:rPr>
+        <w:t xml:space="preserve"> σ_N), </w:t>
+      </w:r>
+      <w:r>
+        <w:rPr>
+          <w:rStyle w:val="FunctionTok"/>
+        </w:rPr>
+        <w:t xml:space="preserve">min</w:t>
+      </w:r>
+      <w:r>
+        <w:rPr>
+          <w:rStyle w:val="NormalTok"/>
+        </w:rPr>
+        <w:t xml:space="preserve">(N_max, n </w:t>
+      </w:r>
+      <w:r>
+        <w:rPr>
+          <w:rStyle w:val="OperatorTok"/>
+        </w:rPr>
+        <w:t xml:space="preserve">+</w:t>
+      </w:r>
+      <w:r>
+        <w:rPr>
+          <w:rStyle w:val="NormalTok"/>
+        </w:rPr>
+        <w:t xml:space="preserve"> σ_N)))</w:t>
+      </w:r>
+      <w:r>
+        <w:br/>
+      </w:r>
+      <w:r>
+        <w:br/>
+      </w:r>
+      <w:r>
+        <w:rPr>
+          <w:rStyle w:val="NormalTok"/>
+        </w:rPr>
+        <w:t xml:space="preserve">gibbs_sampler </w:t>
+      </w:r>
+      <w:r>
+        <w:rPr>
+          <w:rStyle w:val="OperatorTok"/>
+        </w:rPr>
+        <w:t xml:space="preserve">=</w:t>
+      </w:r>
+      <w:r>
+        <w:rPr>
+          <w:rStyle w:val="NormalTok"/>
+        </w:rPr>
+        <w:t xml:space="preserve"> </w:t>
+      </w:r>
+      <w:r>
+        <w:rPr>
+          <w:rStyle w:val="FunctionTok"/>
+        </w:rPr>
+        <w:t xml:space="preserve">Gibbs</w:t>
+      </w:r>
+      <w:r>
+        <w:rPr>
+          <w:rStyle w:val="NormalTok"/>
+        </w:rPr>
+        <w:t xml:space="preserve">(</w:t>
+      </w:r>
+      <w:r>
+        <w:br/>
+      </w:r>
+      <w:r>
+        <w:rPr>
+          <w:rStyle w:val="NormalTok"/>
+        </w:rPr>
+        <w:t xml:space="preserve">    </w:t>
+      </w:r>
+      <w:r>
+        <w:rPr>
+          <w:rStyle w:val="OperatorTok"/>
+        </w:rPr>
+        <w:t xml:space="preserve">:</w:t>
+      </w:r>
+      <w:r>
+        <w:rPr>
+          <w:rStyle w:val="NormalTok"/>
+        </w:rPr>
+        <w:t xml:space="preserve">N </w:t>
+      </w:r>
+      <w:r>
+        <w:rPr>
+          <w:rStyle w:val="OperatorTok"/>
+        </w:rPr>
+        <w:t xml:space="preserve">=&gt;</w:t>
+      </w:r>
+      <w:r>
+        <w:rPr>
+          <w:rStyle w:val="NormalTok"/>
+        </w:rPr>
+        <w:t xml:space="preserve"> </w:t>
+      </w:r>
+      <w:r>
+        <w:rPr>
+          <w:rStyle w:val="FunctionTok"/>
+        </w:rPr>
+        <w:t xml:space="preserve">MH</w:t>
+      </w:r>
+      <w:r>
+        <w:rPr>
+          <w:rStyle w:val="NormalTok"/>
+        </w:rPr>
+        <w:t xml:space="preserve">(</w:t>
+      </w:r>
+      <w:r>
+        <w:rPr>
+          <w:rStyle w:val="OperatorTok"/>
+        </w:rPr>
+        <w:t xml:space="preserve">:</w:t>
+      </w:r>
+      <w:r>
+        <w:rPr>
+          <w:rStyle w:val="NormalTok"/>
+        </w:rPr>
+        <w:t xml:space="preserve">N </w:t>
+      </w:r>
+      <w:r>
+        <w:rPr>
+          <w:rStyle w:val="OperatorTok"/>
+        </w:rPr>
+        <w:t xml:space="preserve">=&gt;</w:t>
+      </w:r>
+      <w:r>
+        <w:rPr>
+          <w:rStyle w:val="NormalTok"/>
+        </w:rPr>
+        <w:t xml:space="preserve"> N_proposal),</w:t>
+      </w:r>
+      <w:r>
+        <w:br/>
+      </w:r>
+      <w:r>
+        <w:rPr>
+          <w:rStyle w:val="NormalTok"/>
+        </w:rPr>
+        <w:t xml:space="preserve">    (</w:t>
+      </w:r>
+      <w:r>
+        <w:rPr>
+          <w:rStyle w:val="OperatorTok"/>
+        </w:rPr>
+        <w:t xml:space="preserve">:</w:t>
+      </w:r>
+      <w:r>
+        <w:rPr>
+          <w:rStyle w:val="NormalTok"/>
+        </w:rPr>
+        <w:t xml:space="preserve">β, </w:t>
+      </w:r>
+      <w:r>
+        <w:rPr>
+          <w:rStyle w:val="OperatorTok"/>
+        </w:rPr>
+        <w:t xml:space="preserve">:</w:t>
+      </w:r>
+      <w:r>
+        <w:rPr>
+          <w:rStyle w:val="NormalTok"/>
+        </w:rPr>
+        <w:t xml:space="preserve">γ, </w:t>
+      </w:r>
+      <w:r>
+        <w:rPr>
+          <w:rStyle w:val="OperatorTok"/>
+        </w:rPr>
+        <w:t xml:space="preserve">:</w:t>
+      </w:r>
+      <w:r>
+        <w:rPr>
+          <w:rStyle w:val="NormalTok"/>
+        </w:rPr>
+        <w:t xml:space="preserve">ρ) </w:t>
+      </w:r>
+      <w:r>
+        <w:rPr>
+          <w:rStyle w:val="OperatorTok"/>
+        </w:rPr>
+        <w:t xml:space="preserve">=&gt;</w:t>
+      </w:r>
+      <w:r>
+        <w:rPr>
+          <w:rStyle w:val="NormalTok"/>
+        </w:rPr>
+        <w:t xml:space="preserve"> </w:t>
+      </w:r>
+      <w:r>
+        <w:rPr>
+          <w:rStyle w:val="FunctionTok"/>
+        </w:rPr>
+        <w:t xml:space="preserve">NUTS</w:t>
+      </w:r>
+      <w:r>
+        <w:rPr>
+          <w:rStyle w:val="NormalTok"/>
+        </w:rPr>
+        <w:t xml:space="preserve">(nuts_adapt, </w:t>
+      </w:r>
+      <w:r>
+        <w:rPr>
+          <w:rStyle w:val="FloatTok"/>
+        </w:rPr>
+        <w:t xml:space="preserve">0.8</w:t>
+      </w:r>
+      <w:r>
+        <w:rPr>
+          <w:rStyle w:val="NormalTok"/>
+        </w:rPr>
+        <w:t xml:space="preserve">; max_depth</w:t>
+      </w:r>
+      <w:r>
+        <w:rPr>
+          <w:rStyle w:val="OperatorTok"/>
+        </w:rPr>
+        <w:t xml:space="preserve">=</w:t>
+      </w:r>
+      <w:r>
+        <w:rPr>
+          <w:rStyle w:val="FloatTok"/>
+        </w:rPr>
+        <w:t xml:space="preserve">12</w:t>
+      </w:r>
+      <w:r>
+        <w:rPr>
+          <w:rStyle w:val="NormalTok"/>
+        </w:rPr>
+        <w:t xml:space="preserve">, Δ_max</w:t>
+      </w:r>
+      <w:r>
+        <w:rPr>
+          <w:rStyle w:val="OperatorTok"/>
+        </w:rPr>
+        <w:t xml:space="preserve">=</w:t>
+      </w:r>
+      <w:r>
+        <w:rPr>
+          <w:rStyle w:val="FloatTok"/>
+        </w:rPr>
+        <w:t xml:space="preserve">1000.0</w:t>
+      </w:r>
+      <w:r>
+        <w:rPr>
+          <w:rStyle w:val="NormalTok"/>
+        </w:rPr>
+        <w:t xml:space="preserve">)</w:t>
+      </w:r>
+      <w:r>
+        <w:br/>
+      </w:r>
+      <w:r>
+        <w:rPr>
+          <w:rStyle w:val="NormalTok"/>
+        </w:rPr>
+        <w:t xml:space="preserve">)</w:t>
+      </w:r>
+      <w:r>
+        <w:br/>
+      </w:r>
+      <w:r>
+        <w:br/>
+      </w:r>
+      <w:r>
+        <w:rPr>
+          <w:rStyle w:val="CommentTok"/>
+        </w:rPr>
+        <w:t xml:space="preserve"># Different initial values per chain (wide range for N, small offsets for β/γ/ρ)</w:t>
+      </w:r>
+      <w:r>
+        <w:br/>
+      </w:r>
+      <w:r>
+        <w:rPr>
+          <w:rStyle w:val="CommentTok"/>
+        </w:rPr>
+        <w:t xml:space="preserve"># to improve exploration</w:t>
+      </w:r>
+      <w:r>
+        <w:br/>
+      </w:r>
+      <w:r>
+        <w:rPr>
+          <w:rStyle w:val="NormalTok"/>
+        </w:rPr>
+        <w:t xml:space="preserve">init_params_vec </w:t>
+      </w:r>
+      <w:r>
+        <w:rPr>
+          <w:rStyle w:val="OperatorTok"/>
+        </w:rPr>
+        <w:t xml:space="preserve">=</w:t>
+      </w:r>
+      <w:r>
+        <w:rPr>
+          <w:rStyle w:val="NormalTok"/>
+        </w:rPr>
+        <w:t xml:space="preserve"> [</w:t>
+      </w:r>
+      <w:r>
+        <w:br/>
+      </w:r>
+      <w:r>
+        <w:rPr>
+          <w:rStyle w:val="NormalTok"/>
+        </w:rPr>
+        <w:t xml:space="preserve">    (N </w:t>
+      </w:r>
+      <w:r>
+        <w:rPr>
+          <w:rStyle w:val="OperatorTok"/>
+        </w:rPr>
+        <w:t xml:space="preserve">=</w:t>
+      </w:r>
+      <w:r>
+        <w:rPr>
+          <w:rStyle w:val="NormalTok"/>
+        </w:rPr>
+        <w:t xml:space="preserve"> </w:t>
+      </w:r>
+      <w:r>
+        <w:rPr>
+          <w:rStyle w:val="FunctionTok"/>
+        </w:rPr>
+        <w:t xml:space="preserve">round</w:t>
+      </w:r>
+      <w:r>
+        <w:rPr>
+          <w:rStyle w:val="NormalTok"/>
+        </w:rPr>
+        <w:t xml:space="preserve">(</w:t>
+      </w:r>
+      <w:r>
+        <w:rPr>
+          <w:rStyle w:val="DataTypeTok"/>
+        </w:rPr>
+        <w:t xml:space="preserve">Int</w:t>
+      </w:r>
+      <w:r>
+        <w:rPr>
+          <w:rStyle w:val="NormalTok"/>
+        </w:rPr>
+        <w:t xml:space="preserve">, </w:t>
+      </w:r>
+      <w:r>
+        <w:rPr>
+          <w:rStyle w:val="FloatTok"/>
+        </w:rPr>
+        <w:t xml:space="preserve">4_000</w:t>
+      </w:r>
+      <w:r>
+        <w:rPr>
+          <w:rStyle w:val="NormalTok"/>
+        </w:rPr>
+        <w:t xml:space="preserve"> </w:t>
+      </w:r>
+      <w:r>
+        <w:rPr>
+          <w:rStyle w:val="OperatorTok"/>
+        </w:rPr>
+        <w:t xml:space="preserve">+</w:t>
+      </w:r>
+      <w:r>
+        <w:rPr>
+          <w:rStyle w:val="NormalTok"/>
+        </w:rPr>
+        <w:t xml:space="preserve"> </w:t>
+      </w:r>
+      <w:r>
+        <w:rPr>
+          <w:rStyle w:val="FloatTok"/>
+        </w:rPr>
+        <w:t xml:space="preserve">4_000</w:t>
+      </w:r>
+      <w:r>
+        <w:rPr>
+          <w:rStyle w:val="NormalTok"/>
+        </w:rPr>
+        <w:t xml:space="preserve"> </w:t>
+      </w:r>
+      <w:r>
+        <w:rPr>
+          <w:rStyle w:val="OperatorTok"/>
+        </w:rPr>
+        <w:t xml:space="preserve">*</w:t>
+      </w:r>
+      <w:r>
+        <w:rPr>
+          <w:rStyle w:val="NormalTok"/>
+        </w:rPr>
+        <w:t xml:space="preserve"> (i </w:t>
+      </w:r>
+      <w:r>
+        <w:rPr>
+          <w:rStyle w:val="OperatorTok"/>
+        </w:rPr>
+        <w:t xml:space="preserve">-</w:t>
+      </w:r>
+      <w:r>
+        <w:rPr>
+          <w:rStyle w:val="NormalTok"/>
+        </w:rPr>
+        <w:t xml:space="preserve"> </w:t>
+      </w:r>
+      <w:r>
+        <w:rPr>
+          <w:rStyle w:val="FloatTok"/>
+        </w:rPr>
+        <w:t xml:space="preserve">1</w:t>
+      </w:r>
+      <w:r>
+        <w:rPr>
+          <w:rStyle w:val="NormalTok"/>
+        </w:rPr>
+        <w:t xml:space="preserve">)),</w:t>
+      </w:r>
+      <w:r>
+        <w:br/>
+      </w:r>
+      <w:r>
+        <w:rPr>
+          <w:rStyle w:val="NormalTok"/>
+        </w:rPr>
+        <w:t xml:space="preserve">     β </w:t>
+      </w:r>
+      <w:r>
+        <w:rPr>
+          <w:rStyle w:val="OperatorTok"/>
+        </w:rPr>
+        <w:t xml:space="preserve">=</w:t>
+      </w:r>
+      <w:r>
+        <w:rPr>
+          <w:rStyle w:val="NormalTok"/>
+        </w:rPr>
+        <w:t xml:space="preserve"> </w:t>
+      </w:r>
+      <w:r>
+        <w:rPr>
+          <w:rStyle w:val="FloatTok"/>
+        </w:rPr>
+        <w:t xml:space="preserve">0.15</w:t>
+      </w:r>
+      <w:r>
+        <w:rPr>
+          <w:rStyle w:val="NormalTok"/>
+        </w:rPr>
+        <w:t xml:space="preserve"> </w:t>
+      </w:r>
+      <w:r>
+        <w:rPr>
+          <w:rStyle w:val="OperatorTok"/>
+        </w:rPr>
+        <w:t xml:space="preserve">+</w:t>
+      </w:r>
+      <w:r>
+        <w:rPr>
+          <w:rStyle w:val="NormalTok"/>
+        </w:rPr>
+        <w:t xml:space="preserve"> </w:t>
+      </w:r>
+      <w:r>
+        <w:rPr>
+          <w:rStyle w:val="FloatTok"/>
+        </w:rPr>
+        <w:t xml:space="preserve">0.03</w:t>
+      </w:r>
+      <w:r>
+        <w:rPr>
+          <w:rStyle w:val="NormalTok"/>
+        </w:rPr>
+        <w:t xml:space="preserve"> </w:t>
+      </w:r>
+      <w:r>
+        <w:rPr>
+          <w:rStyle w:val="OperatorTok"/>
+        </w:rPr>
+        <w:t xml:space="preserve">*</w:t>
+      </w:r>
+      <w:r>
+        <w:rPr>
+          <w:rStyle w:val="NormalTok"/>
+        </w:rPr>
+        <w:t xml:space="preserve"> (i </w:t>
+      </w:r>
+      <w:r>
+        <w:rPr>
+          <w:rStyle w:val="OperatorTok"/>
+        </w:rPr>
+        <w:t xml:space="preserve">-</w:t>
+      </w:r>
+      <w:r>
+        <w:rPr>
+          <w:rStyle w:val="NormalTok"/>
+        </w:rPr>
+        <w:t xml:space="preserve"> </w:t>
+      </w:r>
+      <w:r>
+        <w:rPr>
+          <w:rStyle w:val="FloatTok"/>
+        </w:rPr>
+        <w:t xml:space="preserve">1</w:t>
+      </w:r>
+      <w:r>
+        <w:rPr>
+          <w:rStyle w:val="NormalTok"/>
+        </w:rPr>
+        <w:t xml:space="preserve">) </w:t>
+      </w:r>
+      <w:r>
+        <w:rPr>
+          <w:rStyle w:val="OperatorTok"/>
+        </w:rPr>
+        <w:t xml:space="preserve">/</w:t>
+      </w:r>
+      <w:r>
+        <w:rPr>
+          <w:rStyle w:val="NormalTok"/>
+        </w:rPr>
+        <w:t xml:space="preserve"> </w:t>
+      </w:r>
+      <w:r>
+        <w:rPr>
+          <w:rStyle w:val="FunctionTok"/>
+        </w:rPr>
+        <w:t xml:space="preserve">max</w:t>
+      </w:r>
+      <w:r>
+        <w:rPr>
+          <w:rStyle w:val="NormalTok"/>
+        </w:rPr>
+        <w:t xml:space="preserve">(n_chains </w:t>
+      </w:r>
+      <w:r>
+        <w:rPr>
+          <w:rStyle w:val="OperatorTok"/>
+        </w:rPr>
+        <w:t xml:space="preserve">-</w:t>
+      </w:r>
+      <w:r>
+        <w:rPr>
+          <w:rStyle w:val="NormalTok"/>
+        </w:rPr>
+        <w:t xml:space="preserve"> </w:t>
+      </w:r>
+      <w:r>
+        <w:rPr>
+          <w:rStyle w:val="FloatTok"/>
+        </w:rPr>
+        <w:t xml:space="preserve">1</w:t>
+      </w:r>
+      <w:r>
+        <w:rPr>
+          <w:rStyle w:val="NormalTok"/>
+        </w:rPr>
+        <w:t xml:space="preserve">, </w:t>
+      </w:r>
+      <w:r>
+        <w:rPr>
+          <w:rStyle w:val="FloatTok"/>
+        </w:rPr>
+        <w:t xml:space="preserve">1</w:t>
+      </w:r>
+      <w:r>
+        <w:rPr>
+          <w:rStyle w:val="NormalTok"/>
+        </w:rPr>
+        <w:t xml:space="preserve">),</w:t>
+      </w:r>
+      <w:r>
+        <w:br/>
+      </w:r>
+      <w:r>
+        <w:rPr>
+          <w:rStyle w:val="NormalTok"/>
+        </w:rPr>
+        <w:t xml:space="preserve">     γ </w:t>
+      </w:r>
+      <w:r>
+        <w:rPr>
+          <w:rStyle w:val="OperatorTok"/>
+        </w:rPr>
+        <w:t xml:space="preserve">=</w:t>
+      </w:r>
+      <w:r>
+        <w:rPr>
+          <w:rStyle w:val="NormalTok"/>
+        </w:rPr>
+        <w:t xml:space="preserve"> </w:t>
+      </w:r>
+      <w:r>
+        <w:rPr>
+          <w:rStyle w:val="FloatTok"/>
+        </w:rPr>
+        <w:t xml:space="preserve">0.16</w:t>
+      </w:r>
+      <w:r>
+        <w:rPr>
+          <w:rStyle w:val="NormalTok"/>
+        </w:rPr>
+        <w:t xml:space="preserve"> </w:t>
+      </w:r>
+      <w:r>
+        <w:rPr>
+          <w:rStyle w:val="OperatorTok"/>
+        </w:rPr>
+        <w:t xml:space="preserve">+</w:t>
+      </w:r>
+      <w:r>
+        <w:rPr>
+          <w:rStyle w:val="NormalTok"/>
+        </w:rPr>
+        <w:t xml:space="preserve"> </w:t>
+      </w:r>
+      <w:r>
+        <w:rPr>
+          <w:rStyle w:val="FloatTok"/>
+        </w:rPr>
+        <w:t xml:space="preserve">0.04</w:t>
+      </w:r>
+      <w:r>
+        <w:rPr>
+          <w:rStyle w:val="NormalTok"/>
+        </w:rPr>
+        <w:t xml:space="preserve"> </w:t>
+      </w:r>
+      <w:r>
+        <w:rPr>
+          <w:rStyle w:val="OperatorTok"/>
+        </w:rPr>
+        <w:t xml:space="preserve">*</w:t>
+      </w:r>
+      <w:r>
+        <w:rPr>
+          <w:rStyle w:val="NormalTok"/>
+        </w:rPr>
+        <w:t xml:space="preserve"> (i </w:t>
+      </w:r>
+      <w:r>
+        <w:rPr>
+          <w:rStyle w:val="OperatorTok"/>
+        </w:rPr>
+        <w:t xml:space="preserve">-</w:t>
+      </w:r>
+      <w:r>
+        <w:rPr>
+          <w:rStyle w:val="NormalTok"/>
+        </w:rPr>
+        <w:t xml:space="preserve"> </w:t>
+      </w:r>
+      <w:r>
+        <w:rPr>
+          <w:rStyle w:val="FloatTok"/>
+        </w:rPr>
+        <w:t xml:space="preserve">1</w:t>
+      </w:r>
+      <w:r>
+        <w:rPr>
+          <w:rStyle w:val="NormalTok"/>
+        </w:rPr>
+        <w:t xml:space="preserve">) </w:t>
+      </w:r>
+      <w:r>
+        <w:rPr>
+          <w:rStyle w:val="OperatorTok"/>
+        </w:rPr>
+        <w:t xml:space="preserve">/</w:t>
+      </w:r>
+      <w:r>
+        <w:rPr>
+          <w:rStyle w:val="NormalTok"/>
+        </w:rPr>
+        <w:t xml:space="preserve"> </w:t>
+      </w:r>
+      <w:r>
+        <w:rPr>
+          <w:rStyle w:val="FunctionTok"/>
+        </w:rPr>
+        <w:t xml:space="preserve">max</w:t>
+      </w:r>
+      <w:r>
+        <w:rPr>
+          <w:rStyle w:val="NormalTok"/>
+        </w:rPr>
+        <w:t xml:space="preserve">(n_chains </w:t>
+      </w:r>
+      <w:r>
+        <w:rPr>
+          <w:rStyle w:val="OperatorTok"/>
+        </w:rPr>
+        <w:t xml:space="preserve">-</w:t>
+      </w:r>
+      <w:r>
+        <w:rPr>
+          <w:rStyle w:val="NormalTok"/>
+        </w:rPr>
+        <w:t xml:space="preserve"> </w:t>
+      </w:r>
+      <w:r>
+        <w:rPr>
+          <w:rStyle w:val="FloatTok"/>
+        </w:rPr>
+        <w:t xml:space="preserve">1</w:t>
+      </w:r>
+      <w:r>
+        <w:rPr>
+          <w:rStyle w:val="NormalTok"/>
+        </w:rPr>
+        <w:t xml:space="preserve">, </w:t>
+      </w:r>
+      <w:r>
+        <w:rPr>
+          <w:rStyle w:val="FloatTok"/>
+        </w:rPr>
+        <w:t xml:space="preserve">1</w:t>
+      </w:r>
+      <w:r>
+        <w:rPr>
+          <w:rStyle w:val="NormalTok"/>
+        </w:rPr>
+        <w:t xml:space="preserve">),</w:t>
+      </w:r>
+      <w:r>
+        <w:br/>
+      </w:r>
+      <w:r>
+        <w:rPr>
+          <w:rStyle w:val="NormalTok"/>
+        </w:rPr>
+        <w:t xml:space="preserve">     ρ </w:t>
+      </w:r>
+      <w:r>
+        <w:rPr>
+          <w:rStyle w:val="OperatorTok"/>
+        </w:rPr>
+        <w:t xml:space="preserve">=</w:t>
+      </w:r>
+      <w:r>
+        <w:rPr>
+          <w:rStyle w:val="NormalTok"/>
+        </w:rPr>
+        <w:t xml:space="preserve"> </w:t>
+      </w:r>
+      <w:r>
+        <w:rPr>
+          <w:rStyle w:val="FloatTok"/>
+        </w:rPr>
+        <w:t xml:space="preserve">0.03</w:t>
+      </w:r>
+      <w:r>
+        <w:rPr>
+          <w:rStyle w:val="NormalTok"/>
+        </w:rPr>
+        <w:t xml:space="preserve"> </w:t>
+      </w:r>
+      <w:r>
+        <w:rPr>
+          <w:rStyle w:val="OperatorTok"/>
+        </w:rPr>
+        <w:t xml:space="preserve">+</w:t>
+      </w:r>
+      <w:r>
+        <w:rPr>
+          <w:rStyle w:val="NormalTok"/>
+        </w:rPr>
+        <w:t xml:space="preserve"> </w:t>
+      </w:r>
+      <w:r>
+        <w:rPr>
+          <w:rStyle w:val="FloatTok"/>
+        </w:rPr>
+        <w:t xml:space="preserve">0.03</w:t>
+      </w:r>
+      <w:r>
+        <w:rPr>
+          <w:rStyle w:val="NormalTok"/>
+        </w:rPr>
+        <w:t xml:space="preserve"> </w:t>
+      </w:r>
+      <w:r>
+        <w:rPr>
+          <w:rStyle w:val="OperatorTok"/>
+        </w:rPr>
+        <w:t xml:space="preserve">*</w:t>
+      </w:r>
+      <w:r>
+        <w:rPr>
+          <w:rStyle w:val="NormalTok"/>
+        </w:rPr>
+        <w:t xml:space="preserve"> (i </w:t>
+      </w:r>
+      <w:r>
+        <w:rPr>
+          <w:rStyle w:val="OperatorTok"/>
+        </w:rPr>
+        <w:t xml:space="preserve">-</w:t>
+      </w:r>
+      <w:r>
+        <w:rPr>
+          <w:rStyle w:val="NormalTok"/>
+        </w:rPr>
+        <w:t xml:space="preserve"> </w:t>
+      </w:r>
+      <w:r>
+        <w:rPr>
+          <w:rStyle w:val="FloatTok"/>
+        </w:rPr>
+        <w:t xml:space="preserve">1</w:t>
+      </w:r>
+      <w:r>
+        <w:rPr>
+          <w:rStyle w:val="NormalTok"/>
+        </w:rPr>
+        <w:t xml:space="preserve">) </w:t>
+      </w:r>
+      <w:r>
+        <w:rPr>
+          <w:rStyle w:val="OperatorTok"/>
+        </w:rPr>
+        <w:t xml:space="preserve">/</w:t>
+      </w:r>
+      <w:r>
+        <w:rPr>
+          <w:rStyle w:val="NormalTok"/>
+        </w:rPr>
+        <w:t xml:space="preserve"> </w:t>
+      </w:r>
+      <w:r>
+        <w:rPr>
+          <w:rStyle w:val="FunctionTok"/>
+        </w:rPr>
+        <w:t xml:space="preserve">max</w:t>
+      </w:r>
+      <w:r>
+        <w:rPr>
+          <w:rStyle w:val="NormalTok"/>
+        </w:rPr>
+        <w:t xml:space="preserve">(n_chains </w:t>
+      </w:r>
+      <w:r>
+        <w:rPr>
+          <w:rStyle w:val="OperatorTok"/>
+        </w:rPr>
+        <w:t xml:space="preserve">-</w:t>
+      </w:r>
+      <w:r>
+        <w:rPr>
+          <w:rStyle w:val="NormalTok"/>
+        </w:rPr>
+        <w:t xml:space="preserve"> </w:t>
+      </w:r>
+      <w:r>
+        <w:rPr>
+          <w:rStyle w:val="FloatTok"/>
+        </w:rPr>
+        <w:t xml:space="preserve">1</w:t>
+      </w:r>
+      <w:r>
+        <w:rPr>
+          <w:rStyle w:val="NormalTok"/>
+        </w:rPr>
+        <w:t xml:space="preserve">, </w:t>
+      </w:r>
+      <w:r>
+        <w:rPr>
+          <w:rStyle w:val="FloatTok"/>
+        </w:rPr>
+        <w:t xml:space="preserve">1</w:t>
+      </w:r>
+      <w:r>
+        <w:rPr>
+          <w:rStyle w:val="NormalTok"/>
+        </w:rPr>
+        <w:t xml:space="preserve">))</w:t>
+      </w:r>
+      <w:r>
+        <w:br/>
+      </w:r>
+      <w:r>
+        <w:rPr>
+          <w:rStyle w:val="NormalTok"/>
+        </w:rPr>
+        <w:t xml:space="preserve">    for i </w:t>
+      </w:r>
+      <w:r>
+        <w:rPr>
+          <w:rStyle w:val="KeywordTok"/>
+        </w:rPr>
+        <w:t xml:space="preserve">in</w:t>
+      </w:r>
+      <w:r>
+        <w:rPr>
+          <w:rStyle w:val="NormalTok"/>
+        </w:rPr>
+        <w:t xml:space="preserve"> </w:t>
+      </w:r>
+      <w:r>
+        <w:rPr>
+          <w:rStyle w:val="FloatTok"/>
+        </w:rPr>
+        <w:t xml:space="preserve">1</w:t>
+      </w:r>
+      <w:r>
+        <w:rPr>
+          <w:rStyle w:val="OperatorTok"/>
+        </w:rPr>
+        <w:t xml:space="preserve">:</w:t>
+      </w:r>
+      <w:r>
+        <w:rPr>
+          <w:rStyle w:val="NormalTok"/>
+        </w:rPr>
+        <w:t xml:space="preserve">n_chains</w:t>
+      </w:r>
+      <w:r>
+        <w:br/>
+      </w:r>
+      <w:r>
+        <w:rPr>
+          <w:rStyle w:val="NormalTok"/>
+        </w:rPr>
+        <w:t xml:space="preserve">]</w:t>
+      </w:r>
+      <w:r>
+        <w:br/>
       </w:r>
       <w:r>
         <w:br/>
@@ -6340,46 +7774,124 @@
         <w:rPr>
           <w:rStyle w:val="NormalTok"/>
         </w:rPr>
-        <w:t xml:space="preserve">(model, </w:t>
+        <w:t xml:space="preserve">(model, gibbs_sampler, </w:t>
+      </w:r>
+      <w:r>
+        <w:rPr>
+          <w:rStyle w:val="FloatTok"/>
+        </w:rPr>
+        <w:t xml:space="preserve">1</w:t>
+      </w:r>
+      <w:r>
+        <w:rPr>
+          <w:rStyle w:val="NormalTok"/>
+        </w:rPr>
+        <w:t xml:space="preserve">; progress</w:t>
+      </w:r>
+      <w:r>
+        <w:rPr>
+          <w:rStyle w:val="OperatorTok"/>
+        </w:rPr>
+        <w:t xml:space="preserve">=</w:t>
+      </w:r>
+      <w:r>
+        <w:rPr>
+          <w:rStyle w:val="ConstantTok"/>
+        </w:rPr>
+        <w:t xml:space="preserve">false</w:t>
+      </w:r>
+      <w:r>
+        <w:rPr>
+          <w:rStyle w:val="NormalTok"/>
+        </w:rPr>
+        <w:t xml:space="preserve">, initial_params</w:t>
+      </w:r>
+      <w:r>
+        <w:rPr>
+          <w:rStyle w:val="OperatorTok"/>
+        </w:rPr>
+        <w:t xml:space="preserve">=</w:t>
+      </w:r>
+      <w:r>
+        <w:rPr>
+          <w:rStyle w:val="NormalTok"/>
+        </w:rPr>
+        <w:t xml:space="preserve">init_params_vec[</w:t>
+      </w:r>
+      <w:r>
+        <w:rPr>
+          <w:rStyle w:val="FloatTok"/>
+        </w:rPr>
+        <w:t xml:space="preserve">1</w:t>
+      </w:r>
+      <w:r>
+        <w:rPr>
+          <w:rStyle w:val="NormalTok"/>
+        </w:rPr>
+        <w:t xml:space="preserve">])</w:t>
+      </w:r>
+      <w:r>
+        <w:br/>
+      </w:r>
+      <w:r>
+        <w:br/>
+      </w:r>
+      <w:r>
+        <w:rPr>
+          <w:rStyle w:val="PreprocessorTok"/>
+        </w:rPr>
+        <w:t xml:space="preserve">@time</w:t>
+      </w:r>
+      <w:r>
+        <w:rPr>
+          <w:rStyle w:val="NormalTok"/>
+        </w:rPr>
+        <w:t xml:space="preserve"> chain </w:t>
+      </w:r>
+      <w:r>
+        <w:rPr>
+          <w:rStyle w:val="OperatorTok"/>
+        </w:rPr>
+        <w:t xml:space="preserve">=</w:t>
+      </w:r>
+      <w:r>
+        <w:rPr>
+          <w:rStyle w:val="NormalTok"/>
+        </w:rPr>
+        <w:t xml:space="preserve"> </w:t>
       </w:r>
       <w:r>
         <w:rPr>
           <w:rStyle w:val="FunctionTok"/>
         </w:rPr>
-        <w:t xml:space="preserve">NUTS</w:t>
-      </w:r>
-      <w:r>
-        <w:rPr>
-          <w:rStyle w:val="NormalTok"/>
-        </w:rPr>
-        <w:t xml:space="preserve">(), </w:t>
-      </w:r>
-      <w:r>
-        <w:rPr>
-          <w:rStyle w:val="FloatTok"/>
-        </w:rPr>
-        <w:t xml:space="preserve">1</w:t>
-      </w:r>
-      <w:r>
-        <w:rPr>
-          <w:rStyle w:val="NormalTok"/>
-        </w:rPr>
-        <w:t xml:space="preserve">)</w:t>
-      </w:r>
-      <w:r>
-        <w:br/>
-      </w:r>
-      <w:r>
-        <w:rPr>
-          <w:rStyle w:val="PreprocessorTok"/>
-        </w:rPr>
-        <w:t xml:space="preserve">@time</w:t>
-      </w:r>
-      <w:r>
-        <w:rPr>
-          <w:rStyle w:val="NormalTok"/>
-        </w:rPr>
-        <w:t xml:space="preserve"> chain </w:t>
+        <w:t xml:space="preserve">sample</w:t>
+      </w:r>
+      <w:r>
+        <w:rPr>
+          <w:rStyle w:val="NormalTok"/>
+        </w:rPr>
+        <w:t xml:space="preserve">(model, gibbs_sampler, </w:t>
+      </w:r>
+      <w:r>
+        <w:rPr>
+          <w:rStyle w:val="FunctionTok"/>
+        </w:rPr>
+        <w:t xml:space="preserve">MCMCThreads</w:t>
+      </w:r>
+      <w:r>
+        <w:rPr>
+          <w:rStyle w:val="NormalTok"/>
+        </w:rPr>
+        <w:t xml:space="preserve">(), n_samples, n_chains;</w:t>
+      </w:r>
+      <w:r>
+        <w:br/>
+      </w:r>
+      <w:r>
+        <w:rPr>
+          <w:rStyle w:val="NormalTok"/>
+        </w:rPr>
+        <w:t xml:space="preserve">                     progress</w:t>
       </w:r>
       <w:r>
         <w:rPr>
@@ -6389,66 +7901,15 @@
       </w:r>
       <w:r>
         <w:rPr>
-          <w:rStyle w:val="NormalTok"/>
-        </w:rPr>
-        <w:t xml:space="preserve"> </w:t>
-      </w:r>
-      <w:r>
-        <w:rPr>
-          <w:rStyle w:val="FunctionTok"/>
-        </w:rPr>
-        <w:t xml:space="preserve">sample</w:t>
-      </w:r>
-      <w:r>
-        <w:rPr>
-          <w:rStyle w:val="NormalTok"/>
-        </w:rPr>
-        <w:t xml:space="preserve">(model,</w:t>
-      </w:r>
-      <w:r>
-        <w:br/>
-      </w:r>
-      <w:r>
-        <w:rPr>
-          <w:rStyle w:val="NormalTok"/>
-        </w:rPr>
-        <w:t xml:space="preserve">                     </w:t>
-      </w:r>
-      <w:r>
-        <w:rPr>
-          <w:rStyle w:val="FunctionTok"/>
-        </w:rPr>
-        <w:t xml:space="preserve">NUTS</w:t>
-      </w:r>
-      <w:r>
-        <w:rPr>
-          <w:rStyle w:val="NormalTok"/>
-        </w:rPr>
-        <w:t xml:space="preserve">(</w:t>
-      </w:r>
-      <w:r>
-        <w:rPr>
-          <w:rStyle w:val="FloatTok"/>
-        </w:rPr>
-        <w:t xml:space="preserve">500</w:t>
-      </w:r>
-      <w:r>
-        <w:rPr>
-          <w:rStyle w:val="NormalTok"/>
-        </w:rPr>
-        <w:t xml:space="preserve">, </w:t>
-      </w:r>
-      <w:r>
-        <w:rPr>
-          <w:rStyle w:val="FloatTok"/>
-        </w:rPr>
-        <w:t xml:space="preserve">0.65</w:t>
-      </w:r>
-      <w:r>
-        <w:rPr>
-          <w:rStyle w:val="NormalTok"/>
-        </w:rPr>
-        <w:t xml:space="preserve">; max_depth</w:t>
+          <w:rStyle w:val="ConstantTok"/>
+        </w:rPr>
+        <w:t xml:space="preserve">false</w:t>
+      </w:r>
+      <w:r>
+        <w:rPr>
+          <w:rStyle w:val="NormalTok"/>
+        </w:rPr>
+        <w:t xml:space="preserve">, initial_params</w:t>
       </w:r>
       <w:r>
         <w:rPr>
@@ -6458,60 +7919,9 @@
       </w:r>
       <w:r>
         <w:rPr>
-          <w:rStyle w:val="FloatTok"/>
-        </w:rPr>
-        <w:t xml:space="preserve">10</w:t>
-      </w:r>
-      <w:r>
-        <w:rPr>
-          <w:rStyle w:val="NormalTok"/>
-        </w:rPr>
-        <w:t xml:space="preserve">, Δ_max</w:t>
-      </w:r>
-      <w:r>
-        <w:rPr>
-          <w:rStyle w:val="OperatorTok"/>
-        </w:rPr>
-        <w:t xml:space="preserve">=</w:t>
-      </w:r>
-      <w:r>
-        <w:rPr>
-          <w:rStyle w:val="FloatTok"/>
-        </w:rPr>
-        <w:t xml:space="preserve">1000.0</w:t>
-      </w:r>
-      <w:r>
-        <w:rPr>
-          <w:rStyle w:val="NormalTok"/>
-        </w:rPr>
-        <w:t xml:space="preserve">, init_ϵ</w:t>
-      </w:r>
-      <w:r>
-        <w:rPr>
-          <w:rStyle w:val="OperatorTok"/>
-        </w:rPr>
-        <w:t xml:space="preserve">=</w:t>
-      </w:r>
-      <w:r>
-        <w:rPr>
-          <w:rStyle w:val="FloatTok"/>
-        </w:rPr>
-        <w:t xml:space="preserve">0.2</w:t>
-      </w:r>
-      <w:r>
-        <w:rPr>
-          <w:rStyle w:val="NormalTok"/>
-        </w:rPr>
-        <w:t xml:space="preserve">),</w:t>
-      </w:r>
-      <w:r>
-        <w:br/>
-      </w:r>
-      <w:r>
-        <w:rPr>
-          <w:rStyle w:val="NormalTok"/>
-        </w:rPr>
-        <w:t xml:space="preserve">                     n_samples);</w:t>
+          <w:rStyle w:val="NormalTok"/>
+        </w:rPr>
+        <w:t xml:space="preserve">init_params_vec);</w:t>
       </w:r>
     </w:p>
     <w:bookmarkEnd w:id="31"/>
@@ -6557,7 +7967,7 @@
         <w:rPr>
           <w:rStyle w:val="VerbatimChar"/>
         </w:rPr>
-        <w:t xml:space="preserve">Chains MCMC chain (1000×17×1 Array{Float64, 3}):</w:t>
+        <w:t xml:space="preserve">Chains MCMC chain (8000×7×4 Array{Float64, 3}):</w:t>
       </w:r>
       <w:r>
         <w:br/>
@@ -6569,7 +7979,7 @@
         <w:rPr>
           <w:rStyle w:val="VerbatimChar"/>
         </w:rPr>
-        <w:t xml:space="preserve">Iterations        = 501:1:1500</w:t>
+        <w:t xml:space="preserve">Iterations        = 1:1:8000</w:t>
       </w:r>
       <w:r>
         <w:br/>
@@ -6578,7 +7988,7 @@
         <w:rPr>
           <w:rStyle w:val="VerbatimChar"/>
         </w:rPr>
-        <w:t xml:space="preserve">Number of chains  = 1</w:t>
+        <w:t xml:space="preserve">Number of chains  = 4</w:t>
       </w:r>
       <w:r>
         <w:br/>
@@ -6587,7 +7997,7 @@
         <w:rPr>
           <w:rStyle w:val="VerbatimChar"/>
         </w:rPr>
-        <w:t xml:space="preserve">Samples per chain = 1000</w:t>
+        <w:t xml:space="preserve">Samples per chain = 8000</w:t>
       </w:r>
       <w:r>
         <w:br/>
@@ -6596,7 +8006,7 @@
         <w:rPr>
           <w:rStyle w:val="VerbatimChar"/>
         </w:rPr>
-        <w:t xml:space="preserve">Wall duration     = 0.86 seconds</w:t>
+        <w:t xml:space="preserve">Wall duration     = 11.18 seconds</w:t>
       </w:r>
       <w:r>
         <w:br/>
@@ -6605,7 +8015,7 @@
         <w:rPr>
           <w:rStyle w:val="VerbatimChar"/>
         </w:rPr>
-        <w:t xml:space="preserve">Compute duration  = 0.86 seconds</w:t>
+        <w:t xml:space="preserve">Compute duration  = 40.19 seconds</w:t>
       </w:r>
       <w:r>
         <w:br/>
@@ -6614,7 +8024,7 @@
         <w:rPr>
           <w:rStyle w:val="VerbatimChar"/>
         </w:rPr>
-        <w:t xml:space="preserve">parameters        = β, γ, ρ</w:t>
+        <w:t xml:space="preserve">parameters        = N, β, γ, ρ</w:t>
       </w:r>
       <w:r>
         <w:br/>
@@ -6623,7 +8033,7 @@
         <w:rPr>
           <w:rStyle w:val="VerbatimChar"/>
         </w:rPr>
-        <w:t xml:space="preserve">internals         = n_steps, is_accept, acceptance_rate, log_density, hamiltonian_energy, hamiltonian_energy_error, max_hamiltonian_energy_error, tree_depth, numerical_error, step_size, nom_step_size, logprior, loglikelihood, logjoint</w:t>
+        <w:t xml:space="preserve">internals         = logprior, loglikelihood, logjoint</w:t>
       </w:r>
       <w:r>
         <w:br/>
@@ -6647,7 +8057,7 @@
         <w:rPr>
           <w:rStyle w:val="VerbatimChar"/>
         </w:rPr>
-        <w:t xml:space="preserve">  parameters      mean       std      mcse   ess_bulk   ess_tail      rhat   e ⋯</w:t>
+        <w:t xml:space="preserve">  parameters        mean         std       mcse   ess_bulk   ess_tail      rha ⋯</w:t>
       </w:r>
       <w:r>
         <w:br/>
@@ -6656,7 +8066,7 @@
         <w:rPr>
           <w:rStyle w:val="VerbatimChar"/>
         </w:rPr>
-        <w:t xml:space="preserve">      Symbol   Float64   Float64   Float64    Float64    Float64   Float64     ⋯</w:t>
+        <w:t xml:space="preserve">      Symbol     Float64     Float64    Float64    Float64    Float64   Float6 ⋯</w:t>
       </w:r>
       <w:r>
         <w:br/>
@@ -6668,7 +8078,7 @@
         <w:rPr>
           <w:rStyle w:val="VerbatimChar"/>
         </w:rPr>
-        <w:t xml:space="preserve">           β    0.1803    0.0037    0.0002   320.9411   358.8715    1.0011     ⋯</w:t>
+        <w:t xml:space="preserve">           N   9429.4905   1548.5969   148.8876   109.3918   144.0369    1.041 ⋯</w:t>
       </w:r>
       <w:r>
         <w:br/>
@@ -6677,7 +8087,7 @@
         <w:rPr>
           <w:rStyle w:val="VerbatimChar"/>
         </w:rPr>
-        <w:t xml:space="preserve">           γ    0.1787    0.0035    0.0002   322.2589   396.3053    1.0014     ⋯</w:t>
+        <w:t xml:space="preserve">           β      0.1697      0.0069     0.0006   153.1045   196.8317    1.015 ⋯</w:t>
       </w:r>
       <w:r>
         <w:br/>
@@ -6686,10 +8096,7 @@
         <w:rPr>
           <w:rStyle w:val="VerbatimChar"/>
         </w:rPr>
-        <w:t xml:space="preserve">           ρ    0.0486    0.0020    0.0001   439.7394   439.1222    1.0001     ⋯</w:t>
-      </w:r>
-      <w:r>
-        <w:br/>
+        <w:t xml:space="preserve">           γ      0.1784      0.0039     0.0002   499.9142   614.5984    1.015 ⋯</w:t>
       </w:r>
       <w:r>
         <w:br/>
@@ -6698,7 +8105,7 @@
         <w:rPr>
           <w:rStyle w:val="VerbatimChar"/>
         </w:rPr>
-        <w:t xml:space="preserve">                                                                1 column omitted</w:t>
+        <w:t xml:space="preserve">           ρ      0.0412      0.0039     0.0004   126.9735   220.5716    1.040 ⋯</w:t>
       </w:r>
       <w:r>
         <w:br/>
@@ -6710,6 +8117,18 @@
         <w:rPr>
           <w:rStyle w:val="VerbatimChar"/>
         </w:rPr>
+        <w:t xml:space="preserve">                                                               2 columns omitted</w:t>
+      </w:r>
+      <w:r>
+        <w:br/>
+      </w:r>
+      <w:r>
+        <w:br/>
+      </w:r>
+      <w:r>
+        <w:rPr>
+          <w:rStyle w:val="VerbatimChar"/>
+        </w:rPr>
         <w:t xml:space="preserve">Quantiles</w:t>
       </w:r>
       <w:r>
@@ -6722,7 +8141,7 @@
         <w:rPr>
           <w:rStyle w:val="VerbatimChar"/>
         </w:rPr>
-        <w:t xml:space="preserve">  parameters      2.5%     25.0%     50.0%     75.0%     97.5% </w:t>
+        <w:t xml:space="preserve">  parameters        2.5%       25.0%       50.0%        75.0%        97.5% </w:t>
       </w:r>
       <w:r>
         <w:br/>
@@ -6731,7 +8150,7 @@
         <w:rPr>
           <w:rStyle w:val="VerbatimChar"/>
         </w:rPr>
-        <w:t xml:space="preserve">      Symbol   Float64   Float64   Float64   Float64   Float64 </w:t>
+        <w:t xml:space="preserve">      Symbol     Float64     Float64     Float64      Float64      Float64 </w:t>
       </w:r>
       <w:r>
         <w:br/>
@@ -6743,7 +8162,7 @@
         <w:rPr>
           <w:rStyle w:val="VerbatimChar"/>
         </w:rPr>
-        <w:t xml:space="preserve">           β    0.1734    0.1778    0.1802    0.1826    0.1881</w:t>
+        <w:t xml:space="preserve">           N   7017.0000   8348.0000   9143.0000   10290.0000   13331.0000</w:t>
       </w:r>
       <w:r>
         <w:br/>
@@ -6752,7 +8171,7 @@
         <w:rPr>
           <w:rStyle w:val="VerbatimChar"/>
         </w:rPr>
-        <w:t xml:space="preserve">           γ    0.1721    0.1762    0.1787    0.1809    0.1859</w:t>
+        <w:t xml:space="preserve">           β      0.1555      0.1653      0.1697       0.1743       0.1830</w:t>
       </w:r>
       <w:r>
         <w:br/>
@@ -6761,7 +8180,16 @@
         <w:rPr>
           <w:rStyle w:val="VerbatimChar"/>
         </w:rPr>
-        <w:t xml:space="preserve">           ρ    0.0448    0.0472    0.0484    0.0500    0.0529</w:t>
+        <w:t xml:space="preserve">           γ      0.1709      0.1757      0.1783       0.1809       0.1863</w:t>
+      </w:r>
+      <w:r>
+        <w:br/>
+      </w:r>
+      <w:r>
+        <w:rPr>
+          <w:rStyle w:val="VerbatimChar"/>
+        </w:rPr>
+        <w:t xml:space="preserve">           ρ      0.0331      0.0386      0.0415       0.0440       0.0483</w:t>
       </w:r>
     </w:p>
     <w:p>
@@ -6814,7 +8242,7 @@
       <w:r>
         <w:drawing>
           <wp:inline>
-            <wp:extent cx="5334000" cy="4000500"/>
+            <wp:extent cx="5334000" cy="5334000"/>
             <wp:effectExtent b="0" l="0" r="0" t="0"/>
             <wp:docPr descr="" title="" id="33" name="Picture"/>
             <a:graphic>
@@ -6844,7 +8272,7 @@
                   <pic:spPr bwMode="auto">
                     <a:xfrm>
                       <a:off x="0" y="0"/>
-                      <a:ext cx="5334000" cy="4000500"/>
+                      <a:ext cx="5334000" cy="5334000"/>
                     </a:xfrm>
                     <a:prstGeom prst="rect">
                       <a:avLst/>
@@ -6868,7 +8296,7 @@
         <w:pStyle w:val="BodyText"/>
       </w:pPr>
       <w:r>
-        <w:t xml:space="preserve">Extract parameter estimates mean values</w:t>
+        <w:t xml:space="preserve">Extract parameter estimates median values</w:t>
       </w:r>
     </w:p>
     <w:p>
@@ -6888,6 +8316,75 @@
         <w:rPr>
           <w:rStyle w:val="NormalTok"/>
         </w:rPr>
+        <w:t xml:space="preserve">N_post </w:t>
+      </w:r>
+      <w:r>
+        <w:rPr>
+          <w:rStyle w:val="OperatorTok"/>
+        </w:rPr>
+        <w:t xml:space="preserve">=</w:t>
+      </w:r>
+      <w:r>
+        <w:rPr>
+          <w:rStyle w:val="NormalTok"/>
+        </w:rPr>
+        <w:t xml:space="preserve"> </w:t>
+      </w:r>
+      <w:r>
+        <w:rPr>
+          <w:rStyle w:val="FunctionTok"/>
+        </w:rPr>
+        <w:t xml:space="preserve">round</w:t>
+      </w:r>
+      <w:r>
+        <w:rPr>
+          <w:rStyle w:val="NormalTok"/>
+        </w:rPr>
+        <w:t xml:space="preserve">(</w:t>
+      </w:r>
+      <w:r>
+        <w:rPr>
+          <w:rStyle w:val="DataTypeTok"/>
+        </w:rPr>
+        <w:t xml:space="preserve">Int</w:t>
+      </w:r>
+      <w:r>
+        <w:rPr>
+          <w:rStyle w:val="NormalTok"/>
+        </w:rPr>
+        <w:t xml:space="preserve">, </w:t>
+      </w:r>
+      <w:r>
+        <w:rPr>
+          <w:rStyle w:val="FunctionTok"/>
+        </w:rPr>
+        <w:t xml:space="preserve">median</w:t>
+      </w:r>
+      <w:r>
+        <w:rPr>
+          <w:rStyle w:val="NormalTok"/>
+        </w:rPr>
+        <w:t xml:space="preserve">(chain[</w:t>
+      </w:r>
+      <w:r>
+        <w:rPr>
+          <w:rStyle w:val="OperatorTok"/>
+        </w:rPr>
+        <w:t xml:space="preserve">:</w:t>
+      </w:r>
+      <w:r>
+        <w:rPr>
+          <w:rStyle w:val="NormalTok"/>
+        </w:rPr>
+        <w:t xml:space="preserve">N]))</w:t>
+      </w:r>
+      <w:r>
+        <w:br/>
+      </w:r>
+      <w:r>
+        <w:rPr>
+          <w:rStyle w:val="NormalTok"/>
+        </w:rPr>
         <w:t xml:space="preserve">β_post </w:t>
       </w:r>
       <w:r>
@@ -6906,34 +8403,620 @@
         <w:rPr>
           <w:rStyle w:val="FunctionTok"/>
         </w:rPr>
+        <w:t xml:space="preserve">median</w:t>
+      </w:r>
+      <w:r>
+        <w:rPr>
+          <w:rStyle w:val="NormalTok"/>
+        </w:rPr>
+        <w:t xml:space="preserve">(chain[</w:t>
+      </w:r>
+      <w:r>
+        <w:rPr>
+          <w:rStyle w:val="OperatorTok"/>
+        </w:rPr>
+        <w:t xml:space="preserve">:</w:t>
+      </w:r>
+      <w:r>
+        <w:rPr>
+          <w:rStyle w:val="NormalTok"/>
+        </w:rPr>
+        <w:t xml:space="preserve">β])</w:t>
+      </w:r>
+      <w:r>
+        <w:br/>
+      </w:r>
+      <w:r>
+        <w:rPr>
+          <w:rStyle w:val="NormalTok"/>
+        </w:rPr>
+        <w:t xml:space="preserve">γ_post </w:t>
+      </w:r>
+      <w:r>
+        <w:rPr>
+          <w:rStyle w:val="OperatorTok"/>
+        </w:rPr>
+        <w:t xml:space="preserve">=</w:t>
+      </w:r>
+      <w:r>
+        <w:rPr>
+          <w:rStyle w:val="NormalTok"/>
+        </w:rPr>
+        <w:t xml:space="preserve"> </w:t>
+      </w:r>
+      <w:r>
+        <w:rPr>
+          <w:rStyle w:val="FunctionTok"/>
+        </w:rPr>
+        <w:t xml:space="preserve">median</w:t>
+      </w:r>
+      <w:r>
+        <w:rPr>
+          <w:rStyle w:val="NormalTok"/>
+        </w:rPr>
+        <w:t xml:space="preserve">(chain[</w:t>
+      </w:r>
+      <w:r>
+        <w:rPr>
+          <w:rStyle w:val="OperatorTok"/>
+        </w:rPr>
+        <w:t xml:space="preserve">:</w:t>
+      </w:r>
+      <w:r>
+        <w:rPr>
+          <w:rStyle w:val="NormalTok"/>
+        </w:rPr>
+        <w:t xml:space="preserve">γ])</w:t>
+      </w:r>
+      <w:r>
+        <w:br/>
+      </w:r>
+      <w:r>
+        <w:rPr>
+          <w:rStyle w:val="NormalTok"/>
+        </w:rPr>
+        <w:t xml:space="preserve">ρ_post </w:t>
+      </w:r>
+      <w:r>
+        <w:rPr>
+          <w:rStyle w:val="OperatorTok"/>
+        </w:rPr>
+        <w:t xml:space="preserve">=</w:t>
+      </w:r>
+      <w:r>
+        <w:rPr>
+          <w:rStyle w:val="NormalTok"/>
+        </w:rPr>
+        <w:t xml:space="preserve"> </w:t>
+      </w:r>
+      <w:r>
+        <w:rPr>
+          <w:rStyle w:val="FunctionTok"/>
+        </w:rPr>
+        <w:t xml:space="preserve">median</w:t>
+      </w:r>
+      <w:r>
+        <w:rPr>
+          <w:rStyle w:val="NormalTok"/>
+        </w:rPr>
+        <w:t xml:space="preserve">(chain[</w:t>
+      </w:r>
+      <w:r>
+        <w:rPr>
+          <w:rStyle w:val="OperatorTok"/>
+        </w:rPr>
+        <w:t xml:space="preserve">:</w:t>
+      </w:r>
+      <w:r>
+        <w:rPr>
+          <w:rStyle w:val="NormalTok"/>
+        </w:rPr>
+        <w:t xml:space="preserve">ρ])</w:t>
+      </w:r>
+    </w:p>
+    <w:p>
+      <w:pPr>
+        <w:pStyle w:val="FirstParagraph"/>
+      </w:pPr>
+      <w:r>
+        <w:t xml:space="preserve">Posterior summaries with 95% credible intervals. Derived quantities (R₀ and mean infectious period) are computed sample-by-sample from the chain.</w:t>
+      </w:r>
+    </w:p>
+    <w:p>
+      <w:pPr>
+        <w:pStyle w:val="SourceCode"/>
+      </w:pPr>
+      <w:r>
+        <w:rPr>
+          <w:rStyle w:val="NormalTok"/>
+        </w:rPr>
+        <w:t xml:space="preserve">N_chain  </w:t>
+      </w:r>
+      <w:r>
+        <w:rPr>
+          <w:rStyle w:val="OperatorTok"/>
+        </w:rPr>
+        <w:t xml:space="preserve">=</w:t>
+      </w:r>
+      <w:r>
+        <w:rPr>
+          <w:rStyle w:val="NormalTok"/>
+        </w:rPr>
+        <w:t xml:space="preserve"> </w:t>
+      </w:r>
+      <w:r>
+        <w:rPr>
+          <w:rStyle w:val="FunctionTok"/>
+        </w:rPr>
+        <w:t xml:space="preserve">vec</w:t>
+      </w:r>
+      <w:r>
+        <w:rPr>
+          <w:rStyle w:val="NormalTok"/>
+        </w:rPr>
+        <w:t xml:space="preserve">(chain[</w:t>
+      </w:r>
+      <w:r>
+        <w:rPr>
+          <w:rStyle w:val="OperatorTok"/>
+        </w:rPr>
+        <w:t xml:space="preserve">:</w:t>
+      </w:r>
+      <w:r>
+        <w:rPr>
+          <w:rStyle w:val="NormalTok"/>
+        </w:rPr>
+        <w:t xml:space="preserve">N])</w:t>
+      </w:r>
+      <w:r>
+        <w:br/>
+      </w:r>
+      <w:r>
+        <w:rPr>
+          <w:rStyle w:val="NormalTok"/>
+        </w:rPr>
+        <w:t xml:space="preserve">β_chain  </w:t>
+      </w:r>
+      <w:r>
+        <w:rPr>
+          <w:rStyle w:val="OperatorTok"/>
+        </w:rPr>
+        <w:t xml:space="preserve">=</w:t>
+      </w:r>
+      <w:r>
+        <w:rPr>
+          <w:rStyle w:val="NormalTok"/>
+        </w:rPr>
+        <w:t xml:space="preserve"> </w:t>
+      </w:r>
+      <w:r>
+        <w:rPr>
+          <w:rStyle w:val="FunctionTok"/>
+        </w:rPr>
+        <w:t xml:space="preserve">vec</w:t>
+      </w:r>
+      <w:r>
+        <w:rPr>
+          <w:rStyle w:val="NormalTok"/>
+        </w:rPr>
+        <w:t xml:space="preserve">(chain[</w:t>
+      </w:r>
+      <w:r>
+        <w:rPr>
+          <w:rStyle w:val="OperatorTok"/>
+        </w:rPr>
+        <w:t xml:space="preserve">:</w:t>
+      </w:r>
+      <w:r>
+        <w:rPr>
+          <w:rStyle w:val="NormalTok"/>
+        </w:rPr>
+        <w:t xml:space="preserve">β])</w:t>
+      </w:r>
+      <w:r>
+        <w:br/>
+      </w:r>
+      <w:r>
+        <w:rPr>
+          <w:rStyle w:val="NormalTok"/>
+        </w:rPr>
+        <w:t xml:space="preserve">γ_chain  </w:t>
+      </w:r>
+      <w:r>
+        <w:rPr>
+          <w:rStyle w:val="OperatorTok"/>
+        </w:rPr>
+        <w:t xml:space="preserve">=</w:t>
+      </w:r>
+      <w:r>
+        <w:rPr>
+          <w:rStyle w:val="NormalTok"/>
+        </w:rPr>
+        <w:t xml:space="preserve"> </w:t>
+      </w:r>
+      <w:r>
+        <w:rPr>
+          <w:rStyle w:val="FunctionTok"/>
+        </w:rPr>
+        <w:t xml:space="preserve">vec</w:t>
+      </w:r>
+      <w:r>
+        <w:rPr>
+          <w:rStyle w:val="NormalTok"/>
+        </w:rPr>
+        <w:t xml:space="preserve">(chain[</w:t>
+      </w:r>
+      <w:r>
+        <w:rPr>
+          <w:rStyle w:val="OperatorTok"/>
+        </w:rPr>
+        <w:t xml:space="preserve">:</w:t>
+      </w:r>
+      <w:r>
+        <w:rPr>
+          <w:rStyle w:val="NormalTok"/>
+        </w:rPr>
+        <w:t xml:space="preserve">γ])</w:t>
+      </w:r>
+      <w:r>
+        <w:br/>
+      </w:r>
+      <w:r>
+        <w:rPr>
+          <w:rStyle w:val="NormalTok"/>
+        </w:rPr>
+        <w:t xml:space="preserve">ρ_chain  </w:t>
+      </w:r>
+      <w:r>
+        <w:rPr>
+          <w:rStyle w:val="OperatorTok"/>
+        </w:rPr>
+        <w:t xml:space="preserve">=</w:t>
+      </w:r>
+      <w:r>
+        <w:rPr>
+          <w:rStyle w:val="NormalTok"/>
+        </w:rPr>
+        <w:t xml:space="preserve"> </w:t>
+      </w:r>
+      <w:r>
+        <w:rPr>
+          <w:rStyle w:val="FunctionTok"/>
+        </w:rPr>
+        <w:t xml:space="preserve">vec</w:t>
+      </w:r>
+      <w:r>
+        <w:rPr>
+          <w:rStyle w:val="NormalTok"/>
+        </w:rPr>
+        <w:t xml:space="preserve">(chain[</w:t>
+      </w:r>
+      <w:r>
+        <w:rPr>
+          <w:rStyle w:val="OperatorTok"/>
+        </w:rPr>
+        <w:t xml:space="preserve">:</w:t>
+      </w:r>
+      <w:r>
+        <w:rPr>
+          <w:rStyle w:val="NormalTok"/>
+        </w:rPr>
+        <w:t xml:space="preserve">ρ])</w:t>
+      </w:r>
+      <w:r>
+        <w:br/>
+      </w:r>
+      <w:r>
+        <w:rPr>
+          <w:rStyle w:val="NormalTok"/>
+        </w:rPr>
+        <w:t xml:space="preserve">pγ_chain </w:t>
+      </w:r>
+      <w:r>
+        <w:rPr>
+          <w:rStyle w:val="OperatorTok"/>
+        </w:rPr>
+        <w:t xml:space="preserve">=</w:t>
+      </w:r>
+      <w:r>
+        <w:rPr>
+          <w:rStyle w:val="NormalTok"/>
+        </w:rPr>
+        <w:t xml:space="preserve"> </w:t>
+      </w:r>
+      <w:r>
+        <w:rPr>
+          <w:rStyle w:val="FunctionTok"/>
+        </w:rPr>
+        <w:t xml:space="preserve">rate_to_proportion</w:t>
+      </w:r>
+      <w:r>
+        <w:rPr>
+          <w:rStyle w:val="NormalTok"/>
+        </w:rPr>
+        <w:t xml:space="preserve">.(γ_chain)</w:t>
+      </w:r>
+      <w:r>
+        <w:br/>
+      </w:r>
+      <w:r>
+        <w:br/>
+      </w:r>
+      <w:r>
+        <w:rPr>
+          <w:rStyle w:val="NormalTok"/>
+        </w:rPr>
+        <w:t xml:space="preserve">R0_chain       </w:t>
+      </w:r>
+      <w:r>
+        <w:rPr>
+          <w:rStyle w:val="OperatorTok"/>
+        </w:rPr>
+        <w:t xml:space="preserve">=</w:t>
+      </w:r>
+      <w:r>
+        <w:rPr>
+          <w:rStyle w:val="NormalTok"/>
+        </w:rPr>
+        <w:t xml:space="preserve"> β_chain </w:t>
+      </w:r>
+      <w:r>
+        <w:rPr>
+          <w:rStyle w:val="OperatorTok"/>
+        </w:rPr>
+        <w:t xml:space="preserve">./</w:t>
+      </w:r>
+      <w:r>
+        <w:rPr>
+          <w:rStyle w:val="NormalTok"/>
+        </w:rPr>
+        <w:t xml:space="preserve"> pγ_chain   </w:t>
+      </w:r>
+      <w:r>
+        <w:rPr>
+          <w:rStyle w:val="CommentTok"/>
+        </w:rPr>
+        <w:t xml:space="preserve"># R0 of the discrete process = β / (1 - exp(-γ))</w:t>
+      </w:r>
+      <w:r>
+        <w:br/>
+      </w:r>
+      <w:r>
+        <w:rPr>
+          <w:rStyle w:val="NormalTok"/>
+        </w:rPr>
+        <w:t xml:space="preserve">IP_steps_chain </w:t>
+      </w:r>
+      <w:r>
+        <w:rPr>
+          <w:rStyle w:val="OperatorTok"/>
+        </w:rPr>
+        <w:t xml:space="preserve">=</w:t>
+      </w:r>
+      <w:r>
+        <w:rPr>
+          <w:rStyle w:val="NormalTok"/>
+        </w:rPr>
+        <w:t xml:space="preserve"> </w:t>
+      </w:r>
+      <w:r>
+        <w:rPr>
+          <w:rStyle w:val="FloatTok"/>
+        </w:rPr>
+        <w:t xml:space="preserve">1</w:t>
+      </w:r>
+      <w:r>
+        <w:rPr>
+          <w:rStyle w:val="NormalTok"/>
+        </w:rPr>
+        <w:t xml:space="preserve"> </w:t>
+      </w:r>
+      <w:r>
+        <w:rPr>
+          <w:rStyle w:val="OperatorTok"/>
+        </w:rPr>
+        <w:t xml:space="preserve">./</w:t>
+      </w:r>
+      <w:r>
+        <w:rPr>
+          <w:rStyle w:val="NormalTok"/>
+        </w:rPr>
+        <w:t xml:space="preserve"> pγ_chain         </w:t>
+      </w:r>
+      <w:r>
+        <w:rPr>
+          <w:rStyle w:val="CommentTok"/>
+        </w:rPr>
+        <w:t xml:space="preserve"># mean infectious period in steps (geometric, the actual fitted process)</w:t>
+      </w:r>
+      <w:r>
+        <w:br/>
+      </w:r>
+      <w:r>
+        <w:rPr>
+          <w:rStyle w:val="NormalTok"/>
+        </w:rPr>
+        <w:t xml:space="preserve">tau_chain      </w:t>
+      </w:r>
+      <w:r>
+        <w:rPr>
+          <w:rStyle w:val="OperatorTok"/>
+        </w:rPr>
+        <w:t xml:space="preserve">=</w:t>
+      </w:r>
+      <w:r>
+        <w:rPr>
+          <w:rStyle w:val="NormalTok"/>
+        </w:rPr>
+        <w:t xml:space="preserve"> K </w:t>
+      </w:r>
+      <w:r>
+        <w:rPr>
+          <w:rStyle w:val="OperatorTok"/>
+        </w:rPr>
+        <w:t xml:space="preserve">./</w:t>
+      </w:r>
+      <w:r>
+        <w:rPr>
+          <w:rStyle w:val="NormalTok"/>
+        </w:rPr>
+        <w:t xml:space="preserve"> N_chain          </w:t>
+      </w:r>
+      <w:r>
+        <w:rPr>
+          <w:rStyle w:val="CommentTok"/>
+        </w:rPr>
+        <w:t xml:space="preserve"># observed attack rate posterior</w:t>
+      </w:r>
+      <w:r>
+        <w:br/>
+      </w:r>
+      <w:r>
+        <w:br/>
+      </w:r>
+      <w:r>
+        <w:rPr>
+          <w:rStyle w:val="KeywordTok"/>
+        </w:rPr>
+        <w:t xml:space="preserve">function</w:t>
+      </w:r>
+      <w:r>
+        <w:rPr>
+          <w:rStyle w:val="NormalTok"/>
+        </w:rPr>
+        <w:t xml:space="preserve"> </w:t>
+      </w:r>
+      <w:r>
+        <w:rPr>
+          <w:rStyle w:val="FunctionTok"/>
+        </w:rPr>
+        <w:t xml:space="preserve">posterior_summary</w:t>
+      </w:r>
+      <w:r>
+        <w:rPr>
+          <w:rStyle w:val="NormalTok"/>
+        </w:rPr>
+        <w:t xml:space="preserve">(x; digits</w:t>
+      </w:r>
+      <w:r>
+        <w:rPr>
+          <w:rStyle w:val="OperatorTok"/>
+        </w:rPr>
+        <w:t xml:space="preserve">=</w:t>
+      </w:r>
+      <w:r>
+        <w:rPr>
+          <w:rStyle w:val="FloatTok"/>
+        </w:rPr>
+        <w:t xml:space="preserve">4</w:t>
+      </w:r>
+      <w:r>
+        <w:rPr>
+          <w:rStyle w:val="NormalTok"/>
+        </w:rPr>
+        <w:t xml:space="preserve">)</w:t>
+      </w:r>
+      <w:r>
+        <w:br/>
+      </w:r>
+      <w:r>
+        <w:rPr>
+          <w:rStyle w:val="NormalTok"/>
+        </w:rPr>
+        <w:t xml:space="preserve">    (median </w:t>
+      </w:r>
+      <w:r>
+        <w:rPr>
+          <w:rStyle w:val="OperatorTok"/>
+        </w:rPr>
+        <w:t xml:space="preserve">=</w:t>
+      </w:r>
+      <w:r>
+        <w:rPr>
+          <w:rStyle w:val="NormalTok"/>
+        </w:rPr>
+        <w:t xml:space="preserve"> </w:t>
+      </w:r>
+      <w:r>
+        <w:rPr>
+          <w:rStyle w:val="FunctionTok"/>
+        </w:rPr>
+        <w:t xml:space="preserve">round</w:t>
+      </w:r>
+      <w:r>
+        <w:rPr>
+          <w:rStyle w:val="NormalTok"/>
+        </w:rPr>
+        <w:t xml:space="preserve">(</w:t>
+      </w:r>
+      <w:r>
+        <w:rPr>
+          <w:rStyle w:val="FunctionTok"/>
+        </w:rPr>
+        <w:t xml:space="preserve">median</w:t>
+      </w:r>
+      <w:r>
+        <w:rPr>
+          <w:rStyle w:val="NormalTok"/>
+        </w:rPr>
+        <w:t xml:space="preserve">(x); digits</w:t>
+      </w:r>
+      <w:r>
+        <w:rPr>
+          <w:rStyle w:val="OperatorTok"/>
+        </w:rPr>
+        <w:t xml:space="preserve">=</w:t>
+      </w:r>
+      <w:r>
+        <w:rPr>
+          <w:rStyle w:val="NormalTok"/>
+        </w:rPr>
+        <w:t xml:space="preserve">digits),</w:t>
+      </w:r>
+      <w:r>
+        <w:br/>
+      </w:r>
+      <w:r>
+        <w:rPr>
+          <w:rStyle w:val="NormalTok"/>
+        </w:rPr>
+        <w:t xml:space="preserve">     mean   </w:t>
+      </w:r>
+      <w:r>
+        <w:rPr>
+          <w:rStyle w:val="OperatorTok"/>
+        </w:rPr>
+        <w:t xml:space="preserve">=</w:t>
+      </w:r>
+      <w:r>
+        <w:rPr>
+          <w:rStyle w:val="NormalTok"/>
+        </w:rPr>
+        <w:t xml:space="preserve"> </w:t>
+      </w:r>
+      <w:r>
+        <w:rPr>
+          <w:rStyle w:val="FunctionTok"/>
+        </w:rPr>
+        <w:t xml:space="preserve">round</w:t>
+      </w:r>
+      <w:r>
+        <w:rPr>
+          <w:rStyle w:val="NormalTok"/>
+        </w:rPr>
+        <w:t xml:space="preserve">(</w:t>
+      </w:r>
+      <w:r>
+        <w:rPr>
+          <w:rStyle w:val="FunctionTok"/>
+        </w:rPr>
         <w:t xml:space="preserve">mean</w:t>
       </w:r>
       <w:r>
         <w:rPr>
           <w:rStyle w:val="NormalTok"/>
         </w:rPr>
-        <w:t xml:space="preserve">(chain[</w:t>
-      </w:r>
-      <w:r>
-        <w:rPr>
-          <w:rStyle w:val="OperatorTok"/>
-        </w:rPr>
-        <w:t xml:space="preserve">:</w:t>
-      </w:r>
-      <w:r>
-        <w:rPr>
-          <w:rStyle w:val="NormalTok"/>
-        </w:rPr>
-        <w:t xml:space="preserve">β])</w:t>
-      </w:r>
-      <w:r>
-        <w:br/>
-      </w:r>
-      <w:r>
-        <w:rPr>
-          <w:rStyle w:val="NormalTok"/>
-        </w:rPr>
-        <w:t xml:space="preserve">γ_post </w:t>
+        <w:t xml:space="preserve">(x);   digits</w:t>
       </w:r>
       <w:r>
         <w:rPr>
@@ -6945,40 +9028,64 @@
         <w:rPr>
           <w:rStyle w:val="NormalTok"/>
         </w:rPr>
+        <w:t xml:space="preserve">digits),</w:t>
+      </w:r>
+      <w:r>
+        <w:br/>
+      </w:r>
+      <w:r>
+        <w:rPr>
+          <w:rStyle w:val="NormalTok"/>
+        </w:rPr>
+        <w:t xml:space="preserve">     q025   </w:t>
+      </w:r>
+      <w:r>
+        <w:rPr>
+          <w:rStyle w:val="OperatorTok"/>
+        </w:rPr>
+        <w:t xml:space="preserve">=</w:t>
+      </w:r>
+      <w:r>
+        <w:rPr>
+          <w:rStyle w:val="NormalTok"/>
+        </w:rPr>
         <w:t xml:space="preserve"> </w:t>
       </w:r>
       <w:r>
         <w:rPr>
           <w:rStyle w:val="FunctionTok"/>
         </w:rPr>
-        <w:t xml:space="preserve">mean</w:t>
-      </w:r>
-      <w:r>
-        <w:rPr>
-          <w:rStyle w:val="NormalTok"/>
-        </w:rPr>
-        <w:t xml:space="preserve">(chain[</w:t>
-      </w:r>
-      <w:r>
-        <w:rPr>
-          <w:rStyle w:val="OperatorTok"/>
-        </w:rPr>
-        <w:t xml:space="preserve">:</w:t>
-      </w:r>
-      <w:r>
-        <w:rPr>
-          <w:rStyle w:val="NormalTok"/>
-        </w:rPr>
-        <w:t xml:space="preserve">γ])</w:t>
-      </w:r>
-      <w:r>
-        <w:br/>
-      </w:r>
-      <w:r>
-        <w:rPr>
-          <w:rStyle w:val="NormalTok"/>
-        </w:rPr>
-        <w:t xml:space="preserve">ρ_post </w:t>
+        <w:t xml:space="preserve">round</w:t>
+      </w:r>
+      <w:r>
+        <w:rPr>
+          <w:rStyle w:val="NormalTok"/>
+        </w:rPr>
+        <w:t xml:space="preserve">(</w:t>
+      </w:r>
+      <w:r>
+        <w:rPr>
+          <w:rStyle w:val="FunctionTok"/>
+        </w:rPr>
+        <w:t xml:space="preserve">quantile</w:t>
+      </w:r>
+      <w:r>
+        <w:rPr>
+          <w:rStyle w:val="NormalTok"/>
+        </w:rPr>
+        <w:t xml:space="preserve">(x, </w:t>
+      </w:r>
+      <w:r>
+        <w:rPr>
+          <w:rStyle w:val="FloatTok"/>
+        </w:rPr>
+        <w:t xml:space="preserve">0.025</w:t>
+      </w:r>
+      <w:r>
+        <w:rPr>
+          <w:rStyle w:val="NormalTok"/>
+        </w:rPr>
+        <w:t xml:space="preserve">); digits</w:t>
       </w:r>
       <w:r>
         <w:rPr>
@@ -6990,31 +9097,615 @@
         <w:rPr>
           <w:rStyle w:val="NormalTok"/>
         </w:rPr>
+        <w:t xml:space="preserve">digits),</w:t>
+      </w:r>
+      <w:r>
+        <w:br/>
+      </w:r>
+      <w:r>
+        <w:rPr>
+          <w:rStyle w:val="NormalTok"/>
+        </w:rPr>
+        <w:t xml:space="preserve">     q975   </w:t>
+      </w:r>
+      <w:r>
+        <w:rPr>
+          <w:rStyle w:val="OperatorTok"/>
+        </w:rPr>
+        <w:t xml:space="preserve">=</w:t>
+      </w:r>
+      <w:r>
+        <w:rPr>
+          <w:rStyle w:val="NormalTok"/>
+        </w:rPr>
         <w:t xml:space="preserve"> </w:t>
       </w:r>
       <w:r>
         <w:rPr>
           <w:rStyle w:val="FunctionTok"/>
         </w:rPr>
-        <w:t xml:space="preserve">mean</w:t>
-      </w:r>
-      <w:r>
-        <w:rPr>
-          <w:rStyle w:val="NormalTok"/>
-        </w:rPr>
-        <w:t xml:space="preserve">(chain[</w:t>
-      </w:r>
-      <w:r>
-        <w:rPr>
-          <w:rStyle w:val="OperatorTok"/>
-        </w:rPr>
-        <w:t xml:space="preserve">:</w:t>
-      </w:r>
-      <w:r>
-        <w:rPr>
-          <w:rStyle w:val="NormalTok"/>
-        </w:rPr>
-        <w:t xml:space="preserve">ρ])</w:t>
+        <w:t xml:space="preserve">round</w:t>
+      </w:r>
+      <w:r>
+        <w:rPr>
+          <w:rStyle w:val="NormalTok"/>
+        </w:rPr>
+        <w:t xml:space="preserve">(</w:t>
+      </w:r>
+      <w:r>
+        <w:rPr>
+          <w:rStyle w:val="FunctionTok"/>
+        </w:rPr>
+        <w:t xml:space="preserve">quantile</w:t>
+      </w:r>
+      <w:r>
+        <w:rPr>
+          <w:rStyle w:val="NormalTok"/>
+        </w:rPr>
+        <w:t xml:space="preserve">(x, </w:t>
+      </w:r>
+      <w:r>
+        <w:rPr>
+          <w:rStyle w:val="FloatTok"/>
+        </w:rPr>
+        <w:t xml:space="preserve">0.975</w:t>
+      </w:r>
+      <w:r>
+        <w:rPr>
+          <w:rStyle w:val="NormalTok"/>
+        </w:rPr>
+        <w:t xml:space="preserve">); digits</w:t>
+      </w:r>
+      <w:r>
+        <w:rPr>
+          <w:rStyle w:val="OperatorTok"/>
+        </w:rPr>
+        <w:t xml:space="preserve">=</w:t>
+      </w:r>
+      <w:r>
+        <w:rPr>
+          <w:rStyle w:val="NormalTok"/>
+        </w:rPr>
+        <w:t xml:space="preserve">digits))</w:t>
+      </w:r>
+      <w:r>
+        <w:br/>
+      </w:r>
+      <w:r>
+        <w:rPr>
+          <w:rStyle w:val="KeywordTok"/>
+        </w:rPr>
+        <w:t xml:space="preserve">end</w:t>
+      </w:r>
+      <w:r>
+        <w:br/>
+      </w:r>
+      <w:r>
+        <w:br/>
+      </w:r>
+      <w:r>
+        <w:rPr>
+          <w:rStyle w:val="NormalTok"/>
+        </w:rPr>
+        <w:t xml:space="preserve">posterior_table </w:t>
+      </w:r>
+      <w:r>
+        <w:rPr>
+          <w:rStyle w:val="OperatorTok"/>
+        </w:rPr>
+        <w:t xml:space="preserve">=</w:t>
+      </w:r>
+      <w:r>
+        <w:rPr>
+          <w:rStyle w:val="NormalTok"/>
+        </w:rPr>
+        <w:t xml:space="preserve"> (</w:t>
+      </w:r>
+      <w:r>
+        <w:br/>
+      </w:r>
+      <w:r>
+        <w:rPr>
+          <w:rStyle w:val="NormalTok"/>
+        </w:rPr>
+        <w:t xml:space="preserve">    N         </w:t>
+      </w:r>
+      <w:r>
+        <w:rPr>
+          <w:rStyle w:val="OperatorTok"/>
+        </w:rPr>
+        <w:t xml:space="preserve">=</w:t>
+      </w:r>
+      <w:r>
+        <w:rPr>
+          <w:rStyle w:val="NormalTok"/>
+        </w:rPr>
+        <w:t xml:space="preserve"> </w:t>
+      </w:r>
+      <w:r>
+        <w:rPr>
+          <w:rStyle w:val="FunctionTok"/>
+        </w:rPr>
+        <w:t xml:space="preserve">posterior_summary</w:t>
+      </w:r>
+      <w:r>
+        <w:rPr>
+          <w:rStyle w:val="NormalTok"/>
+        </w:rPr>
+        <w:t xml:space="preserve">(N_chain; digits</w:t>
+      </w:r>
+      <w:r>
+        <w:rPr>
+          <w:rStyle w:val="OperatorTok"/>
+        </w:rPr>
+        <w:t xml:space="preserve">=</w:t>
+      </w:r>
+      <w:r>
+        <w:rPr>
+          <w:rStyle w:val="FloatTok"/>
+        </w:rPr>
+        <w:t xml:space="preserve">0</w:t>
+      </w:r>
+      <w:r>
+        <w:rPr>
+          <w:rStyle w:val="NormalTok"/>
+        </w:rPr>
+        <w:t xml:space="preserve">),</w:t>
+      </w:r>
+      <w:r>
+        <w:br/>
+      </w:r>
+      <w:r>
+        <w:rPr>
+          <w:rStyle w:val="NormalTok"/>
+        </w:rPr>
+        <w:t xml:space="preserve">    β         </w:t>
+      </w:r>
+      <w:r>
+        <w:rPr>
+          <w:rStyle w:val="OperatorTok"/>
+        </w:rPr>
+        <w:t xml:space="preserve">=</w:t>
+      </w:r>
+      <w:r>
+        <w:rPr>
+          <w:rStyle w:val="NormalTok"/>
+        </w:rPr>
+        <w:t xml:space="preserve"> </w:t>
+      </w:r>
+      <w:r>
+        <w:rPr>
+          <w:rStyle w:val="FunctionTok"/>
+        </w:rPr>
+        <w:t xml:space="preserve">posterior_summary</w:t>
+      </w:r>
+      <w:r>
+        <w:rPr>
+          <w:rStyle w:val="NormalTok"/>
+        </w:rPr>
+        <w:t xml:space="preserve">(β_chain),</w:t>
+      </w:r>
+      <w:r>
+        <w:br/>
+      </w:r>
+      <w:r>
+        <w:rPr>
+          <w:rStyle w:val="NormalTok"/>
+        </w:rPr>
+        <w:t xml:space="preserve">    γ         </w:t>
+      </w:r>
+      <w:r>
+        <w:rPr>
+          <w:rStyle w:val="OperatorTok"/>
+        </w:rPr>
+        <w:t xml:space="preserve">=</w:t>
+      </w:r>
+      <w:r>
+        <w:rPr>
+          <w:rStyle w:val="NormalTok"/>
+        </w:rPr>
+        <w:t xml:space="preserve"> </w:t>
+      </w:r>
+      <w:r>
+        <w:rPr>
+          <w:rStyle w:val="FunctionTok"/>
+        </w:rPr>
+        <w:t xml:space="preserve">posterior_summary</w:t>
+      </w:r>
+      <w:r>
+        <w:rPr>
+          <w:rStyle w:val="NormalTok"/>
+        </w:rPr>
+        <w:t xml:space="preserve">(γ_chain),</w:t>
+      </w:r>
+      <w:r>
+        <w:br/>
+      </w:r>
+      <w:r>
+        <w:rPr>
+          <w:rStyle w:val="NormalTok"/>
+        </w:rPr>
+        <w:t xml:space="preserve">    ρ         </w:t>
+      </w:r>
+      <w:r>
+        <w:rPr>
+          <w:rStyle w:val="OperatorTok"/>
+        </w:rPr>
+        <w:t xml:space="preserve">=</w:t>
+      </w:r>
+      <w:r>
+        <w:rPr>
+          <w:rStyle w:val="NormalTok"/>
+        </w:rPr>
+        <w:t xml:space="preserve"> </w:t>
+      </w:r>
+      <w:r>
+        <w:rPr>
+          <w:rStyle w:val="FunctionTok"/>
+        </w:rPr>
+        <w:t xml:space="preserve">posterior_summary</w:t>
+      </w:r>
+      <w:r>
+        <w:rPr>
+          <w:rStyle w:val="NormalTok"/>
+        </w:rPr>
+        <w:t xml:space="preserve">(ρ_chain),</w:t>
+      </w:r>
+      <w:r>
+        <w:br/>
+      </w:r>
+      <w:r>
+        <w:rPr>
+          <w:rStyle w:val="NormalTok"/>
+        </w:rPr>
+        <w:t xml:space="preserve">    R0        </w:t>
+      </w:r>
+      <w:r>
+        <w:rPr>
+          <w:rStyle w:val="OperatorTok"/>
+        </w:rPr>
+        <w:t xml:space="preserve">=</w:t>
+      </w:r>
+      <w:r>
+        <w:rPr>
+          <w:rStyle w:val="NormalTok"/>
+        </w:rPr>
+        <w:t xml:space="preserve"> </w:t>
+      </w:r>
+      <w:r>
+        <w:rPr>
+          <w:rStyle w:val="FunctionTok"/>
+        </w:rPr>
+        <w:t xml:space="preserve">posterior_summary</w:t>
+      </w:r>
+      <w:r>
+        <w:rPr>
+          <w:rStyle w:val="NormalTok"/>
+        </w:rPr>
+        <w:t xml:space="preserve">(R0_chain),</w:t>
+      </w:r>
+      <w:r>
+        <w:br/>
+      </w:r>
+      <w:r>
+        <w:rPr>
+          <w:rStyle w:val="NormalTok"/>
+        </w:rPr>
+        <w:t xml:space="preserve">    IP_steps  </w:t>
+      </w:r>
+      <w:r>
+        <w:rPr>
+          <w:rStyle w:val="OperatorTok"/>
+        </w:rPr>
+        <w:t xml:space="preserve">=</w:t>
+      </w:r>
+      <w:r>
+        <w:rPr>
+          <w:rStyle w:val="NormalTok"/>
+        </w:rPr>
+        <w:t xml:space="preserve"> </w:t>
+      </w:r>
+      <w:r>
+        <w:rPr>
+          <w:rStyle w:val="FunctionTok"/>
+        </w:rPr>
+        <w:t xml:space="preserve">posterior_summary</w:t>
+      </w:r>
+      <w:r>
+        <w:rPr>
+          <w:rStyle w:val="NormalTok"/>
+        </w:rPr>
+        <w:t xml:space="preserve">(IP_steps_chain; digits</w:t>
+      </w:r>
+      <w:r>
+        <w:rPr>
+          <w:rStyle w:val="OperatorTok"/>
+        </w:rPr>
+        <w:t xml:space="preserve">=</w:t>
+      </w:r>
+      <w:r>
+        <w:rPr>
+          <w:rStyle w:val="FloatTok"/>
+        </w:rPr>
+        <w:t xml:space="preserve">2</w:t>
+      </w:r>
+      <w:r>
+        <w:rPr>
+          <w:rStyle w:val="NormalTok"/>
+        </w:rPr>
+        <w:t xml:space="preserve">),</w:t>
+      </w:r>
+      <w:r>
+        <w:br/>
+      </w:r>
+      <w:r>
+        <w:rPr>
+          <w:rStyle w:val="NormalTok"/>
+        </w:rPr>
+        <w:t xml:space="preserve">    K_over_N  </w:t>
+      </w:r>
+      <w:r>
+        <w:rPr>
+          <w:rStyle w:val="OperatorTok"/>
+        </w:rPr>
+        <w:t xml:space="preserve">=</w:t>
+      </w:r>
+      <w:r>
+        <w:rPr>
+          <w:rStyle w:val="NormalTok"/>
+        </w:rPr>
+        <w:t xml:space="preserve"> </w:t>
+      </w:r>
+      <w:r>
+        <w:rPr>
+          <w:rStyle w:val="FunctionTok"/>
+        </w:rPr>
+        <w:t xml:space="preserve">posterior_summary</w:t>
+      </w:r>
+      <w:r>
+        <w:rPr>
+          <w:rStyle w:val="NormalTok"/>
+        </w:rPr>
+        <w:t xml:space="preserve">(tau_chain),</w:t>
+      </w:r>
+      <w:r>
+        <w:br/>
+      </w:r>
+      <w:r>
+        <w:rPr>
+          <w:rStyle w:val="NormalTok"/>
+        </w:rPr>
+        <w:t xml:space="preserve">)</w:t>
+      </w:r>
+    </w:p>
+    <w:p>
+      <w:pPr>
+        <w:pStyle w:val="SourceCode"/>
+      </w:pPr>
+      <w:r>
+        <w:rPr>
+          <w:rStyle w:val="VerbatimChar"/>
+        </w:rPr>
+        <w:t xml:space="preserve">(N = (median = 9143.0, mean = 9429.0, q025 = 7017.0, q975 = 13331.0), β = (median = 0.1697, mean = 0.1697, q025 = 0.1555, q975 = 0.183), γ = (median = 0.1783, mean = 0.1784, q025 = 0.1709, q975 = 0.1863), ρ = (median = 0.0415, mean = 0.0412, q025 = 0.0331, q975 = 0.0483), R0 = (median = 1.0393, mean = 1.039, q025 = 0.9576, q975 = 1.123), IP_steps = (median = 6.12, mean = 6.12, q025 = 5.88, q975 = 6.37), K_over_N = (median = 0.2489, mean = 0.2475, q025 = 0.1707, q975 = 0.3244))</w:t>
+      </w:r>
+    </w:p>
+    <w:p>
+      <w:pPr>
+        <w:pStyle w:val="SourceCode"/>
+      </w:pPr>
+      <w:r>
+        <w:rPr>
+          <w:rStyle w:val="VerbatimChar"/>
+        </w:rPr>
+        <w:t xml:space="preserve">N           median = 9143.0   mean = 9429.0   95% CI = [7017.0, 13331.0]</w:t>
+      </w:r>
+      <w:r>
+        <w:br/>
+      </w:r>
+      <w:r>
+        <w:rPr>
+          <w:rStyle w:val="VerbatimChar"/>
+        </w:rPr>
+        <w:t xml:space="preserve">β           median = 0.1697   mean = 0.1697   95% CI = [0.1555, 0.183]</w:t>
+      </w:r>
+      <w:r>
+        <w:br/>
+      </w:r>
+      <w:r>
+        <w:rPr>
+          <w:rStyle w:val="VerbatimChar"/>
+        </w:rPr>
+        <w:t xml:space="preserve">γ           median = 0.1783   mean = 0.1784   95% CI = [0.1709, 0.1863]</w:t>
+      </w:r>
+      <w:r>
+        <w:br/>
+      </w:r>
+      <w:r>
+        <w:rPr>
+          <w:rStyle w:val="VerbatimChar"/>
+        </w:rPr>
+        <w:t xml:space="preserve">ρ           median = 0.0415   mean = 0.0412   95% CI = [0.0331, 0.0483]</w:t>
+      </w:r>
+      <w:r>
+        <w:br/>
+      </w:r>
+      <w:r>
+        <w:rPr>
+          <w:rStyle w:val="VerbatimChar"/>
+        </w:rPr>
+        <w:t xml:space="preserve">R0          median = 1.0393   mean = 1.039   95% CI = [0.9576, 1.123]</w:t>
+      </w:r>
+      <w:r>
+        <w:br/>
+      </w:r>
+      <w:r>
+        <w:rPr>
+          <w:rStyle w:val="VerbatimChar"/>
+        </w:rPr>
+        <w:t xml:space="preserve">IP_steps    median = 6.12   mean = 6.12   95% CI = [5.88, 6.37]</w:t>
+      </w:r>
+      <w:r>
+        <w:br/>
+      </w:r>
+      <w:r>
+        <w:rPr>
+          <w:rStyle w:val="VerbatimChar"/>
+        </w:rPr>
+        <w:t xml:space="preserve">K_over_N    median = 0.2489   mean = 0.2475   95% CI = [0.1707, 0.3244]</w:t>
+      </w:r>
+      <w:r>
+        <w:br/>
+      </w:r>
+      <w:r>
+        <w:br/>
+      </w:r>
+      <w:r>
+        <w:rPr>
+          <w:rStyle w:val="VerbatimChar"/>
+        </w:rPr>
+        <w:t xml:space="preserve">Convergence diagnostics:</w:t>
+      </w:r>
+    </w:p>
+    <w:p>
+      <w:pPr>
+        <w:pStyle w:val="SourceCode"/>
+      </w:pPr>
+      <w:r>
+        <w:rPr>
+          <w:rStyle w:val="VerbatimChar"/>
+        </w:rPr>
+        <w:t xml:space="preserve">ESS</w:t>
+      </w:r>
+      <w:r>
+        <w:br/>
+      </w:r>
+      <w:r>
+        <w:br/>
+      </w:r>
+      <w:r>
+        <w:rPr>
+          <w:rStyle w:val="VerbatimChar"/>
+        </w:rPr>
+        <w:t xml:space="preserve">  parameters        ess   ess_per_sec </w:t>
+      </w:r>
+      <w:r>
+        <w:br/>
+      </w:r>
+      <w:r>
+        <w:rPr>
+          <w:rStyle w:val="VerbatimChar"/>
+        </w:rPr>
+        <w:t xml:space="preserve">      Symbol    Float64       Float64 </w:t>
+      </w:r>
+      <w:r>
+        <w:br/>
+      </w:r>
+      <w:r>
+        <w:br/>
+      </w:r>
+      <w:r>
+        <w:rPr>
+          <w:rStyle w:val="VerbatimChar"/>
+        </w:rPr>
+        <w:t xml:space="preserve">           N   109.3918        2.7218</w:t>
+      </w:r>
+      <w:r>
+        <w:br/>
+      </w:r>
+      <w:r>
+        <w:rPr>
+          <w:rStyle w:val="VerbatimChar"/>
+        </w:rPr>
+        <w:t xml:space="preserve">           β   153.1045        3.8094</w:t>
+      </w:r>
+      <w:r>
+        <w:br/>
+      </w:r>
+      <w:r>
+        <w:rPr>
+          <w:rStyle w:val="VerbatimChar"/>
+        </w:rPr>
+        <w:t xml:space="preserve">           γ   499.9142       12.4385</w:t>
+      </w:r>
+      <w:r>
+        <w:br/>
+      </w:r>
+      <w:r>
+        <w:rPr>
+          <w:rStyle w:val="VerbatimChar"/>
+        </w:rPr>
+        <w:t xml:space="preserve">           ρ   126.9735        3.1593</w:t>
+      </w:r>
+    </w:p>
+    <w:p>
+      <w:pPr>
+        <w:pStyle w:val="SourceCode"/>
+      </w:pPr>
+      <w:r>
+        <w:rPr>
+          <w:rStyle w:val="VerbatimChar"/>
+        </w:rPr>
+        <w:t xml:space="preserve">R-hat</w:t>
+      </w:r>
+      <w:r>
+        <w:br/>
+      </w:r>
+      <w:r>
+        <w:br/>
+      </w:r>
+      <w:r>
+        <w:rPr>
+          <w:rStyle w:val="VerbatimChar"/>
+        </w:rPr>
+        <w:t xml:space="preserve">  parameters      rhat </w:t>
+      </w:r>
+      <w:r>
+        <w:br/>
+      </w:r>
+      <w:r>
+        <w:rPr>
+          <w:rStyle w:val="VerbatimChar"/>
+        </w:rPr>
+        <w:t xml:space="preserve">      Symbol   Float64 </w:t>
+      </w:r>
+      <w:r>
+        <w:br/>
+      </w:r>
+      <w:r>
+        <w:br/>
+      </w:r>
+      <w:r>
+        <w:rPr>
+          <w:rStyle w:val="VerbatimChar"/>
+        </w:rPr>
+        <w:t xml:space="preserve">           N    1.0413</w:t>
+      </w:r>
+      <w:r>
+        <w:br/>
+      </w:r>
+      <w:r>
+        <w:rPr>
+          <w:rStyle w:val="VerbatimChar"/>
+        </w:rPr>
+        <w:t xml:space="preserve">           β    1.0150</w:t>
+      </w:r>
+      <w:r>
+        <w:br/>
+      </w:r>
+      <w:r>
+        <w:rPr>
+          <w:rStyle w:val="VerbatimChar"/>
+        </w:rPr>
+        <w:t xml:space="preserve">           γ    1.0156</w:t>
+      </w:r>
+      <w:r>
+        <w:br/>
+      </w:r>
+      <w:r>
+        <w:rPr>
+          <w:rStyle w:val="VerbatimChar"/>
+        </w:rPr>
+        <w:t xml:space="preserve">           ρ    1.0407</w:t>
       </w:r>
     </w:p>
     <w:p>
@@ -7039,7 +9730,7 @@
               <a:graphicData uri="http://schemas.openxmlformats.org/drawingml/2006/picture">
                 <pic:pic>
                   <pic:nvPicPr>
-                    <pic:cNvPr descr="dsa_WSU_Turing_files/figure-docx/cell-15-output-1.svg" id="38" name="Picture"/>
+                    <pic:cNvPr descr="dsa_WSU_Turing_files/figure-docx/cell-17-output-1.svg" id="38" name="Picture"/>
                     <pic:cNvPicPr>
                       <a:picLocks noChangeArrowheads="1" noChangeAspect="1"/>
                     </pic:cNvPicPr>
@@ -7095,7 +9786,7 @@
               <a:graphicData uri="http://schemas.openxmlformats.org/drawingml/2006/picture">
                 <pic:pic>
                   <pic:nvPicPr>
-                    <pic:cNvPr descr="dsa_WSU_Turing_files/figure-docx/cell-16-output-1.svg" id="42" name="Picture"/>
+                    <pic:cNvPr descr="dsa_WSU_Turing_files/figure-docx/cell-18-output-1.svg" id="42" name="Picture"/>
                     <pic:cNvPicPr>
                       <a:picLocks noChangeArrowheads="1" noChangeAspect="1"/>
                     </pic:cNvPicPr>
@@ -7145,7 +9836,7 @@
         <w:rPr>
           <w:rStyle w:val="VerbatimChar"/>
         </w:rPr>
-        <w:t xml:space="preserve">Final epidemic size (simulated): τ * N = 2238.86</w:t>
+        <w:t xml:space="preserve">Final epidemic size (simulated, at median N): τ * N̂ = 2270.1</w:t>
       </w:r>
       <w:r>
         <w:br/>
@@ -7154,7 +9845,7 @@
         <w:rPr>
           <w:rStyle w:val="VerbatimChar"/>
         </w:rPr>
-        <w:t xml:space="preserve">Total observed infections: 2265</w:t>
+        <w:t xml:space="preserve">Total observed infections: 2276</w:t>
       </w:r>
       <w:r>
         <w:br/>
@@ -7163,7 +9854,7 @@
         <w:rPr>
           <w:rStyle w:val="VerbatimChar"/>
         </w:rPr>
-        <w:t xml:space="preserve">Mean recovery time (observed): 5.0 days</w:t>
+        <w:t xml:space="preserve">Inferred susceptible population (median): N̂ = 9143</w:t>
       </w:r>
       <w:r>
         <w:br/>
@@ -7172,7 +9863,7 @@
         <w:rPr>
           <w:rStyle w:val="VerbatimChar"/>
         </w:rPr>
-        <w:t xml:space="preserve">Mean recovery time (fitted): 5.6 days</w:t>
+        <w:t xml:space="preserve">Mean recovery time (observed delta, hosp - onset): 5.0 days</w:t>
       </w:r>
       <w:r>
         <w:br/>
@@ -7181,7 +9872,7 @@
         <w:rPr>
           <w:rStyle w:val="VerbatimChar"/>
         </w:rPr>
-        <w:t xml:space="preserve">Observed total infections: 2265</w:t>
+        <w:t xml:space="preserve">Mean recovery delta (fitted, (1 - p_γ̂)/p_γ̂): 5.12 days</w:t>
       </w:r>
       <w:r>
         <w:br/>
@@ -7190,7 +9881,7 @@
         <w:rPr>
           <w:rStyle w:val="VerbatimChar"/>
         </w:rPr>
-        <w:t xml:space="preserve">Predicted total infections: 2238.9</w:t>
+        <w:t xml:space="preserve">Observed total infections: 2276</w:t>
       </w:r>
       <w:r>
         <w:br/>
@@ -7199,7 +9890,16 @@
         <w:rPr>
           <w:rStyle w:val="VerbatimChar"/>
         </w:rPr>
-        <w:t xml:space="preserve">Recovery time fit error: 12.2%</w:t>
+        <w:t xml:space="preserve">Predicted total infections: 2270.1</w:t>
+      </w:r>
+      <w:r>
+        <w:br/>
+      </w:r>
+      <w:r>
+        <w:rPr>
+          <w:rStyle w:val="VerbatimChar"/>
+        </w:rPr>
+        <w:t xml:space="preserve">Recovery delta fit error (observed vs (1-p_γ̂)/p_γ̂): 0.8%</w:t>
       </w:r>
     </w:p>
     <w:bookmarkEnd w:id="44"/>
@@ -7234,7 +9934,7 @@
               <a:graphicData uri="http://schemas.openxmlformats.org/drawingml/2006/picture">
                 <pic:pic>
                   <pic:nvPicPr>
-                    <pic:cNvPr descr="dsa_WSU_Turing_files/figure-docx/cell-18-output-1.svg" id="47" name="Picture"/>
+                    <pic:cNvPr descr="dsa_WSU_Turing_files/figure-docx/cell-20-output-1.svg" id="47" name="Picture"/>
                     <pic:cNvPicPr>
                       <a:picLocks noChangeArrowheads="1" noChangeAspect="1"/>
                     </pic:cNvPicPr>
@@ -7290,7 +9990,7 @@
               <a:graphicData uri="http://schemas.openxmlformats.org/drawingml/2006/picture">
                 <pic:pic>
                   <pic:nvPicPr>
-                    <pic:cNvPr descr="dsa_WSU_Turing_files/figure-docx/cell-19-output-1.svg" id="51" name="Picture"/>
+                    <pic:cNvPr descr="dsa_WSU_Turing_files/figure-docx/cell-21-output-1.svg" id="51" name="Picture"/>
                     <pic:cNvPicPr>
                       <a:picLocks noChangeArrowheads="1" noChangeAspect="1"/>
                     </pic:cNvPicPr>
@@ -7332,6 +10032,35 @@
         </w:drawing>
       </w:r>
     </w:p>
+    <w:p>
+      <w:pPr>
+        <w:pStyle w:val="SourceCode"/>
+      </w:pPr>
+      <w:r>
+        <w:rPr>
+          <w:rStyle w:val="VerbatimChar"/>
+        </w:rPr>
+        <w:t xml:space="preserve">Final size posterior: </w:t>
+      </w:r>
+      <w:r>
+        <w:br/>
+      </w:r>
+      <w:r>
+        <w:rPr>
+          <w:rStyle w:val="VerbatimChar"/>
+        </w:rPr>
+        <w:t xml:space="preserve">median = 2276.0   </w:t>
+      </w:r>
+      <w:r>
+        <w:br/>
+      </w:r>
+      <w:r>
+        <w:rPr>
+          <w:rStyle w:val="VerbatimChar"/>
+        </w:rPr>
+        <w:t xml:space="preserve">95% CI = [2197.0, 2358.0]</w:t>
+      </w:r>
+    </w:p>
     <w:bookmarkEnd w:id="53"/>
     <w:bookmarkStart w:id="54" w:name="discussion"/>
     <w:p>
@@ -7347,7 +10076,169 @@
         <w:pStyle w:val="FirstParagraph"/>
       </w:pPr>
       <w:r>
-        <w:t xml:space="preserve">The analysis performed on the WSU H1N1 outbreak dataset from 2009 showed that the discrete SIR model, with geometric recovery times, captured the dynamics of the epidemic. It was able to infer key parameters from the data and provided estimations that approximate the timing of infections and the distribution of recovery times.</w:t>
+        <w:t xml:space="preserve">The analysis performed on the WSU H1N1 outbreak dataset from 2009 showed that the discrete SIR model, with geometric recovery times, captured the dynamics of the epidemic. The susceptible population</w:t>
+      </w:r>
+      <w:r>
+        <w:t xml:space="preserve"> </w:t>
+      </w:r>
+      <m:oMath>
+        <m:r>
+          <m:t>N</m:t>
+        </m:r>
+      </m:oMath>
+      <w:r>
+        <w:t xml:space="preserve"> </w:t>
+      </w:r>
+      <w:r>
+        <w:t xml:space="preserve">has a posterior median of</w:t>
+      </w:r>
+      <w:r>
+        <w:t xml:space="preserve"> </w:t>
+      </w:r>
+      <m:oMath>
+        <m:r>
+          <m:t>9</m:t>
+        </m:r>
+        <m:r>
+          <m:rPr>
+            <m:sty m:val="p"/>
+          </m:rPr>
+          <m:t>,</m:t>
+        </m:r>
+        <m:r>
+          <m:t>143</m:t>
+        </m:r>
+      </m:oMath>
+      <w:r>
+        <w:t xml:space="preserve"> </w:t>
+      </w:r>
+      <w:r>
+        <w:t xml:space="preserve">(95% CI</w:t>
+      </w:r>
+      <w:r>
+        <w:t xml:space="preserve"> </w:t>
+      </w:r>
+      <m:oMath>
+        <m:d>
+          <m:dPr>
+            <m:begChr m:val="["/>
+            <m:sepChr m:val=""/>
+            <m:endChr m:val="]"/>
+            <m:grow/>
+          </m:dPr>
+          <m:e>
+            <m:r>
+              <m:t>7</m:t>
+            </m:r>
+            <m:r>
+              <m:rPr>
+                <m:sty m:val="p"/>
+              </m:rPr>
+              <m:t>,</m:t>
+            </m:r>
+            <m:r>
+              <m:t>017</m:t>
+            </m:r>
+            <m:r>
+              <m:rPr>
+                <m:sty m:val="p"/>
+              </m:rPr>
+              <m:t>,</m:t>
+            </m:r>
+            <m:r>
+              <m:t> </m:t>
+            </m:r>
+            <m:r>
+              <m:t>13</m:t>
+            </m:r>
+            <m:r>
+              <m:rPr>
+                <m:sty m:val="p"/>
+              </m:rPr>
+              <m:t>,</m:t>
+            </m:r>
+            <m:r>
+              <m:t>331</m:t>
+            </m:r>
+          </m:e>
+        </m:d>
+      </m:oMath>
+      <w:r>
+        <w:t xml:space="preserve">), which overlaps the estimate of</w:t>
+      </w:r>
+      <w:r>
+        <w:t xml:space="preserve"> </w:t>
+      </w:r>
+      <m:oMath>
+        <m:r>
+          <m:t>7</m:t>
+        </m:r>
+        <m:r>
+          <m:rPr>
+            <m:sty m:val="p"/>
+          </m:rPr>
+          <m:t>,</m:t>
+        </m:r>
+        <m:r>
+          <m:t>051</m:t>
+        </m:r>
+      </m:oMath>
+      <w:r>
+        <w:t xml:space="preserve"> </w:t>
+      </w:r>
+      <w:r>
+        <w:t xml:space="preserve">(90% CI</w:t>
+      </w:r>
+      <w:r>
+        <w:t xml:space="preserve"> </w:t>
+      </w:r>
+      <m:oMath>
+        <m:d>
+          <m:dPr>
+            <m:begChr m:val="["/>
+            <m:sepChr m:val=""/>
+            <m:endChr m:val="]"/>
+            <m:grow/>
+          </m:dPr>
+          <m:e>
+            <m:r>
+              <m:t>6</m:t>
+            </m:r>
+            <m:r>
+              <m:rPr>
+                <m:sty m:val="p"/>
+              </m:rPr>
+              <m:t>,</m:t>
+            </m:r>
+            <m:r>
+              <m:t>602</m:t>
+            </m:r>
+            <m:r>
+              <m:rPr>
+                <m:sty m:val="p"/>
+              </m:rPr>
+              <m:t>,</m:t>
+            </m:r>
+            <m:r>
+              <m:t> </m:t>
+            </m:r>
+            <m:r>
+              <m:t>7</m:t>
+            </m:r>
+            <m:r>
+              <m:rPr>
+                <m:sty m:val="p"/>
+              </m:rPr>
+              <m:t>,</m:t>
+            </m:r>
+            <m:r>
+              <m:t>581</m:t>
+            </m:r>
+          </m:e>
+        </m:d>
+      </m:oMath>
+      <w:r>
+        <w:t xml:space="preserve">) reported by KhudaBukhsh et al. (2020).</w:t>
       </w:r>
     </w:p>
     <w:p>
